--- a/RecycleBin-1/KhaiPhaDuLieu/Báo cáo KPDL.docx
+++ b/RecycleBin-1/KhaiPhaDuLieu/Báo cáo KPDL.docx
@@ -4,6 +4,9 @@
   <w:body>
     <w:p>
       <w:r>
+        <w:rPr>
+          <w:noProof/>
+        </w:rPr>
         <w:drawing>
           <wp:anchor distT="0" distB="0" distL="114300" distR="114300" simplePos="0" relativeHeight="251658240" behindDoc="1" locked="0" layoutInCell="1" allowOverlap="1" wp14:anchorId="490318ED" wp14:editId="6F26B631">
             <wp:simplePos x="0" y="0"/>
@@ -79,14 +82,14 @@
       <w:pPr>
         <w:jc w:val="center"/>
         <w:rPr>
-          <w:rFonts w:asciiTheme="majorHAnsi" w:hAnsiTheme="majorHAnsi" w:cstheme="majorHAnsi"/>
+          <w:rFonts w:cstheme="majorHAnsi"/>
           <w:b/>
           <w:bCs/>
         </w:rPr>
       </w:pPr>
       <w:r>
         <w:rPr>
-          <w:rFonts w:asciiTheme="majorHAnsi" w:hAnsiTheme="majorHAnsi" w:cstheme="majorHAnsi"/>
+          <w:rFonts w:cstheme="majorHAnsi"/>
           <w:b/>
           <w:bCs/>
         </w:rPr>
@@ -97,14 +100,14 @@
       <w:pPr>
         <w:jc w:val="center"/>
         <w:rPr>
-          <w:rFonts w:asciiTheme="majorHAnsi" w:hAnsiTheme="majorHAnsi" w:cstheme="majorHAnsi"/>
+          <w:rFonts w:cstheme="majorHAnsi"/>
           <w:b/>
           <w:bCs/>
         </w:rPr>
       </w:pPr>
       <w:r>
         <w:rPr>
-          <w:rFonts w:asciiTheme="majorHAnsi" w:hAnsiTheme="majorHAnsi" w:cstheme="majorHAnsi"/>
+          <w:rFonts w:cstheme="majorHAnsi"/>
           <w:b/>
           <w:bCs/>
         </w:rPr>
@@ -115,10 +118,13 @@
       <w:pPr>
         <w:jc w:val="center"/>
         <w:rPr>
-          <w:rFonts w:asciiTheme="majorHAnsi" w:hAnsiTheme="majorHAnsi" w:cstheme="majorHAnsi"/>
-        </w:rPr>
-      </w:pPr>
-      <w:r>
+          <w:rFonts w:cstheme="majorHAnsi"/>
+        </w:rPr>
+      </w:pPr>
+      <w:r>
+        <w:rPr>
+          <w:noProof/>
+        </w:rPr>
         <w:drawing>
           <wp:inline distT="0" distB="0" distL="0" distR="0" wp14:anchorId="18C78220" wp14:editId="2B832FAC">
             <wp:extent cx="1672197" cy="1708030"/>
@@ -178,7 +184,7 @@
       <w:pPr>
         <w:jc w:val="center"/>
         <w:rPr>
-          <w:rFonts w:asciiTheme="majorHAnsi" w:hAnsiTheme="majorHAnsi" w:cstheme="majorHAnsi"/>
+          <w:rFonts w:cstheme="majorHAnsi"/>
           <w:b/>
           <w:bCs/>
           <w:sz w:val="32"/>
@@ -187,7 +193,7 @@
       </w:pPr>
       <w:r>
         <w:rPr>
-          <w:rFonts w:asciiTheme="majorHAnsi" w:hAnsiTheme="majorHAnsi" w:cstheme="majorHAnsi"/>
+          <w:rFonts w:cstheme="majorHAnsi"/>
           <w:b/>
           <w:bCs/>
           <w:sz w:val="32"/>
@@ -200,7 +206,7 @@
       <w:pPr>
         <w:jc w:val="center"/>
         <w:rPr>
-          <w:rFonts w:asciiTheme="majorHAnsi" w:hAnsiTheme="majorHAnsi" w:cstheme="majorHAnsi"/>
+          <w:rFonts w:cstheme="majorHAnsi"/>
           <w:b/>
           <w:bCs/>
           <w:sz w:val="32"/>
@@ -209,7 +215,7 @@
       </w:pPr>
       <w:r>
         <w:rPr>
-          <w:rFonts w:asciiTheme="majorHAnsi" w:hAnsiTheme="majorHAnsi" w:cstheme="majorHAnsi"/>
+          <w:rFonts w:cstheme="majorHAnsi"/>
           <w:b/>
           <w:bCs/>
           <w:sz w:val="32"/>
@@ -222,7 +228,7 @@
       <w:pPr>
         <w:jc w:val="center"/>
         <w:rPr>
-          <w:rFonts w:asciiTheme="majorHAnsi" w:hAnsiTheme="majorHAnsi" w:cstheme="majorHAnsi"/>
+          <w:rFonts w:cstheme="majorHAnsi"/>
           <w:b/>
           <w:bCs/>
           <w:sz w:val="32"/>
@@ -231,7 +237,7 @@
       </w:pPr>
       <w:r>
         <w:rPr>
-          <w:rFonts w:asciiTheme="majorHAnsi" w:hAnsiTheme="majorHAnsi" w:cstheme="majorHAnsi"/>
+          <w:rFonts w:cstheme="majorHAnsi"/>
           <w:b/>
           <w:bCs/>
           <w:sz w:val="32"/>
@@ -253,7 +259,7 @@
       </w:pPr>
       <w:r>
         <w:rPr>
-          <w:rFonts w:asciiTheme="majorHAnsi" w:hAnsiTheme="majorHAnsi" w:cstheme="majorHAnsi"/>
+          <w:rFonts w:cstheme="majorHAnsi"/>
           <w:b/>
           <w:bCs/>
           <w:sz w:val="32"/>
@@ -442,24 +448,24 @@
       <w:pPr>
         <w:jc w:val="center"/>
         <w:rPr>
-          <w:rFonts w:asciiTheme="majorHAnsi" w:hAnsiTheme="majorHAnsi" w:cstheme="majorHAnsi"/>
-        </w:rPr>
-      </w:pPr>
-      <w:r>
-        <w:rPr>
-          <w:rFonts w:asciiTheme="majorHAnsi" w:hAnsiTheme="majorHAnsi" w:cstheme="majorHAnsi"/>
+          <w:rFonts w:cstheme="majorHAnsi"/>
+        </w:rPr>
+      </w:pPr>
+      <w:r>
+        <w:rPr>
+          <w:rFonts w:cstheme="majorHAnsi"/>
         </w:rPr>
         <w:t xml:space="preserve">Nguyễn Tất Thắng </w:t>
       </w:r>
       <w:r>
         <w:rPr>
-          <w:rFonts w:asciiTheme="majorHAnsi" w:hAnsiTheme="majorHAnsi" w:cstheme="majorHAnsi"/>
+          <w:rFonts w:cstheme="majorHAnsi"/>
         </w:rPr>
         <w:tab/>
       </w:r>
       <w:r>
         <w:rPr>
-          <w:rFonts w:asciiTheme="majorHAnsi" w:hAnsiTheme="majorHAnsi" w:cstheme="majorHAnsi"/>
+          <w:rFonts w:cstheme="majorHAnsi"/>
         </w:rPr>
         <w:t>B22DCCN814</w:t>
       </w:r>
@@ -468,24 +474,24 @@
       <w:pPr>
         <w:jc w:val="center"/>
         <w:rPr>
-          <w:rFonts w:asciiTheme="majorHAnsi" w:hAnsiTheme="majorHAnsi" w:cstheme="majorHAnsi"/>
-        </w:rPr>
-      </w:pPr>
-      <w:r>
-        <w:rPr>
-          <w:rFonts w:asciiTheme="majorHAnsi" w:hAnsiTheme="majorHAnsi" w:cstheme="majorHAnsi"/>
+          <w:rFonts w:cstheme="majorHAnsi"/>
+        </w:rPr>
+      </w:pPr>
+      <w:r>
+        <w:rPr>
+          <w:rFonts w:cstheme="majorHAnsi"/>
         </w:rPr>
         <w:t xml:space="preserve">Tào Đức Thiện </w:t>
       </w:r>
       <w:r>
         <w:rPr>
-          <w:rFonts w:asciiTheme="majorHAnsi" w:hAnsiTheme="majorHAnsi" w:cstheme="majorHAnsi"/>
+          <w:rFonts w:cstheme="majorHAnsi"/>
         </w:rPr>
         <w:tab/>
       </w:r>
       <w:r>
         <w:rPr>
-          <w:rFonts w:asciiTheme="majorHAnsi" w:hAnsiTheme="majorHAnsi" w:cstheme="majorHAnsi"/>
+          <w:rFonts w:cstheme="majorHAnsi"/>
         </w:rPr>
         <w:t>B22DCCN826</w:t>
       </w:r>
@@ -494,24 +500,24 @@
       <w:pPr>
         <w:jc w:val="center"/>
         <w:rPr>
-          <w:rFonts w:asciiTheme="majorHAnsi" w:hAnsiTheme="majorHAnsi" w:cstheme="majorHAnsi"/>
-        </w:rPr>
-      </w:pPr>
-      <w:r>
-        <w:rPr>
-          <w:rFonts w:asciiTheme="majorHAnsi" w:hAnsiTheme="majorHAnsi" w:cstheme="majorHAnsi"/>
+          <w:rFonts w:cstheme="majorHAnsi"/>
+        </w:rPr>
+      </w:pPr>
+      <w:r>
+        <w:rPr>
+          <w:rFonts w:cstheme="majorHAnsi"/>
         </w:rPr>
         <w:t xml:space="preserve">Vũ Thành Minh </w:t>
       </w:r>
       <w:r>
         <w:rPr>
-          <w:rFonts w:asciiTheme="majorHAnsi" w:hAnsiTheme="majorHAnsi" w:cstheme="majorHAnsi"/>
+          <w:rFonts w:cstheme="majorHAnsi"/>
         </w:rPr>
         <w:tab/>
       </w:r>
       <w:r>
         <w:rPr>
-          <w:rFonts w:asciiTheme="majorHAnsi" w:hAnsiTheme="majorHAnsi" w:cstheme="majorHAnsi"/>
+          <w:rFonts w:cstheme="majorHAnsi"/>
         </w:rPr>
         <w:t>B22DCCN549</w:t>
       </w:r>
@@ -520,30 +526,30 @@
       <w:pPr>
         <w:jc w:val="center"/>
         <w:rPr>
-          <w:rFonts w:asciiTheme="majorHAnsi" w:hAnsiTheme="majorHAnsi" w:cstheme="majorHAnsi"/>
-        </w:rPr>
-      </w:pPr>
-      <w:r>
-        <w:rPr>
-          <w:rFonts w:asciiTheme="majorHAnsi" w:hAnsiTheme="majorHAnsi" w:cstheme="majorHAnsi"/>
+          <w:rFonts w:cstheme="majorHAnsi"/>
+        </w:rPr>
+      </w:pPr>
+      <w:r>
+        <w:rPr>
+          <w:rFonts w:cstheme="majorHAnsi"/>
         </w:rPr>
         <w:t xml:space="preserve">Lý Tuấn Anh </w:t>
       </w:r>
       <w:r>
         <w:rPr>
-          <w:rFonts w:asciiTheme="majorHAnsi" w:hAnsiTheme="majorHAnsi" w:cstheme="majorHAnsi"/>
+          <w:rFonts w:cstheme="majorHAnsi"/>
         </w:rPr>
         <w:tab/>
       </w:r>
       <w:r>
         <w:rPr>
-          <w:rFonts w:asciiTheme="majorHAnsi" w:hAnsiTheme="majorHAnsi" w:cstheme="majorHAnsi"/>
+          <w:rFonts w:cstheme="majorHAnsi"/>
         </w:rPr>
         <w:tab/>
       </w:r>
       <w:r>
         <w:rPr>
-          <w:rFonts w:asciiTheme="majorHAnsi" w:hAnsiTheme="majorHAnsi" w:cstheme="majorHAnsi"/>
+          <w:rFonts w:cstheme="majorHAnsi"/>
         </w:rPr>
         <w:t>B22DCCN022</w:t>
       </w:r>
@@ -552,30 +558,30 @@
       <w:pPr>
         <w:jc w:val="center"/>
         <w:rPr>
-          <w:rFonts w:asciiTheme="majorHAnsi" w:hAnsiTheme="majorHAnsi" w:cstheme="majorHAnsi"/>
-        </w:rPr>
-      </w:pPr>
-      <w:r>
-        <w:rPr>
-          <w:rFonts w:asciiTheme="majorHAnsi" w:hAnsiTheme="majorHAnsi" w:cstheme="majorHAnsi"/>
+          <w:rFonts w:cstheme="majorHAnsi"/>
+        </w:rPr>
+      </w:pPr>
+      <w:r>
+        <w:rPr>
+          <w:rFonts w:cstheme="majorHAnsi"/>
         </w:rPr>
         <w:t xml:space="preserve">Trần Hữu Đạt </w:t>
       </w:r>
       <w:r>
         <w:rPr>
-          <w:rFonts w:asciiTheme="majorHAnsi" w:hAnsiTheme="majorHAnsi" w:cstheme="majorHAnsi"/>
+          <w:rFonts w:cstheme="majorHAnsi"/>
         </w:rPr>
         <w:tab/>
       </w:r>
       <w:r>
         <w:rPr>
-          <w:rFonts w:asciiTheme="majorHAnsi" w:hAnsiTheme="majorHAnsi" w:cstheme="majorHAnsi"/>
+          <w:rFonts w:cstheme="majorHAnsi"/>
         </w:rPr>
         <w:tab/>
       </w:r>
       <w:r>
         <w:rPr>
-          <w:rFonts w:asciiTheme="majorHAnsi" w:hAnsiTheme="majorHAnsi" w:cstheme="majorHAnsi"/>
+          <w:rFonts w:cstheme="majorHAnsi"/>
         </w:rPr>
         <w:t>B21DCCN221</w:t>
       </w:r>
@@ -584,7 +590,7 @@
       <w:pPr>
         <w:jc w:val="center"/>
         <w:rPr>
-          <w:rFonts w:asciiTheme="majorHAnsi" w:hAnsiTheme="majorHAnsi" w:cstheme="majorHAnsi"/>
+          <w:rFonts w:cstheme="majorHAnsi"/>
         </w:rPr>
       </w:pPr>
     </w:p>
@@ -592,7 +598,7 @@
       <w:pPr>
         <w:jc w:val="center"/>
         <w:rPr>
-          <w:rFonts w:asciiTheme="majorHAnsi" w:hAnsiTheme="majorHAnsi" w:cstheme="majorHAnsi"/>
+          <w:rFonts w:cstheme="majorHAnsi"/>
           <w:b/>
           <w:bCs/>
           <w:i/>
@@ -609,7 +615,7 @@
       </w:pPr>
       <w:r>
         <w:rPr>
-          <w:rFonts w:asciiTheme="majorHAnsi" w:hAnsiTheme="majorHAnsi" w:cstheme="majorHAnsi"/>
+          <w:rFonts w:cstheme="majorHAnsi"/>
           <w:b/>
           <w:bCs/>
           <w:i/>
@@ -619,7 +625,7 @@
       </w:r>
       <w:r>
         <w:rPr>
-          <w:rFonts w:asciiTheme="majorHAnsi" w:hAnsiTheme="majorHAnsi" w:cstheme="majorHAnsi"/>
+          <w:rFonts w:cstheme="majorHAnsi"/>
           <w:b/>
           <w:bCs/>
           <w:i/>
@@ -629,7 +635,7 @@
       </w:r>
       <w:r>
         <w:rPr>
-          <w:rFonts w:asciiTheme="majorHAnsi" w:hAnsiTheme="majorHAnsi" w:cstheme="majorHAnsi"/>
+          <w:rFonts w:cstheme="majorHAnsi"/>
           <w:b/>
           <w:bCs/>
           <w:i/>
@@ -639,7 +645,7 @@
       </w:r>
       <w:r>
         <w:rPr>
-          <w:rFonts w:asciiTheme="majorHAnsi" w:hAnsiTheme="majorHAnsi" w:cstheme="majorHAnsi"/>
+          <w:rFonts w:cstheme="majorHAnsi"/>
           <w:b/>
           <w:bCs/>
           <w:i/>
@@ -650,7 +656,7 @@
     </w:p>
     <w:p>
       <w:pPr>
-        <w:pStyle w:val="u1"/>
+        <w:pStyle w:val="Heading1"/>
         <w:numPr>
           <w:ilvl w:val="0"/>
           <w:numId w:val="0"/>
@@ -660,7 +666,6 @@
       </w:pPr>
       <w:bookmarkStart w:id="0" w:name="_Toc228312771"/>
       <w:r>
-        <w:lastRenderedPageBreak/>
         <w:t>LỜI CẢM ƠN</w:t>
       </w:r>
       <w:bookmarkEnd w:id="0"/>
@@ -750,6 +755,7 @@
       <w:sdtPr>
         <w:rPr>
           <w:rFonts w:asciiTheme="minorHAnsi" w:eastAsiaTheme="minorHAnsi" w:hAnsiTheme="minorHAnsi" w:cstheme="minorBidi"/>
+          <w:color w:val="auto"/>
           <w:sz w:val="24"/>
           <w:szCs w:val="24"/>
         </w:rPr>
@@ -761,15 +767,15 @@
       </w:sdtPr>
       <w:sdtEndPr>
         <w:rPr>
+          <w:rFonts w:asciiTheme="majorHAnsi" w:hAnsiTheme="majorHAnsi"/>
           <w:b/>
           <w:bCs/>
-          <w:color w:val="auto"/>
         </w:rPr>
       </w:sdtEndPr>
       <w:sdtContent>
         <w:p>
           <w:pPr>
-            <w:pStyle w:val="u1"/>
+            <w:pStyle w:val="Heading1"/>
             <w:numPr>
               <w:ilvl w:val="0"/>
               <w:numId w:val="0"/>
@@ -784,7 +790,7 @@
         </w:p>
         <w:p>
           <w:pPr>
-            <w:pStyle w:val="Mucluc1"/>
+            <w:pStyle w:val="TOC1"/>
             <w:tabs>
               <w:tab w:val="right" w:leader="dot" w:pos="9350"/>
             </w:tabs>
@@ -806,7 +812,7 @@
           <w:hyperlink w:anchor="_Toc228312771" w:history="1">
             <w:r>
               <w:rPr>
-                <w:rStyle w:val="Siuktni"/>
+                <w:rStyle w:val="Hyperlink"/>
                 <w:noProof/>
               </w:rPr>
               <w:t>LỜI CẢM ƠN</w:t>
@@ -863,7 +869,7 @@
         </w:p>
         <w:p>
           <w:pPr>
-            <w:pStyle w:val="Mucluc1"/>
+            <w:pStyle w:val="TOC1"/>
             <w:tabs>
               <w:tab w:val="right" w:leader="dot" w:pos="9350"/>
             </w:tabs>
@@ -876,7 +882,7 @@
           <w:hyperlink w:anchor="_Toc228312772" w:history="1">
             <w:r>
               <w:rPr>
-                <w:rStyle w:val="Siuktni"/>
+                <w:rStyle w:val="Hyperlink"/>
                 <w:noProof/>
               </w:rPr>
               <w:t>MỤC LỤC</w:t>
@@ -933,7 +939,7 @@
         </w:p>
         <w:p>
           <w:pPr>
-            <w:pStyle w:val="Mucluc1"/>
+            <w:pStyle w:val="TOC1"/>
             <w:tabs>
               <w:tab w:val="right" w:leader="dot" w:pos="9350"/>
             </w:tabs>
@@ -946,7 +952,7 @@
           <w:hyperlink w:anchor="_Toc228312773" w:history="1">
             <w:r>
               <w:rPr>
-                <w:rStyle w:val="Siuktni"/>
+                <w:rStyle w:val="Hyperlink"/>
                 <w:noProof/>
               </w:rPr>
               <w:t>DANH MỤC HÌNH MINH HỌA</w:t>
@@ -1003,7 +1009,7 @@
         </w:p>
         <w:p>
           <w:pPr>
-            <w:pStyle w:val="Mucluc1"/>
+            <w:pStyle w:val="TOC1"/>
             <w:tabs>
               <w:tab w:val="right" w:leader="dot" w:pos="9350"/>
             </w:tabs>
@@ -1016,7 +1022,7 @@
           <w:hyperlink w:anchor="_Toc228312774" w:history="1">
             <w:r>
               <w:rPr>
-                <w:rStyle w:val="Siuktni"/>
+                <w:rStyle w:val="Hyperlink"/>
                 <w:noProof/>
               </w:rPr>
               <w:t>PHÂN CHIA CÔNG VIỆC</w:t>
@@ -1073,7 +1079,7 @@
         </w:p>
         <w:p>
           <w:pPr>
-            <w:pStyle w:val="Mucluc1"/>
+            <w:pStyle w:val="TOC1"/>
             <w:tabs>
               <w:tab w:val="right" w:leader="dot" w:pos="9350"/>
             </w:tabs>
@@ -1086,7 +1092,7 @@
           <w:hyperlink w:anchor="_Toc228312775" w:history="1">
             <w:r>
               <w:rPr>
-                <w:rStyle w:val="Siuktni"/>
+                <w:rStyle w:val="Hyperlink"/>
                 <w:noProof/>
               </w:rPr>
               <w:t>CHƯƠNG 1. TỔNG QUAN</w:t>
@@ -1143,7 +1149,7 @@
         </w:p>
         <w:p>
           <w:pPr>
-            <w:pStyle w:val="Mucluc2"/>
+            <w:pStyle w:val="TOC2"/>
             <w:tabs>
               <w:tab w:val="right" w:leader="dot" w:pos="9350"/>
             </w:tabs>
@@ -1156,7 +1162,7 @@
           <w:hyperlink w:anchor="_Toc228312776" w:history="1">
             <w:r>
               <w:rPr>
-                <w:rStyle w:val="Siuktni"/>
+                <w:rStyle w:val="Hyperlink"/>
                 <w:noProof/>
               </w:rPr>
               <w:t>1.1. Lý do chọn đề tài</w:t>
@@ -1213,7 +1219,7 @@
         </w:p>
         <w:p>
           <w:pPr>
-            <w:pStyle w:val="Mucluc2"/>
+            <w:pStyle w:val="TOC2"/>
             <w:tabs>
               <w:tab w:val="right" w:leader="dot" w:pos="9350"/>
             </w:tabs>
@@ -1226,7 +1232,7 @@
           <w:hyperlink w:anchor="_Toc228312777" w:history="1">
             <w:r>
               <w:rPr>
-                <w:rStyle w:val="Siuktni"/>
+                <w:rStyle w:val="Hyperlink"/>
                 <w:noProof/>
               </w:rPr>
               <w:t>1.2. Mục tiêu nghiên cứu</w:t>
@@ -1283,7 +1289,7 @@
         </w:p>
         <w:p>
           <w:pPr>
-            <w:pStyle w:val="Mucluc3"/>
+            <w:pStyle w:val="TOC3"/>
             <w:tabs>
               <w:tab w:val="right" w:leader="dot" w:pos="9350"/>
             </w:tabs>
@@ -1296,7 +1302,7 @@
           <w:hyperlink w:anchor="_Toc228312778" w:history="1">
             <w:r>
               <w:rPr>
-                <w:rStyle w:val="Siuktni"/>
+                <w:rStyle w:val="Hyperlink"/>
                 <w:noProof/>
               </w:rPr>
               <w:t>1.2.1. Mục tiêu tổng quát</w:t>
@@ -1353,7 +1359,7 @@
         </w:p>
         <w:p>
           <w:pPr>
-            <w:pStyle w:val="Mucluc3"/>
+            <w:pStyle w:val="TOC3"/>
             <w:tabs>
               <w:tab w:val="right" w:leader="dot" w:pos="9350"/>
             </w:tabs>
@@ -1366,7 +1372,7 @@
           <w:hyperlink w:anchor="_Toc228312779" w:history="1">
             <w:r>
               <w:rPr>
-                <w:rStyle w:val="Siuktni"/>
+                <w:rStyle w:val="Hyperlink"/>
                 <w:noProof/>
               </w:rPr>
               <w:t>1.2.2. Mục tiêu cụ thể</w:t>
@@ -1423,7 +1429,7 @@
         </w:p>
         <w:p>
           <w:pPr>
-            <w:pStyle w:val="Mucluc2"/>
+            <w:pStyle w:val="TOC2"/>
             <w:tabs>
               <w:tab w:val="right" w:leader="dot" w:pos="9350"/>
             </w:tabs>
@@ -1436,7 +1442,7 @@
           <w:hyperlink w:anchor="_Toc228312780" w:history="1">
             <w:r>
               <w:rPr>
-                <w:rStyle w:val="Siuktni"/>
+                <w:rStyle w:val="Hyperlink"/>
                 <w:noProof/>
               </w:rPr>
               <w:t>1.3. Đối tượng nghiên cứu</w:t>
@@ -1493,7 +1499,7 @@
         </w:p>
         <w:p>
           <w:pPr>
-            <w:pStyle w:val="Mucluc1"/>
+            <w:pStyle w:val="TOC1"/>
             <w:tabs>
               <w:tab w:val="right" w:leader="dot" w:pos="9350"/>
             </w:tabs>
@@ -1506,7 +1512,7 @@
           <w:hyperlink w:anchor="_Toc228312781" w:history="1">
             <w:r>
               <w:rPr>
-                <w:rStyle w:val="Siuktni"/>
+                <w:rStyle w:val="Hyperlink"/>
                 <w:noProof/>
               </w:rPr>
               <w:t>CHƯƠNG 2. CƠ SỞ LÝ THUYẾT</w:t>
@@ -1563,7 +1569,7 @@
         </w:p>
         <w:p>
           <w:pPr>
-            <w:pStyle w:val="Mucluc2"/>
+            <w:pStyle w:val="TOC2"/>
             <w:tabs>
               <w:tab w:val="right" w:leader="dot" w:pos="9350"/>
             </w:tabs>
@@ -1576,7 +1582,7 @@
           <w:hyperlink w:anchor="_Toc228312782" w:history="1">
             <w:r>
               <w:rPr>
-                <w:rStyle w:val="Siuktni"/>
+                <w:rStyle w:val="Hyperlink"/>
                 <w:noProof/>
               </w:rPr>
               <w:t>2.1. Giới thiệu về bài toán phân loại</w:t>
@@ -1633,7 +1639,7 @@
         </w:p>
         <w:p>
           <w:pPr>
-            <w:pStyle w:val="Mucluc3"/>
+            <w:pStyle w:val="TOC3"/>
             <w:tabs>
               <w:tab w:val="right" w:leader="dot" w:pos="9350"/>
             </w:tabs>
@@ -1646,7 +1652,7 @@
           <w:hyperlink w:anchor="_Toc228312783" w:history="1">
             <w:r>
               <w:rPr>
-                <w:rStyle w:val="Siuktni"/>
+                <w:rStyle w:val="Hyperlink"/>
                 <w:noProof/>
               </w:rPr>
               <w:t>2.1.1. Khái niệm</w:t>
@@ -1703,7 +1709,7 @@
         </w:p>
         <w:p>
           <w:pPr>
-            <w:pStyle w:val="Mucluc3"/>
+            <w:pStyle w:val="TOC3"/>
             <w:tabs>
               <w:tab w:val="right" w:leader="dot" w:pos="9350"/>
             </w:tabs>
@@ -1716,7 +1722,7 @@
           <w:hyperlink w:anchor="_Toc228312784" w:history="1">
             <w:r>
               <w:rPr>
-                <w:rStyle w:val="Siuktni"/>
+                <w:rStyle w:val="Hyperlink"/>
                 <w:noProof/>
               </w:rPr>
               <w:t>2.1.2. Các loại bài toán phân loại</w:t>
@@ -1773,7 +1779,7 @@
         </w:p>
         <w:p>
           <w:pPr>
-            <w:pStyle w:val="Mucluc3"/>
+            <w:pStyle w:val="TOC3"/>
             <w:tabs>
               <w:tab w:val="right" w:leader="dot" w:pos="9350"/>
             </w:tabs>
@@ -1786,7 +1792,7 @@
           <w:hyperlink w:anchor="_Toc228312785" w:history="1">
             <w:r>
               <w:rPr>
-                <w:rStyle w:val="Siuktni"/>
+                <w:rStyle w:val="Hyperlink"/>
                 <w:noProof/>
               </w:rPr>
               <w:t>2.1.3. Quy trình giải quyết bài toán phân loại</w:t>
@@ -1843,7 +1849,7 @@
         </w:p>
         <w:p>
           <w:pPr>
-            <w:pStyle w:val="Mucluc3"/>
+            <w:pStyle w:val="TOC3"/>
             <w:tabs>
               <w:tab w:val="right" w:leader="dot" w:pos="9350"/>
             </w:tabs>
@@ -1856,7 +1862,7 @@
           <w:hyperlink w:anchor="_Toc228312786" w:history="1">
             <w:r>
               <w:rPr>
-                <w:rStyle w:val="Siuktni"/>
+                <w:rStyle w:val="Hyperlink"/>
                 <w:noProof/>
               </w:rPr>
               <w:t>2.1.4. Các thách thức trong bài toán phân loại</w:t>
@@ -1913,7 +1919,7 @@
         </w:p>
         <w:p>
           <w:pPr>
-            <w:pStyle w:val="Mucluc3"/>
+            <w:pStyle w:val="TOC3"/>
             <w:tabs>
               <w:tab w:val="right" w:leader="dot" w:pos="9350"/>
             </w:tabs>
@@ -1926,7 +1932,7 @@
           <w:hyperlink w:anchor="_Toc228312787" w:history="1">
             <w:r>
               <w:rPr>
-                <w:rStyle w:val="Siuktni"/>
+                <w:rStyle w:val="Hyperlink"/>
                 <w:noProof/>
               </w:rPr>
               <w:t>2.1.5. Ứng dụng của bài toán phân loại</w:t>
@@ -1983,7 +1989,7 @@
         </w:p>
         <w:p>
           <w:pPr>
-            <w:pStyle w:val="Mucluc2"/>
+            <w:pStyle w:val="TOC2"/>
             <w:tabs>
               <w:tab w:val="right" w:leader="dot" w:pos="9350"/>
             </w:tabs>
@@ -1996,14 +2002,14 @@
           <w:hyperlink w:anchor="_Toc228312788" w:history="1">
             <w:r>
               <w:rPr>
-                <w:rStyle w:val="Siuktni"/>
+                <w:rStyle w:val="Hyperlink"/>
                 <w:noProof/>
               </w:rPr>
               <w:t>2.2.</w:t>
             </w:r>
             <w:r>
               <w:rPr>
-                <w:rStyle w:val="Siuktni"/>
+                <w:rStyle w:val="Hyperlink"/>
                 <w:noProof/>
                 <w:lang w:val="en-US"/>
               </w:rPr>
@@ -2061,7 +2067,7 @@
         </w:p>
         <w:p>
           <w:pPr>
-            <w:pStyle w:val="Mucluc3"/>
+            <w:pStyle w:val="TOC3"/>
             <w:tabs>
               <w:tab w:val="right" w:leader="dot" w:pos="9350"/>
             </w:tabs>
@@ -2074,7 +2080,7 @@
           <w:hyperlink w:anchor="_Toc228312789" w:history="1">
             <w:r>
               <w:rPr>
-                <w:rStyle w:val="Siuktni"/>
+                <w:rStyle w:val="Hyperlink"/>
                 <w:noProof/>
               </w:rPr>
               <w:t>2.2.1. Lý thuyết về thuật toán Random Forest</w:t>
@@ -2131,7 +2137,7 @@
         </w:p>
         <w:p>
           <w:pPr>
-            <w:pStyle w:val="Mucluc3"/>
+            <w:pStyle w:val="TOC3"/>
             <w:tabs>
               <w:tab w:val="right" w:leader="dot" w:pos="9350"/>
             </w:tabs>
@@ -2144,7 +2150,7 @@
           <w:hyperlink w:anchor="_Toc228312790" w:history="1">
             <w:r>
               <w:rPr>
-                <w:rStyle w:val="Siuktni"/>
+                <w:rStyle w:val="Hyperlink"/>
                 <w:noProof/>
               </w:rPr>
               <w:t>2.2.2. Lý thuyết về mô hình Logistic Regression</w:t>
@@ -2201,7 +2207,7 @@
         </w:p>
         <w:p>
           <w:pPr>
-            <w:pStyle w:val="Mucluc3"/>
+            <w:pStyle w:val="TOC3"/>
             <w:tabs>
               <w:tab w:val="right" w:leader="dot" w:pos="9350"/>
             </w:tabs>
@@ -2214,7 +2220,7 @@
           <w:hyperlink w:anchor="_Toc228312791" w:history="1">
             <w:r>
               <w:rPr>
-                <w:rStyle w:val="Siuktni"/>
+                <w:rStyle w:val="Hyperlink"/>
                 <w:noProof/>
               </w:rPr>
               <w:t>2.2.3. Thuật toán Decision tree</w:t>
@@ -2271,7 +2277,7 @@
         </w:p>
         <w:p>
           <w:pPr>
-            <w:pStyle w:val="Mucluc3"/>
+            <w:pStyle w:val="TOC3"/>
             <w:tabs>
               <w:tab w:val="right" w:leader="dot" w:pos="9350"/>
             </w:tabs>
@@ -2284,7 +2290,7 @@
           <w:hyperlink w:anchor="_Toc228312792" w:history="1">
             <w:r>
               <w:rPr>
-                <w:rStyle w:val="Siuktni"/>
+                <w:rStyle w:val="Hyperlink"/>
                 <w:noProof/>
               </w:rPr>
               <w:t>2.2.4. Gradient Boosting (GradientBoostingClassifier)</w:t>
@@ -2341,7 +2347,7 @@
         </w:p>
         <w:p>
           <w:pPr>
-            <w:pStyle w:val="Mucluc2"/>
+            <w:pStyle w:val="TOC2"/>
             <w:tabs>
               <w:tab w:val="right" w:leader="dot" w:pos="9350"/>
             </w:tabs>
@@ -2354,7 +2360,7 @@
           <w:hyperlink w:anchor="_Toc228312793" w:history="1">
             <w:r>
               <w:rPr>
-                <w:rStyle w:val="Siuktni"/>
+                <w:rStyle w:val="Hyperlink"/>
                 <w:noProof/>
               </w:rPr>
               <w:t>2.3. Các chỉ số đánh giá mô hình</w:t>
@@ -2411,7 +2417,7 @@
         </w:p>
         <w:p>
           <w:pPr>
-            <w:pStyle w:val="Mucluc3"/>
+            <w:pStyle w:val="TOC3"/>
             <w:tabs>
               <w:tab w:val="right" w:leader="dot" w:pos="9350"/>
             </w:tabs>
@@ -2424,7 +2430,7 @@
           <w:hyperlink w:anchor="_Toc228312794" w:history="1">
             <w:r>
               <w:rPr>
-                <w:rStyle w:val="Siuktni"/>
+                <w:rStyle w:val="Hyperlink"/>
                 <w:noProof/>
               </w:rPr>
               <w:t>2.3.1. Confusion matrix (ma trận nhầm lẫn)</w:t>
@@ -2481,7 +2487,7 @@
         </w:p>
         <w:p>
           <w:pPr>
-            <w:pStyle w:val="Mucluc3"/>
+            <w:pStyle w:val="TOC3"/>
             <w:tabs>
               <w:tab w:val="right" w:leader="dot" w:pos="9350"/>
             </w:tabs>
@@ -2494,7 +2500,7 @@
           <w:hyperlink w:anchor="_Toc228312795" w:history="1">
             <w:r>
               <w:rPr>
-                <w:rStyle w:val="Siuktni"/>
+                <w:rStyle w:val="Hyperlink"/>
                 <w:noProof/>
               </w:rPr>
               <w:t>2.3.2. Accrancy (độ chính xác)</w:t>
@@ -2551,7 +2557,7 @@
         </w:p>
         <w:p>
           <w:pPr>
-            <w:pStyle w:val="Mucluc3"/>
+            <w:pStyle w:val="TOC3"/>
             <w:tabs>
               <w:tab w:val="right" w:leader="dot" w:pos="9350"/>
             </w:tabs>
@@ -2564,7 +2570,7 @@
           <w:hyperlink w:anchor="_Toc228312796" w:history="1">
             <w:r>
               <w:rPr>
-                <w:rStyle w:val="Siuktni"/>
+                <w:rStyle w:val="Hyperlink"/>
                 <w:noProof/>
               </w:rPr>
               <w:t>2.3.3. Precision</w:t>
@@ -2621,7 +2627,7 @@
         </w:p>
         <w:p>
           <w:pPr>
-            <w:pStyle w:val="Mucluc3"/>
+            <w:pStyle w:val="TOC3"/>
             <w:tabs>
               <w:tab w:val="right" w:leader="dot" w:pos="9350"/>
             </w:tabs>
@@ -2634,7 +2640,7 @@
           <w:hyperlink w:anchor="_Toc228312797" w:history="1">
             <w:r>
               <w:rPr>
-                <w:rStyle w:val="Siuktni"/>
+                <w:rStyle w:val="Hyperlink"/>
                 <w:noProof/>
               </w:rPr>
               <w:t>2.3.4. Recall</w:t>
@@ -2691,7 +2697,7 @@
         </w:p>
         <w:p>
           <w:pPr>
-            <w:pStyle w:val="Mucluc3"/>
+            <w:pStyle w:val="TOC3"/>
             <w:tabs>
               <w:tab w:val="right" w:leader="dot" w:pos="9350"/>
             </w:tabs>
@@ -2704,7 +2710,7 @@
           <w:hyperlink w:anchor="_Toc228312798" w:history="1">
             <w:r>
               <w:rPr>
-                <w:rStyle w:val="Siuktni"/>
+                <w:rStyle w:val="Hyperlink"/>
                 <w:noProof/>
               </w:rPr>
               <w:t>2.3.5. F1-score</w:t>
@@ -2761,7 +2767,7 @@
         </w:p>
         <w:p>
           <w:pPr>
-            <w:pStyle w:val="Mucluc3"/>
+            <w:pStyle w:val="TOC3"/>
             <w:tabs>
               <w:tab w:val="right" w:leader="dot" w:pos="9350"/>
             </w:tabs>
@@ -2774,7 +2780,7 @@
           <w:hyperlink w:anchor="_Toc228312799" w:history="1">
             <w:r>
               <w:rPr>
-                <w:rStyle w:val="Siuktni"/>
+                <w:rStyle w:val="Hyperlink"/>
                 <w:noProof/>
               </w:rPr>
               <w:t>2.3.6. AUC-ROC</w:t>
@@ -2831,7 +2837,7 @@
         </w:p>
         <w:p>
           <w:pPr>
-            <w:pStyle w:val="Mucluc2"/>
+            <w:pStyle w:val="TOC2"/>
             <w:tabs>
               <w:tab w:val="right" w:leader="dot" w:pos="9350"/>
             </w:tabs>
@@ -2844,7 +2850,7 @@
           <w:hyperlink w:anchor="_Toc228312800" w:history="1">
             <w:r>
               <w:rPr>
-                <w:rStyle w:val="Siuktni"/>
+                <w:rStyle w:val="Hyperlink"/>
                 <w:noProof/>
               </w:rPr>
               <w:t>2.4. Công cụ sử dụng</w:t>
@@ -2901,7 +2907,7 @@
         </w:p>
         <w:p>
           <w:pPr>
-            <w:pStyle w:val="Mucluc3"/>
+            <w:pStyle w:val="TOC3"/>
             <w:tabs>
               <w:tab w:val="right" w:leader="dot" w:pos="9350"/>
             </w:tabs>
@@ -2914,7 +2920,7 @@
           <w:hyperlink w:anchor="_Toc228312801" w:history="1">
             <w:r>
               <w:rPr>
-                <w:rStyle w:val="Siuktni"/>
+                <w:rStyle w:val="Hyperlink"/>
                 <w:noProof/>
               </w:rPr>
               <w:t>2.4.1. Flask</w:t>
@@ -2971,7 +2977,7 @@
         </w:p>
         <w:p>
           <w:pPr>
-            <w:pStyle w:val="Mucluc3"/>
+            <w:pStyle w:val="TOC3"/>
             <w:tabs>
               <w:tab w:val="right" w:leader="dot" w:pos="9350"/>
             </w:tabs>
@@ -2984,7 +2990,7 @@
           <w:hyperlink w:anchor="_Toc228312802" w:history="1">
             <w:r>
               <w:rPr>
-                <w:rStyle w:val="Siuktni"/>
+                <w:rStyle w:val="Hyperlink"/>
                 <w:noProof/>
               </w:rPr>
               <w:t>2.4.2. Pandas</w:t>
@@ -3041,7 +3047,7 @@
         </w:p>
         <w:p>
           <w:pPr>
-            <w:pStyle w:val="Mucluc3"/>
+            <w:pStyle w:val="TOC3"/>
             <w:tabs>
               <w:tab w:val="right" w:leader="dot" w:pos="9350"/>
             </w:tabs>
@@ -3054,7 +3060,7 @@
           <w:hyperlink w:anchor="_Toc228312803" w:history="1">
             <w:r>
               <w:rPr>
-                <w:rStyle w:val="Siuktni"/>
+                <w:rStyle w:val="Hyperlink"/>
                 <w:noProof/>
               </w:rPr>
               <w:t>2.4.3. Numpy</w:t>
@@ -3111,7 +3117,7 @@
         </w:p>
         <w:p>
           <w:pPr>
-            <w:pStyle w:val="Mucluc3"/>
+            <w:pStyle w:val="TOC3"/>
             <w:tabs>
               <w:tab w:val="right" w:leader="dot" w:pos="9350"/>
             </w:tabs>
@@ -3124,7 +3130,7 @@
           <w:hyperlink w:anchor="_Toc228312804" w:history="1">
             <w:r>
               <w:rPr>
-                <w:rStyle w:val="Siuktni"/>
+                <w:rStyle w:val="Hyperlink"/>
                 <w:noProof/>
               </w:rPr>
               <w:t>2.4.4. Seaborn</w:t>
@@ -3181,7 +3187,7 @@
         </w:p>
         <w:p>
           <w:pPr>
-            <w:pStyle w:val="Mucluc3"/>
+            <w:pStyle w:val="TOC3"/>
             <w:tabs>
               <w:tab w:val="right" w:leader="dot" w:pos="9350"/>
             </w:tabs>
@@ -3194,7 +3200,7 @@
           <w:hyperlink w:anchor="_Toc228312805" w:history="1">
             <w:r>
               <w:rPr>
-                <w:rStyle w:val="Siuktni"/>
+                <w:rStyle w:val="Hyperlink"/>
                 <w:noProof/>
               </w:rPr>
               <w:t>2.4.5. Matplotlib</w:t>
@@ -3251,7 +3257,7 @@
         </w:p>
         <w:p>
           <w:pPr>
-            <w:pStyle w:val="Mucluc3"/>
+            <w:pStyle w:val="TOC3"/>
             <w:tabs>
               <w:tab w:val="right" w:leader="dot" w:pos="9350"/>
             </w:tabs>
@@ -3264,7 +3270,7 @@
           <w:hyperlink w:anchor="_Toc228312806" w:history="1">
             <w:r>
               <w:rPr>
-                <w:rStyle w:val="Siuktni"/>
+                <w:rStyle w:val="Hyperlink"/>
                 <w:noProof/>
               </w:rPr>
               <w:t>2.4.6. Scikit-learn</w:t>
@@ -3321,7 +3327,7 @@
         </w:p>
         <w:p>
           <w:pPr>
-            <w:pStyle w:val="Mucluc3"/>
+            <w:pStyle w:val="TOC3"/>
             <w:tabs>
               <w:tab w:val="right" w:leader="dot" w:pos="9350"/>
             </w:tabs>
@@ -3334,7 +3340,7 @@
           <w:hyperlink w:anchor="_Toc228312807" w:history="1">
             <w:r>
               <w:rPr>
-                <w:rStyle w:val="Siuktni"/>
+                <w:rStyle w:val="Hyperlink"/>
                 <w:noProof/>
               </w:rPr>
               <w:t>2.4.7. Joblib</w:t>
@@ -3391,7 +3397,7 @@
         </w:p>
         <w:p>
           <w:pPr>
-            <w:pStyle w:val="Mucluc3"/>
+            <w:pStyle w:val="TOC3"/>
             <w:tabs>
               <w:tab w:val="right" w:leader="dot" w:pos="9350"/>
             </w:tabs>
@@ -3404,7 +3410,7 @@
           <w:hyperlink w:anchor="_Toc228312808" w:history="1">
             <w:r>
               <w:rPr>
-                <w:rStyle w:val="Siuktni"/>
+                <w:rStyle w:val="Hyperlink"/>
                 <w:noProof/>
               </w:rPr>
               <w:t>2.4.8. Werkzeug</w:t>
@@ -3461,7 +3467,7 @@
         </w:p>
         <w:p>
           <w:pPr>
-            <w:pStyle w:val="Mucluc3"/>
+            <w:pStyle w:val="TOC3"/>
             <w:tabs>
               <w:tab w:val="right" w:leader="dot" w:pos="9350"/>
             </w:tabs>
@@ -3474,7 +3480,7 @@
           <w:hyperlink w:anchor="_Toc228312809" w:history="1">
             <w:r>
               <w:rPr>
-                <w:rStyle w:val="Siuktni"/>
+                <w:rStyle w:val="Hyperlink"/>
                 <w:noProof/>
               </w:rPr>
               <w:t>2.4.9. Setuptools</w:t>
@@ -3531,7 +3537,7 @@
         </w:p>
         <w:p>
           <w:pPr>
-            <w:pStyle w:val="Mucluc1"/>
+            <w:pStyle w:val="TOC1"/>
             <w:tabs>
               <w:tab w:val="right" w:leader="dot" w:pos="9350"/>
             </w:tabs>
@@ -3544,7 +3550,7 @@
           <w:hyperlink w:anchor="_Toc228312810" w:history="1">
             <w:r>
               <w:rPr>
-                <w:rStyle w:val="Siuktni"/>
+                <w:rStyle w:val="Hyperlink"/>
                 <w:noProof/>
               </w:rPr>
               <w:t>CHƯƠNG 3. XÂY DỰNG MÔ HÌNH PHÁT HIỆN KHÁCH HÀNG RỜI KHỎI NGÂN HÀNG DỰA TRÊN HỌC MÁY CÓ GIÁM SÁT</w:t>
@@ -3601,7 +3607,7 @@
         </w:p>
         <w:p>
           <w:pPr>
-            <w:pStyle w:val="Mucluc2"/>
+            <w:pStyle w:val="TOC2"/>
             <w:tabs>
               <w:tab w:val="right" w:leader="dot" w:pos="9350"/>
             </w:tabs>
@@ -3614,7 +3620,7 @@
           <w:hyperlink w:anchor="_Toc228312811" w:history="1">
             <w:r>
               <w:rPr>
-                <w:rStyle w:val="Siuktni"/>
+                <w:rStyle w:val="Hyperlink"/>
                 <w:noProof/>
               </w:rPr>
               <w:t>3.1. Bài toán phát hiện khách hàng rời khỏi ngân hàng</w:t>
@@ -3671,7 +3677,7 @@
         </w:p>
         <w:p>
           <w:pPr>
-            <w:pStyle w:val="Mucluc2"/>
+            <w:pStyle w:val="TOC2"/>
             <w:tabs>
               <w:tab w:val="right" w:leader="dot" w:pos="9350"/>
             </w:tabs>
@@ -3684,7 +3690,7 @@
           <w:hyperlink w:anchor="_Toc228312812" w:history="1">
             <w:r>
               <w:rPr>
-                <w:rStyle w:val="Siuktni"/>
+                <w:rStyle w:val="Hyperlink"/>
                 <w:noProof/>
               </w:rPr>
               <w:t>3.2. Import các thư viện cần thiết</w:t>
@@ -3741,7 +3747,7 @@
         </w:p>
         <w:p>
           <w:pPr>
-            <w:pStyle w:val="Mucluc2"/>
+            <w:pStyle w:val="TOC2"/>
             <w:tabs>
               <w:tab w:val="right" w:leader="dot" w:pos="9350"/>
             </w:tabs>
@@ -3754,7 +3760,7 @@
           <w:hyperlink w:anchor="_Toc228312813" w:history="1">
             <w:r>
               <w:rPr>
-                <w:rStyle w:val="Siuktni"/>
+                <w:rStyle w:val="Hyperlink"/>
                 <w:noProof/>
               </w:rPr>
               <w:t>3.3. Đọc dữ liệu</w:t>
@@ -3811,7 +3817,7 @@
         </w:p>
         <w:p>
           <w:pPr>
-            <w:pStyle w:val="Mucluc3"/>
+            <w:pStyle w:val="TOC3"/>
             <w:tabs>
               <w:tab w:val="right" w:leader="dot" w:pos="9350"/>
             </w:tabs>
@@ -3824,7 +3830,7 @@
           <w:hyperlink w:anchor="_Toc228312814" w:history="1">
             <w:r>
               <w:rPr>
-                <w:rStyle w:val="Siuktni"/>
+                <w:rStyle w:val="Hyperlink"/>
                 <w:noProof/>
               </w:rPr>
               <w:t>3.3.1. Đọc 5 hàng đầu tiên</w:t>
@@ -3881,7 +3887,7 @@
         </w:p>
         <w:p>
           <w:pPr>
-            <w:pStyle w:val="Mucluc3"/>
+            <w:pStyle w:val="TOC3"/>
             <w:tabs>
               <w:tab w:val="right" w:leader="dot" w:pos="9350"/>
             </w:tabs>
@@ -3894,7 +3900,7 @@
           <w:hyperlink w:anchor="_Toc228312815" w:history="1">
             <w:r>
               <w:rPr>
-                <w:rStyle w:val="Siuktni"/>
+                <w:rStyle w:val="Hyperlink"/>
                 <w:noProof/>
               </w:rPr>
               <w:t>3.3.2. Số dòng và số cột,</w:t>
@@ -3951,7 +3957,7 @@
         </w:p>
         <w:p>
           <w:pPr>
-            <w:pStyle w:val="Mucluc3"/>
+            <w:pStyle w:val="TOC3"/>
             <w:tabs>
               <w:tab w:val="right" w:leader="dot" w:pos="9350"/>
             </w:tabs>
@@ -3964,7 +3970,7 @@
           <w:hyperlink w:anchor="_Toc228312816" w:history="1">
             <w:r>
               <w:rPr>
-                <w:rStyle w:val="Siuktni"/>
+                <w:rStyle w:val="Hyperlink"/>
                 <w:noProof/>
               </w:rPr>
               <w:t>3.3.3. Thông tin kiểu dữ liệu, số lượng non-null</w:t>
@@ -4021,7 +4027,7 @@
         </w:p>
         <w:p>
           <w:pPr>
-            <w:pStyle w:val="Mucluc3"/>
+            <w:pStyle w:val="TOC3"/>
             <w:tabs>
               <w:tab w:val="right" w:leader="dot" w:pos="9350"/>
             </w:tabs>
@@ -4034,7 +4040,7 @@
           <w:hyperlink w:anchor="_Toc228312817" w:history="1">
             <w:r>
               <w:rPr>
-                <w:rStyle w:val="Siuktni"/>
+                <w:rStyle w:val="Hyperlink"/>
                 <w:noProof/>
               </w:rPr>
               <w:t>3.3.4. Thống kê mô tả các cột</w:t>
@@ -4091,7 +4097,7 @@
         </w:p>
         <w:p>
           <w:pPr>
-            <w:pStyle w:val="Mucluc2"/>
+            <w:pStyle w:val="TOC2"/>
             <w:tabs>
               <w:tab w:val="right" w:leader="dot" w:pos="9350"/>
             </w:tabs>
@@ -4104,7 +4110,7 @@
           <w:hyperlink w:anchor="_Toc228312818" w:history="1">
             <w:r>
               <w:rPr>
-                <w:rStyle w:val="Siuktni"/>
+                <w:rStyle w:val="Hyperlink"/>
                 <w:noProof/>
               </w:rPr>
               <w:t>3.4. Khám phá dữ liệu</w:t>
@@ -4161,7 +4167,7 @@
         </w:p>
         <w:p>
           <w:pPr>
-            <w:pStyle w:val="Mucluc3"/>
+            <w:pStyle w:val="TOC3"/>
             <w:tabs>
               <w:tab w:val="right" w:leader="dot" w:pos="9350"/>
             </w:tabs>
@@ -4174,7 +4180,7 @@
           <w:hyperlink w:anchor="_Toc228312819" w:history="1">
             <w:r>
               <w:rPr>
-                <w:rStyle w:val="Siuktni"/>
+                <w:rStyle w:val="Hyperlink"/>
                 <w:noProof/>
               </w:rPr>
               <w:t>3.4.1. Kiểm tra tên cột</w:t>
@@ -4231,7 +4237,7 @@
         </w:p>
         <w:p>
           <w:pPr>
-            <w:pStyle w:val="Mucluc3"/>
+            <w:pStyle w:val="TOC3"/>
             <w:tabs>
               <w:tab w:val="right" w:leader="dot" w:pos="9350"/>
             </w:tabs>
@@ -4244,7 +4250,7 @@
           <w:hyperlink w:anchor="_Toc228312820" w:history="1">
             <w:r>
               <w:rPr>
-                <w:rStyle w:val="Siuktni"/>
+                <w:rStyle w:val="Hyperlink"/>
                 <w:noProof/>
               </w:rPr>
               <w:t>3.4.2. Kiểm tra dữ liệu thiếu</w:t>
@@ -4301,7 +4307,7 @@
         </w:p>
         <w:p>
           <w:pPr>
-            <w:pStyle w:val="Mucluc3"/>
+            <w:pStyle w:val="TOC3"/>
             <w:tabs>
               <w:tab w:val="right" w:leader="dot" w:pos="9350"/>
             </w:tabs>
@@ -4314,7 +4320,7 @@
           <w:hyperlink w:anchor="_Toc228312821" w:history="1">
             <w:r>
               <w:rPr>
-                <w:rStyle w:val="Siuktni"/>
+                <w:rStyle w:val="Hyperlink"/>
                 <w:noProof/>
               </w:rPr>
               <w:t>3.4.3. Kiểm tra dữ liệu trùng lặp</w:t>
@@ -4371,7 +4377,7 @@
         </w:p>
         <w:p>
           <w:pPr>
-            <w:pStyle w:val="Mucluc3"/>
+            <w:pStyle w:val="TOC3"/>
             <w:tabs>
               <w:tab w:val="right" w:leader="dot" w:pos="9350"/>
             </w:tabs>
@@ -4384,7 +4390,7 @@
           <w:hyperlink w:anchor="_Toc228312822" w:history="1">
             <w:r>
               <w:rPr>
-                <w:rStyle w:val="Siuktni"/>
+                <w:rStyle w:val="Hyperlink"/>
                 <w:noProof/>
               </w:rPr>
               <w:t>3.4.4. Kiểm tra phân bố của nhãn Exited (nhãn cần phân loại)</w:t>
@@ -4441,7 +4447,7 @@
         </w:p>
         <w:p>
           <w:pPr>
-            <w:pStyle w:val="Mucluc3"/>
+            <w:pStyle w:val="TOC3"/>
             <w:tabs>
               <w:tab w:val="right" w:leader="dot" w:pos="9350"/>
             </w:tabs>
@@ -4454,7 +4460,7 @@
           <w:hyperlink w:anchor="_Toc228312823" w:history="1">
             <w:r>
               <w:rPr>
-                <w:rStyle w:val="Siuktni"/>
+                <w:rStyle w:val="Hyperlink"/>
                 <w:noProof/>
               </w:rPr>
               <w:t>3.4.5. Trực quan hóa dữ liệu</w:t>
@@ -4511,7 +4517,7 @@
         </w:p>
         <w:p>
           <w:pPr>
-            <w:pStyle w:val="Mucluc2"/>
+            <w:pStyle w:val="TOC2"/>
             <w:tabs>
               <w:tab w:val="right" w:leader="dot" w:pos="9350"/>
             </w:tabs>
@@ -4524,7 +4530,7 @@
           <w:hyperlink w:anchor="_Toc228312824" w:history="1">
             <w:r>
               <w:rPr>
-                <w:rStyle w:val="Siuktni"/>
+                <w:rStyle w:val="Hyperlink"/>
                 <w:noProof/>
               </w:rPr>
               <w:t>3.5. Làm sạch và chọn biến</w:t>
@@ -4581,7 +4587,7 @@
         </w:p>
         <w:p>
           <w:pPr>
-            <w:pStyle w:val="Mucluc2"/>
+            <w:pStyle w:val="TOC2"/>
             <w:tabs>
               <w:tab w:val="right" w:leader="dot" w:pos="9350"/>
             </w:tabs>
@@ -4594,7 +4600,7 @@
           <w:hyperlink w:anchor="_Toc228312825" w:history="1">
             <w:r>
               <w:rPr>
-                <w:rStyle w:val="Siuktni"/>
+                <w:rStyle w:val="Hyperlink"/>
                 <w:noProof/>
               </w:rPr>
               <w:t>3.6. Encoding dữ liệu phân loại</w:t>
@@ -4651,7 +4657,7 @@
         </w:p>
         <w:p>
           <w:pPr>
-            <w:pStyle w:val="Mucluc2"/>
+            <w:pStyle w:val="TOC2"/>
             <w:tabs>
               <w:tab w:val="right" w:leader="dot" w:pos="9350"/>
             </w:tabs>
@@ -4664,7 +4670,7 @@
           <w:hyperlink w:anchor="_Toc228312826" w:history="1">
             <w:r>
               <w:rPr>
-                <w:rStyle w:val="Siuktni"/>
+                <w:rStyle w:val="Hyperlink"/>
                 <w:noProof/>
               </w:rPr>
               <w:t>3.7. Tách biến input và output</w:t>
@@ -4721,7 +4727,7 @@
         </w:p>
         <w:p>
           <w:pPr>
-            <w:pStyle w:val="Mucluc2"/>
+            <w:pStyle w:val="TOC2"/>
             <w:tabs>
               <w:tab w:val="right" w:leader="dot" w:pos="9350"/>
             </w:tabs>
@@ -4734,7 +4740,7 @@
           <w:hyperlink w:anchor="_Toc228312827" w:history="1">
             <w:r>
               <w:rPr>
-                <w:rStyle w:val="Siuktni"/>
+                <w:rStyle w:val="Hyperlink"/>
                 <w:noProof/>
               </w:rPr>
               <w:t>3.8. Chia tập train và test</w:t>
@@ -4791,7 +4797,7 @@
         </w:p>
         <w:p>
           <w:pPr>
-            <w:pStyle w:val="Mucluc2"/>
+            <w:pStyle w:val="TOC2"/>
             <w:tabs>
               <w:tab w:val="right" w:leader="dot" w:pos="9350"/>
             </w:tabs>
@@ -4804,7 +4810,7 @@
           <w:hyperlink w:anchor="_Toc228312828" w:history="1">
             <w:r>
               <w:rPr>
-                <w:rStyle w:val="Siuktni"/>
+                <w:rStyle w:val="Hyperlink"/>
                 <w:noProof/>
               </w:rPr>
               <w:t>3.9. Chuẩn hóa dữ liệu</w:t>
@@ -4861,7 +4867,7 @@
         </w:p>
         <w:p>
           <w:pPr>
-            <w:pStyle w:val="Mucluc2"/>
+            <w:pStyle w:val="TOC2"/>
             <w:tabs>
               <w:tab w:val="right" w:leader="dot" w:pos="9350"/>
             </w:tabs>
@@ -4874,7 +4880,7 @@
           <w:hyperlink w:anchor="_Toc228312829" w:history="1">
             <w:r>
               <w:rPr>
-                <w:rStyle w:val="Siuktni"/>
+                <w:rStyle w:val="Hyperlink"/>
                 <w:noProof/>
               </w:rPr>
               <w:t>3.10. Xây dựng mô hình</w:t>
@@ -4931,7 +4937,7 @@
         </w:p>
         <w:p>
           <w:pPr>
-            <w:pStyle w:val="Mucluc2"/>
+            <w:pStyle w:val="TOC2"/>
             <w:tabs>
               <w:tab w:val="right" w:leader="dot" w:pos="9350"/>
             </w:tabs>
@@ -4944,7 +4950,7 @@
           <w:hyperlink w:anchor="_Toc228312830" w:history="1">
             <w:r>
               <w:rPr>
-                <w:rStyle w:val="Siuktni"/>
+                <w:rStyle w:val="Hyperlink"/>
                 <w:noProof/>
               </w:rPr>
               <w:t>3.11. Huấn luyện và đánh giá</w:t>
@@ -5001,7 +5007,7 @@
         </w:p>
         <w:p>
           <w:pPr>
-            <w:pStyle w:val="Mucluc3"/>
+            <w:pStyle w:val="TOC3"/>
             <w:tabs>
               <w:tab w:val="right" w:leader="dot" w:pos="9350"/>
             </w:tabs>
@@ -5014,7 +5020,7 @@
           <w:hyperlink w:anchor="_Toc228312831" w:history="1">
             <w:r>
               <w:rPr>
-                <w:rStyle w:val="Siuktni"/>
+                <w:rStyle w:val="Hyperlink"/>
                 <w:noProof/>
               </w:rPr>
               <w:t>3.11.1. Thực hiện</w:t>
@@ -5071,7 +5077,7 @@
         </w:p>
         <w:p>
           <w:pPr>
-            <w:pStyle w:val="Mucluc3"/>
+            <w:pStyle w:val="TOC3"/>
             <w:tabs>
               <w:tab w:val="right" w:leader="dot" w:pos="9350"/>
             </w:tabs>
@@ -5084,7 +5090,7 @@
           <w:hyperlink w:anchor="_Toc228312832" w:history="1">
             <w:r>
               <w:rPr>
-                <w:rStyle w:val="Siuktni"/>
+                <w:rStyle w:val="Hyperlink"/>
                 <w:noProof/>
               </w:rPr>
               <w:t>3.11.2. So sánh F1-score giữa các mô hình</w:t>
@@ -5141,7 +5147,7 @@
         </w:p>
         <w:p>
           <w:pPr>
-            <w:pStyle w:val="Mucluc3"/>
+            <w:pStyle w:val="TOC3"/>
             <w:tabs>
               <w:tab w:val="right" w:leader="dot" w:pos="9350"/>
             </w:tabs>
@@ -5154,7 +5160,7 @@
           <w:hyperlink w:anchor="_Toc228312833" w:history="1">
             <w:r>
               <w:rPr>
-                <w:rStyle w:val="Siuktni"/>
+                <w:rStyle w:val="Hyperlink"/>
                 <w:noProof/>
               </w:rPr>
               <w:t>3.11.3. So sánh recall giữa các mô hình</w:t>
@@ -5211,7 +5217,7 @@
         </w:p>
         <w:p>
           <w:pPr>
-            <w:pStyle w:val="Mucluc3"/>
+            <w:pStyle w:val="TOC3"/>
             <w:tabs>
               <w:tab w:val="right" w:leader="dot" w:pos="9350"/>
             </w:tabs>
@@ -5224,7 +5230,7 @@
           <w:hyperlink w:anchor="_Toc228312834" w:history="1">
             <w:r>
               <w:rPr>
-                <w:rStyle w:val="Siuktni"/>
+                <w:rStyle w:val="Hyperlink"/>
                 <w:noProof/>
               </w:rPr>
               <w:t>3.11.4. So sánh ROU-AUC giữa các mô hình</w:t>
@@ -5281,7 +5287,7 @@
         </w:p>
         <w:p>
           <w:pPr>
-            <w:pStyle w:val="Mucluc3"/>
+            <w:pStyle w:val="TOC3"/>
             <w:tabs>
               <w:tab w:val="right" w:leader="dot" w:pos="9350"/>
             </w:tabs>
@@ -5294,7 +5300,7 @@
           <w:hyperlink w:anchor="_Toc228312835" w:history="1">
             <w:r>
               <w:rPr>
-                <w:rStyle w:val="Siuktni"/>
+                <w:rStyle w:val="Hyperlink"/>
                 <w:noProof/>
               </w:rPr>
               <w:t>3.11.5. Đánh giá</w:t>
@@ -5351,7 +5357,7 @@
         </w:p>
         <w:p>
           <w:pPr>
-            <w:pStyle w:val="Mucluc2"/>
+            <w:pStyle w:val="TOC2"/>
             <w:tabs>
               <w:tab w:val="right" w:leader="dot" w:pos="9350"/>
             </w:tabs>
@@ -5364,7 +5370,7 @@
           <w:hyperlink w:anchor="_Toc228312836" w:history="1">
             <w:r>
               <w:rPr>
-                <w:rStyle w:val="Siuktni"/>
+                <w:rStyle w:val="Hyperlink"/>
                 <w:noProof/>
               </w:rPr>
               <w:t>3.12. Tối ưu tham số cho mô hình Gradient Boosting</w:t>
@@ -5421,7 +5427,7 @@
         </w:p>
         <w:p>
           <w:pPr>
-            <w:pStyle w:val="Mucluc2"/>
+            <w:pStyle w:val="TOC2"/>
             <w:tabs>
               <w:tab w:val="right" w:leader="dot" w:pos="9350"/>
             </w:tabs>
@@ -5434,7 +5440,7 @@
           <w:hyperlink w:anchor="_Toc228312837" w:history="1">
             <w:r>
               <w:rPr>
-                <w:rStyle w:val="Siuktni"/>
+                <w:rStyle w:val="Hyperlink"/>
                 <w:noProof/>
               </w:rPr>
               <w:t>3.13. Chọn mô hình cuối cùng</w:t>
@@ -5491,7 +5497,7 @@
         </w:p>
         <w:p>
           <w:pPr>
-            <w:pStyle w:val="Mucluc3"/>
+            <w:pStyle w:val="TOC3"/>
             <w:tabs>
               <w:tab w:val="right" w:leader="dot" w:pos="9350"/>
             </w:tabs>
@@ -5504,7 +5510,7 @@
           <w:hyperlink w:anchor="_Toc228312838" w:history="1">
             <w:r>
               <w:rPr>
-                <w:rStyle w:val="Siuktni"/>
+                <w:rStyle w:val="Hyperlink"/>
                 <w:noProof/>
               </w:rPr>
               <w:t>3.13.1. Chạy mô hình</w:t>
@@ -5561,7 +5567,7 @@
         </w:p>
         <w:p>
           <w:pPr>
-            <w:pStyle w:val="Mucluc3"/>
+            <w:pStyle w:val="TOC3"/>
             <w:tabs>
               <w:tab w:val="right" w:leader="dot" w:pos="9350"/>
             </w:tabs>
@@ -5574,7 +5580,7 @@
           <w:hyperlink w:anchor="_Toc228312839" w:history="1">
             <w:r>
               <w:rPr>
-                <w:rStyle w:val="Siuktni"/>
+                <w:rStyle w:val="Hyperlink"/>
                 <w:rFonts w:eastAsia="Times New Roman"/>
                 <w:noProof/>
                 <w:lang w:eastAsia="vi-VN"/>
@@ -5633,7 +5639,7 @@
         </w:p>
         <w:p>
           <w:pPr>
-            <w:pStyle w:val="Mucluc2"/>
+            <w:pStyle w:val="TOC2"/>
             <w:tabs>
               <w:tab w:val="right" w:leader="dot" w:pos="9350"/>
             </w:tabs>
@@ -5646,7 +5652,7 @@
           <w:hyperlink w:anchor="_Toc228312840" w:history="1">
             <w:r>
               <w:rPr>
-                <w:rStyle w:val="Siuktni"/>
+                <w:rStyle w:val="Hyperlink"/>
                 <w:noProof/>
               </w:rPr>
               <w:t>3.14. Phân tích đặc trưng quan trọng</w:t>
@@ -5703,7 +5709,7 @@
         </w:p>
         <w:p>
           <w:pPr>
-            <w:pStyle w:val="Mucluc2"/>
+            <w:pStyle w:val="TOC2"/>
             <w:tabs>
               <w:tab w:val="right" w:leader="dot" w:pos="9350"/>
             </w:tabs>
@@ -5716,7 +5722,7 @@
           <w:hyperlink w:anchor="_Toc228312841" w:history="1">
             <w:r>
               <w:rPr>
-                <w:rStyle w:val="Siuktni"/>
+                <w:rStyle w:val="Hyperlink"/>
                 <w:noProof/>
               </w:rPr>
               <w:t>3.15. Kiểm thử trên tập test</w:t>
@@ -5773,7 +5779,7 @@
         </w:p>
         <w:p>
           <w:pPr>
-            <w:pStyle w:val="Mucluc2"/>
+            <w:pStyle w:val="TOC2"/>
             <w:tabs>
               <w:tab w:val="right" w:leader="dot" w:pos="9350"/>
             </w:tabs>
@@ -5786,7 +5792,7 @@
           <w:hyperlink w:anchor="_Toc228312842" w:history="1">
             <w:r>
               <w:rPr>
-                <w:rStyle w:val="Siuktni"/>
+                <w:rStyle w:val="Hyperlink"/>
                 <w:noProof/>
               </w:rPr>
               <w:t>3.16. Lưu mô hình</w:t>
@@ -5843,7 +5849,7 @@
         </w:p>
         <w:p>
           <w:pPr>
-            <w:pStyle w:val="Mucluc1"/>
+            <w:pStyle w:val="TOC1"/>
             <w:tabs>
               <w:tab w:val="right" w:leader="dot" w:pos="9350"/>
             </w:tabs>
@@ -5856,7 +5862,7 @@
           <w:hyperlink w:anchor="_Toc228312843" w:history="1">
             <w:r>
               <w:rPr>
-                <w:rStyle w:val="Siuktni"/>
+                <w:rStyle w:val="Hyperlink"/>
                 <w:noProof/>
               </w:rPr>
               <w:t>CHƯƠNG 4. TRIỂN KHAI TRÊN GIAO DIỆN WEB</w:t>
@@ -5913,7 +5919,7 @@
         </w:p>
         <w:p>
           <w:pPr>
-            <w:pStyle w:val="Mucluc2"/>
+            <w:pStyle w:val="TOC2"/>
             <w:tabs>
               <w:tab w:val="right" w:leader="dot" w:pos="9350"/>
             </w:tabs>
@@ -5926,7 +5932,7 @@
           <w:hyperlink w:anchor="_Toc228312844" w:history="1">
             <w:r>
               <w:rPr>
-                <w:rStyle w:val="Siuktni"/>
+                <w:rStyle w:val="Hyperlink"/>
                 <w:noProof/>
               </w:rPr>
               <w:t>4.1. Dashboard</w:t>
@@ -5983,7 +5989,7 @@
         </w:p>
         <w:p>
           <w:pPr>
-            <w:pStyle w:val="Mucluc2"/>
+            <w:pStyle w:val="TOC2"/>
             <w:tabs>
               <w:tab w:val="right" w:leader="dot" w:pos="9350"/>
             </w:tabs>
@@ -5996,7 +6002,7 @@
           <w:hyperlink w:anchor="_Toc228312845" w:history="1">
             <w:r>
               <w:rPr>
-                <w:rStyle w:val="Siuktni"/>
+                <w:rStyle w:val="Hyperlink"/>
                 <w:noProof/>
               </w:rPr>
               <w:t>4.2. Giao diện dự đoán</w:t>
@@ -6053,7 +6059,7 @@
         </w:p>
         <w:p>
           <w:pPr>
-            <w:pStyle w:val="Mucluc2"/>
+            <w:pStyle w:val="TOC2"/>
             <w:tabs>
               <w:tab w:val="right" w:leader="dot" w:pos="9350"/>
             </w:tabs>
@@ -6066,7 +6072,7 @@
           <w:hyperlink w:anchor="_Toc228312846" w:history="1">
             <w:r>
               <w:rPr>
-                <w:rStyle w:val="Siuktni"/>
+                <w:rStyle w:val="Hyperlink"/>
                 <w:noProof/>
               </w:rPr>
               <w:t>4.3. Giao diện phân tích</w:t>
@@ -6123,7 +6129,7 @@
         </w:p>
         <w:p>
           <w:pPr>
-            <w:pStyle w:val="Mucluc2"/>
+            <w:pStyle w:val="TOC2"/>
             <w:tabs>
               <w:tab w:val="right" w:leader="dot" w:pos="9350"/>
             </w:tabs>
@@ -6136,7 +6142,7 @@
           <w:hyperlink w:anchor="_Toc228312847" w:history="1">
             <w:r>
               <w:rPr>
-                <w:rStyle w:val="Siuktni"/>
+                <w:rStyle w:val="Hyperlink"/>
                 <w:noProof/>
               </w:rPr>
               <w:t>4.4. Giao diện dự đoán hàng loạt</w:t>
@@ -6193,7 +6199,7 @@
         </w:p>
         <w:p>
           <w:pPr>
-            <w:pStyle w:val="Mucluc1"/>
+            <w:pStyle w:val="TOC1"/>
             <w:tabs>
               <w:tab w:val="right" w:leader="dot" w:pos="9350"/>
             </w:tabs>
@@ -6206,7 +6212,7 @@
           <w:hyperlink w:anchor="_Toc228312848" w:history="1">
             <w:r>
               <w:rPr>
-                <w:rStyle w:val="Siuktni"/>
+                <w:rStyle w:val="Hyperlink"/>
                 <w:noProof/>
               </w:rPr>
               <w:t>CHƯƠNG 5. KẾT LUẬN</w:t>
@@ -6263,7 +6269,7 @@
         </w:p>
         <w:p>
           <w:pPr>
-            <w:pStyle w:val="Mucluc2"/>
+            <w:pStyle w:val="TOC2"/>
             <w:tabs>
               <w:tab w:val="right" w:leader="dot" w:pos="9350"/>
             </w:tabs>
@@ -6276,7 +6282,7 @@
           <w:hyperlink w:anchor="_Toc228312849" w:history="1">
             <w:r>
               <w:rPr>
-                <w:rStyle w:val="Siuktni"/>
+                <w:rStyle w:val="Hyperlink"/>
                 <w:noProof/>
               </w:rPr>
               <w:t>5.1. Kết luận chung</w:t>
@@ -6333,7 +6339,7 @@
         </w:p>
         <w:p>
           <w:pPr>
-            <w:pStyle w:val="Mucluc2"/>
+            <w:pStyle w:val="TOC2"/>
             <w:tabs>
               <w:tab w:val="right" w:leader="dot" w:pos="9350"/>
             </w:tabs>
@@ -6346,7 +6352,7 @@
           <w:hyperlink w:anchor="_Toc228312850" w:history="1">
             <w:r>
               <w:rPr>
-                <w:rStyle w:val="Siuktni"/>
+                <w:rStyle w:val="Hyperlink"/>
                 <w:noProof/>
               </w:rPr>
               <w:t>5.2. Hướng phát triển cho tương lai</w:t>
@@ -6403,7 +6409,7 @@
         </w:p>
         <w:p>
           <w:pPr>
-            <w:pStyle w:val="Mucluc1"/>
+            <w:pStyle w:val="TOC1"/>
             <w:tabs>
               <w:tab w:val="right" w:leader="dot" w:pos="9350"/>
             </w:tabs>
@@ -6416,7 +6422,7 @@
           <w:hyperlink w:anchor="_Toc228312851" w:history="1">
             <w:r>
               <w:rPr>
-                <w:rStyle w:val="Siuktni"/>
+                <w:rStyle w:val="Hyperlink"/>
                 <w:noProof/>
               </w:rPr>
               <w:t>THAM KHẢO</w:t>
@@ -6530,7 +6536,7 @@
     </w:p>
     <w:p>
       <w:pPr>
-        <w:pStyle w:val="u1"/>
+        <w:pStyle w:val="Heading1"/>
         <w:numPr>
           <w:ilvl w:val="0"/>
           <w:numId w:val="0"/>
@@ -6540,14 +6546,13 @@
       </w:pPr>
       <w:bookmarkStart w:id="2" w:name="_Toc228312773"/>
       <w:r>
-        <w:lastRenderedPageBreak/>
         <w:t>DANH MỤC HÌNH MINH HỌA</w:t>
       </w:r>
       <w:bookmarkEnd w:id="2"/>
     </w:p>
     <w:p>
       <w:pPr>
-        <w:pStyle w:val="Banghinhminhhoa"/>
+        <w:pStyle w:val="TableofFigures"/>
         <w:tabs>
           <w:tab w:val="right" w:leader="dot" w:pos="9350"/>
         </w:tabs>
@@ -6578,7 +6583,7 @@
       <w:hyperlink w:anchor="_Toc228312852" w:history="1">
         <w:r>
           <w:rPr>
-            <w:rStyle w:val="Siuktni"/>
+            <w:rStyle w:val="Hyperlink"/>
             <w:noProof/>
           </w:rPr>
           <w:t>Hình 1. Minh họa thuật toán Random Forest</w:t>
@@ -6635,7 +6640,7 @@
     </w:p>
     <w:p>
       <w:pPr>
-        <w:pStyle w:val="Banghinhminhhoa"/>
+        <w:pStyle w:val="TableofFigures"/>
         <w:tabs>
           <w:tab w:val="right" w:leader="dot" w:pos="9350"/>
         </w:tabs>
@@ -6648,7 +6653,7 @@
       <w:hyperlink w:anchor="_Toc228312853" w:history="1">
         <w:r>
           <w:rPr>
-            <w:rStyle w:val="Siuktni"/>
+            <w:rStyle w:val="Hyperlink"/>
             <w:noProof/>
           </w:rPr>
           <w:t>Hình 2. Hàm sigmoid</w:t>
@@ -6705,7 +6710,7 @@
     </w:p>
     <w:p>
       <w:pPr>
-        <w:pStyle w:val="Banghinhminhhoa"/>
+        <w:pStyle w:val="TableofFigures"/>
         <w:tabs>
           <w:tab w:val="right" w:leader="dot" w:pos="9350"/>
         </w:tabs>
@@ -6718,7 +6723,7 @@
       <w:hyperlink w:anchor="_Toc228312854" w:history="1">
         <w:r>
           <w:rPr>
-            <w:rStyle w:val="Siuktni"/>
+            <w:rStyle w:val="Hyperlink"/>
             <w:noProof/>
           </w:rPr>
           <w:t>Hình 3. Ma trận nhầm lẫn</w:t>
@@ -6775,7 +6780,7 @@
     </w:p>
     <w:p>
       <w:pPr>
-        <w:pStyle w:val="Banghinhminhhoa"/>
+        <w:pStyle w:val="TableofFigures"/>
         <w:tabs>
           <w:tab w:val="right" w:leader="dot" w:pos="9350"/>
         </w:tabs>
@@ -6788,7 +6793,7 @@
       <w:hyperlink w:anchor="_Toc228312855" w:history="1">
         <w:r>
           <w:rPr>
-            <w:rStyle w:val="Siuktni"/>
+            <w:rStyle w:val="Hyperlink"/>
             <w:noProof/>
           </w:rPr>
           <w:t>Hình 4. Công thức Accurancy</w:t>
@@ -6845,7 +6850,7 @@
     </w:p>
     <w:p>
       <w:pPr>
-        <w:pStyle w:val="Banghinhminhhoa"/>
+        <w:pStyle w:val="TableofFigures"/>
         <w:tabs>
           <w:tab w:val="right" w:leader="dot" w:pos="9350"/>
         </w:tabs>
@@ -6858,7 +6863,7 @@
       <w:hyperlink w:anchor="_Toc228312856" w:history="1">
         <w:r>
           <w:rPr>
-            <w:rStyle w:val="Siuktni"/>
+            <w:rStyle w:val="Hyperlink"/>
             <w:noProof/>
           </w:rPr>
           <w:t>Hình 5. Công thức Precision</w:t>
@@ -6915,7 +6920,7 @@
     </w:p>
     <w:p>
       <w:pPr>
-        <w:pStyle w:val="Banghinhminhhoa"/>
+        <w:pStyle w:val="TableofFigures"/>
         <w:tabs>
           <w:tab w:val="right" w:leader="dot" w:pos="9350"/>
         </w:tabs>
@@ -6928,7 +6933,7 @@
       <w:hyperlink w:anchor="_Toc228312857" w:history="1">
         <w:r>
           <w:rPr>
-            <w:rStyle w:val="Siuktni"/>
+            <w:rStyle w:val="Hyperlink"/>
             <w:noProof/>
           </w:rPr>
           <w:t>Hình 6. Công thức của Recall</w:t>
@@ -6985,7 +6990,7 @@
     </w:p>
     <w:p>
       <w:pPr>
-        <w:pStyle w:val="Banghinhminhhoa"/>
+        <w:pStyle w:val="TableofFigures"/>
         <w:tabs>
           <w:tab w:val="right" w:leader="dot" w:pos="9350"/>
         </w:tabs>
@@ -6998,7 +7003,7 @@
       <w:hyperlink w:anchor="_Toc228312858" w:history="1">
         <w:r>
           <w:rPr>
-            <w:rStyle w:val="Siuktni"/>
+            <w:rStyle w:val="Hyperlink"/>
             <w:noProof/>
           </w:rPr>
           <w:t>Hình 7. Công thức F1-score</w:t>
@@ -7055,7 +7060,7 @@
     </w:p>
     <w:p>
       <w:pPr>
-        <w:pStyle w:val="Banghinhminhhoa"/>
+        <w:pStyle w:val="TableofFigures"/>
         <w:tabs>
           <w:tab w:val="right" w:leader="dot" w:pos="9350"/>
         </w:tabs>
@@ -7068,7 +7073,7 @@
       <w:hyperlink w:anchor="_Toc228312859" w:history="1">
         <w:r>
           <w:rPr>
-            <w:rStyle w:val="Siuktni"/>
+            <w:rStyle w:val="Hyperlink"/>
             <w:noProof/>
           </w:rPr>
           <w:t>Hình 8. Đường cong ROC</w:t>
@@ -7125,7 +7130,7 @@
     </w:p>
     <w:p>
       <w:pPr>
-        <w:pStyle w:val="Banghinhminhhoa"/>
+        <w:pStyle w:val="TableofFigures"/>
         <w:tabs>
           <w:tab w:val="right" w:leader="dot" w:pos="9350"/>
         </w:tabs>
@@ -7138,7 +7143,7 @@
       <w:hyperlink w:anchor="_Toc228312860" w:history="1">
         <w:r>
           <w:rPr>
-            <w:rStyle w:val="Siuktni"/>
+            <w:rStyle w:val="Hyperlink"/>
             <w:noProof/>
           </w:rPr>
           <w:t>Hình 9. Logo của Flask</w:t>
@@ -7195,7 +7200,7 @@
     </w:p>
     <w:p>
       <w:pPr>
-        <w:pStyle w:val="Banghinhminhhoa"/>
+        <w:pStyle w:val="TableofFigures"/>
         <w:tabs>
           <w:tab w:val="right" w:leader="dot" w:pos="9350"/>
         </w:tabs>
@@ -7208,7 +7213,7 @@
       <w:hyperlink w:anchor="_Toc228312861" w:history="1">
         <w:r>
           <w:rPr>
-            <w:rStyle w:val="Siuktni"/>
+            <w:rStyle w:val="Hyperlink"/>
             <w:noProof/>
           </w:rPr>
           <w:t>Hình 10. Logo của Pandas</w:t>
@@ -7265,7 +7270,7 @@
     </w:p>
     <w:p>
       <w:pPr>
-        <w:pStyle w:val="Banghinhminhhoa"/>
+        <w:pStyle w:val="TableofFigures"/>
         <w:tabs>
           <w:tab w:val="right" w:leader="dot" w:pos="9350"/>
         </w:tabs>
@@ -7278,7 +7283,7 @@
       <w:hyperlink w:anchor="_Toc228312862" w:history="1">
         <w:r>
           <w:rPr>
-            <w:rStyle w:val="Siuktni"/>
+            <w:rStyle w:val="Hyperlink"/>
             <w:noProof/>
           </w:rPr>
           <w:t>Hình 11. Logo của Numpy</w:t>
@@ -7335,7 +7340,7 @@
     </w:p>
     <w:p>
       <w:pPr>
-        <w:pStyle w:val="Banghinhminhhoa"/>
+        <w:pStyle w:val="TableofFigures"/>
         <w:tabs>
           <w:tab w:val="right" w:leader="dot" w:pos="9350"/>
         </w:tabs>
@@ -7348,7 +7353,7 @@
       <w:hyperlink w:anchor="_Toc228312863" w:history="1">
         <w:r>
           <w:rPr>
-            <w:rStyle w:val="Siuktni"/>
+            <w:rStyle w:val="Hyperlink"/>
             <w:noProof/>
           </w:rPr>
           <w:t>Hình 12. Logo của Seaborn</w:t>
@@ -7405,7 +7410,7 @@
     </w:p>
     <w:p>
       <w:pPr>
-        <w:pStyle w:val="Banghinhminhhoa"/>
+        <w:pStyle w:val="TableofFigures"/>
         <w:tabs>
           <w:tab w:val="right" w:leader="dot" w:pos="9350"/>
         </w:tabs>
@@ -7418,7 +7423,7 @@
       <w:hyperlink w:anchor="_Toc228312864" w:history="1">
         <w:r>
           <w:rPr>
-            <w:rStyle w:val="Siuktni"/>
+            <w:rStyle w:val="Hyperlink"/>
             <w:noProof/>
           </w:rPr>
           <w:t>Hình 13. Logo của Matplotlib</w:t>
@@ -7475,7 +7480,7 @@
     </w:p>
     <w:p>
       <w:pPr>
-        <w:pStyle w:val="Banghinhminhhoa"/>
+        <w:pStyle w:val="TableofFigures"/>
         <w:tabs>
           <w:tab w:val="right" w:leader="dot" w:pos="9350"/>
         </w:tabs>
@@ -7488,7 +7493,7 @@
       <w:hyperlink w:anchor="_Toc228312865" w:history="1">
         <w:r>
           <w:rPr>
-            <w:rStyle w:val="Siuktni"/>
+            <w:rStyle w:val="Hyperlink"/>
             <w:noProof/>
           </w:rPr>
           <w:t>Hình 14. Logo của Scikit-learn</w:t>
@@ -7545,7 +7550,7 @@
     </w:p>
     <w:p>
       <w:pPr>
-        <w:pStyle w:val="Banghinhminhhoa"/>
+        <w:pStyle w:val="TableofFigures"/>
         <w:tabs>
           <w:tab w:val="right" w:leader="dot" w:pos="9350"/>
         </w:tabs>
@@ -7558,7 +7563,7 @@
       <w:hyperlink w:anchor="_Toc228312866" w:history="1">
         <w:r>
           <w:rPr>
-            <w:rStyle w:val="Siuktni"/>
+            <w:rStyle w:val="Hyperlink"/>
             <w:noProof/>
           </w:rPr>
           <w:t>Hình 15. Logo của Joblib</w:t>
@@ -7615,7 +7620,7 @@
     </w:p>
     <w:p>
       <w:pPr>
-        <w:pStyle w:val="Banghinhminhhoa"/>
+        <w:pStyle w:val="TableofFigures"/>
         <w:tabs>
           <w:tab w:val="right" w:leader="dot" w:pos="9350"/>
         </w:tabs>
@@ -7628,7 +7633,7 @@
       <w:hyperlink w:anchor="_Toc228312867" w:history="1">
         <w:r>
           <w:rPr>
-            <w:rStyle w:val="Siuktni"/>
+            <w:rStyle w:val="Hyperlink"/>
             <w:noProof/>
           </w:rPr>
           <w:t>Hình 16. Logo của Werkzeug</w:t>
@@ -7685,7 +7690,7 @@
     </w:p>
     <w:p>
       <w:pPr>
-        <w:pStyle w:val="Banghinhminhhoa"/>
+        <w:pStyle w:val="TableofFigures"/>
         <w:tabs>
           <w:tab w:val="right" w:leader="dot" w:pos="9350"/>
         </w:tabs>
@@ -7698,7 +7703,7 @@
       <w:hyperlink w:anchor="_Toc228312868" w:history="1">
         <w:r>
           <w:rPr>
-            <w:rStyle w:val="Siuktni"/>
+            <w:rStyle w:val="Hyperlink"/>
             <w:noProof/>
           </w:rPr>
           <w:t>Hình 17. Logo của SetupTools</w:t>
@@ -7755,7 +7760,7 @@
     </w:p>
     <w:p>
       <w:pPr>
-        <w:pStyle w:val="Banghinhminhhoa"/>
+        <w:pStyle w:val="TableofFigures"/>
         <w:tabs>
           <w:tab w:val="right" w:leader="dot" w:pos="9350"/>
         </w:tabs>
@@ -7768,7 +7773,7 @@
       <w:hyperlink w:anchor="_Toc228312869" w:history="1">
         <w:r>
           <w:rPr>
-            <w:rStyle w:val="Siuktni"/>
+            <w:rStyle w:val="Hyperlink"/>
             <w:noProof/>
           </w:rPr>
           <w:t>Hình 18. Kết quả 5 hàng đầu tiên</w:t>
@@ -7825,7 +7830,7 @@
     </w:p>
     <w:p>
       <w:pPr>
-        <w:pStyle w:val="Banghinhminhhoa"/>
+        <w:pStyle w:val="TableofFigures"/>
         <w:tabs>
           <w:tab w:val="right" w:leader="dot" w:pos="9350"/>
         </w:tabs>
@@ -7838,7 +7843,7 @@
       <w:hyperlink w:anchor="_Toc228312870" w:history="1">
         <w:r>
           <w:rPr>
-            <w:rStyle w:val="Siuktni"/>
+            <w:rStyle w:val="Hyperlink"/>
             <w:noProof/>
           </w:rPr>
           <w:t>Hình 19. Kết quả số dòng và số cột</w:t>
@@ -7895,7 +7900,7 @@
     </w:p>
     <w:p>
       <w:pPr>
-        <w:pStyle w:val="Banghinhminhhoa"/>
+        <w:pStyle w:val="TableofFigures"/>
         <w:tabs>
           <w:tab w:val="right" w:leader="dot" w:pos="9350"/>
         </w:tabs>
@@ -7908,7 +7913,7 @@
       <w:hyperlink w:anchor="_Toc228312871" w:history="1">
         <w:r>
           <w:rPr>
-            <w:rStyle w:val="Siuktni"/>
+            <w:rStyle w:val="Hyperlink"/>
             <w:noProof/>
           </w:rPr>
           <w:t>Hình 20. Tính số cột non-null, xem kiểu dữ liệu</w:t>
@@ -7965,7 +7970,7 @@
     </w:p>
     <w:p>
       <w:pPr>
-        <w:pStyle w:val="Banghinhminhhoa"/>
+        <w:pStyle w:val="TableofFigures"/>
         <w:tabs>
           <w:tab w:val="right" w:leader="dot" w:pos="9350"/>
         </w:tabs>
@@ -7978,7 +7983,7 @@
       <w:hyperlink w:anchor="_Toc228312872" w:history="1">
         <w:r>
           <w:rPr>
-            <w:rStyle w:val="Siuktni"/>
+            <w:rStyle w:val="Hyperlink"/>
             <w:noProof/>
           </w:rPr>
           <w:t>Hình 21. Kết quả thống kê mô tả các cột</w:t>
@@ -8035,7 +8040,7 @@
     </w:p>
     <w:p>
       <w:pPr>
-        <w:pStyle w:val="Banghinhminhhoa"/>
+        <w:pStyle w:val="TableofFigures"/>
         <w:tabs>
           <w:tab w:val="right" w:leader="dot" w:pos="9350"/>
         </w:tabs>
@@ -8048,7 +8053,7 @@
       <w:hyperlink w:anchor="_Toc228312873" w:history="1">
         <w:r>
           <w:rPr>
-            <w:rStyle w:val="Siuktni"/>
+            <w:rStyle w:val="Hyperlink"/>
             <w:noProof/>
           </w:rPr>
           <w:t>Hình 22. Danh sách các cột của bảng</w:t>
@@ -8105,7 +8110,7 @@
     </w:p>
     <w:p>
       <w:pPr>
-        <w:pStyle w:val="Banghinhminhhoa"/>
+        <w:pStyle w:val="TableofFigures"/>
         <w:tabs>
           <w:tab w:val="right" w:leader="dot" w:pos="9350"/>
         </w:tabs>
@@ -8118,7 +8123,7 @@
       <w:hyperlink w:anchor="_Toc228312874" w:history="1">
         <w:r>
           <w:rPr>
-            <w:rStyle w:val="Siuktni"/>
+            <w:rStyle w:val="Hyperlink"/>
             <w:noProof/>
           </w:rPr>
           <w:t>Hình 23. Số lượng hàng có thuộc tính null tại 1 cột</w:t>
@@ -8175,7 +8180,7 @@
     </w:p>
     <w:p>
       <w:pPr>
-        <w:pStyle w:val="Banghinhminhhoa"/>
+        <w:pStyle w:val="TableofFigures"/>
         <w:tabs>
           <w:tab w:val="right" w:leader="dot" w:pos="9350"/>
         </w:tabs>
@@ -8188,7 +8193,7 @@
       <w:hyperlink w:anchor="_Toc228312875" w:history="1">
         <w:r>
           <w:rPr>
-            <w:rStyle w:val="Siuktni"/>
+            <w:rStyle w:val="Hyperlink"/>
             <w:noProof/>
           </w:rPr>
           <w:t>Hình 24. Kết qả số hàng bị trùng</w:t>
@@ -8245,7 +8250,7 @@
     </w:p>
     <w:p>
       <w:pPr>
-        <w:pStyle w:val="Banghinhminhhoa"/>
+        <w:pStyle w:val="TableofFigures"/>
         <w:tabs>
           <w:tab w:val="right" w:leader="dot" w:pos="9350"/>
         </w:tabs>
@@ -8258,7 +8263,7 @@
       <w:hyperlink w:anchor="_Toc228312876" w:history="1">
         <w:r>
           <w:rPr>
-            <w:rStyle w:val="Siuktni"/>
+            <w:rStyle w:val="Hyperlink"/>
             <w:noProof/>
           </w:rPr>
           <w:t>Hình 25. Số lượng khách hàng ở lại và khách hàng rời đi</w:t>
@@ -8315,7 +8320,7 @@
     </w:p>
     <w:p>
       <w:pPr>
-        <w:pStyle w:val="Banghinhminhhoa"/>
+        <w:pStyle w:val="TableofFigures"/>
         <w:tabs>
           <w:tab w:val="right" w:leader="dot" w:pos="9350"/>
         </w:tabs>
@@ -8328,7 +8333,7 @@
       <w:hyperlink w:anchor="_Toc228312877" w:history="1">
         <w:r>
           <w:rPr>
-            <w:rStyle w:val="Siuktni"/>
+            <w:rStyle w:val="Hyperlink"/>
             <w:noProof/>
           </w:rPr>
           <w:t>Hình 26. Phần trăm số khách hàng ở lại và rời đi</w:t>
@@ -8385,7 +8390,7 @@
     </w:p>
     <w:p>
       <w:pPr>
-        <w:pStyle w:val="Banghinhminhhoa"/>
+        <w:pStyle w:val="TableofFigures"/>
         <w:tabs>
           <w:tab w:val="right" w:leader="dot" w:pos="9350"/>
         </w:tabs>
@@ -8398,7 +8403,7 @@
       <w:hyperlink w:anchor="_Toc228312878" w:history="1">
         <w:r>
           <w:rPr>
-            <w:rStyle w:val="Siuktni"/>
+            <w:rStyle w:val="Hyperlink"/>
             <w:noProof/>
           </w:rPr>
           <w:t>Hình 27. Biểu đồ số khách hàng ở lại và rời đi</w:t>
@@ -8455,7 +8460,7 @@
     </w:p>
     <w:p>
       <w:pPr>
-        <w:pStyle w:val="Banghinhminhhoa"/>
+        <w:pStyle w:val="TableofFigures"/>
         <w:tabs>
           <w:tab w:val="right" w:leader="dot" w:pos="9350"/>
         </w:tabs>
@@ -8468,7 +8473,7 @@
       <w:hyperlink w:anchor="_Toc228312879" w:history="1">
         <w:r>
           <w:rPr>
-            <w:rStyle w:val="Siuktni"/>
+            <w:rStyle w:val="Hyperlink"/>
             <w:noProof/>
           </w:rPr>
           <w:t>Hình 28. Phân bố tuổi của khách hàng</w:t>
@@ -8525,7 +8530,7 @@
     </w:p>
     <w:p>
       <w:pPr>
-        <w:pStyle w:val="Banghinhminhhoa"/>
+        <w:pStyle w:val="TableofFigures"/>
         <w:tabs>
           <w:tab w:val="right" w:leader="dot" w:pos="9350"/>
         </w:tabs>
@@ -8538,7 +8543,7 @@
       <w:hyperlink w:anchor="_Toc228312880" w:history="1">
         <w:r>
           <w:rPr>
-            <w:rStyle w:val="Siuktni"/>
+            <w:rStyle w:val="Hyperlink"/>
             <w:noProof/>
           </w:rPr>
           <w:t>Hình 29. Biểu đồ mối quan hệ giữa tuổi và trạng thái rời bỏ</w:t>
@@ -8595,7 +8600,7 @@
     </w:p>
     <w:p>
       <w:pPr>
-        <w:pStyle w:val="Banghinhminhhoa"/>
+        <w:pStyle w:val="TableofFigures"/>
         <w:tabs>
           <w:tab w:val="right" w:leader="dot" w:pos="9350"/>
         </w:tabs>
@@ -8608,7 +8613,7 @@
       <w:hyperlink w:anchor="_Toc228312881" w:history="1">
         <w:r>
           <w:rPr>
-            <w:rStyle w:val="Siuktni"/>
+            <w:rStyle w:val="Hyperlink"/>
             <w:noProof/>
           </w:rPr>
           <w:t>Hình 30. Biểu đồ mối quan hệ giữa số dư tài khoản và trạng thái rời bỏ</w:t>
@@ -8665,7 +8670,7 @@
     </w:p>
     <w:p>
       <w:pPr>
-        <w:pStyle w:val="Banghinhminhhoa"/>
+        <w:pStyle w:val="TableofFigures"/>
         <w:tabs>
           <w:tab w:val="right" w:leader="dot" w:pos="9350"/>
         </w:tabs>
@@ -8678,7 +8683,7 @@
       <w:hyperlink w:anchor="_Toc228312882" w:history="1">
         <w:r>
           <w:rPr>
-            <w:rStyle w:val="Siuktni"/>
+            <w:rStyle w:val="Hyperlink"/>
             <w:noProof/>
           </w:rPr>
           <w:t>Hình 31. Biểu đồ mối quan hệ giữa giới tính và trạng thái rời bỏ</w:t>
@@ -8735,7 +8740,7 @@
     </w:p>
     <w:p>
       <w:pPr>
-        <w:pStyle w:val="Banghinhminhhoa"/>
+        <w:pStyle w:val="TableofFigures"/>
         <w:tabs>
           <w:tab w:val="right" w:leader="dot" w:pos="9350"/>
         </w:tabs>
@@ -8748,7 +8753,7 @@
       <w:hyperlink w:anchor="_Toc228312883" w:history="1">
         <w:r>
           <w:rPr>
-            <w:rStyle w:val="Siuktni"/>
+            <w:rStyle w:val="Hyperlink"/>
             <w:noProof/>
           </w:rPr>
           <w:t>Hình 32. Biểu đồ mối quan hệ giữa quốc gia và trạng thái rời bỏ</w:t>
@@ -8805,7 +8810,7 @@
     </w:p>
     <w:p>
       <w:pPr>
-        <w:pStyle w:val="Banghinhminhhoa"/>
+        <w:pStyle w:val="TableofFigures"/>
         <w:tabs>
           <w:tab w:val="right" w:leader="dot" w:pos="9350"/>
         </w:tabs>
@@ -8818,7 +8823,7 @@
       <w:hyperlink w:anchor="_Toc228312884" w:history="1">
         <w:r>
           <w:rPr>
-            <w:rStyle w:val="Siuktni"/>
+            <w:rStyle w:val="Hyperlink"/>
             <w:noProof/>
           </w:rPr>
           <w:t>Hình 33. Ma trận tương quan giữa các biến số</w:t>
@@ -8875,7 +8880,7 @@
     </w:p>
     <w:p>
       <w:pPr>
-        <w:pStyle w:val="Banghinhminhhoa"/>
+        <w:pStyle w:val="TableofFigures"/>
         <w:tabs>
           <w:tab w:val="right" w:leader="dot" w:pos="9350"/>
         </w:tabs>
@@ -8888,7 +8893,7 @@
       <w:hyperlink w:anchor="_Toc228312885" w:history="1">
         <w:r>
           <w:rPr>
-            <w:rStyle w:val="Siuktni"/>
+            <w:rStyle w:val="Hyperlink"/>
             <w:noProof/>
           </w:rPr>
           <w:t>Hình 34. Quá trình làm sạch và chọn biến</w:t>
@@ -8945,7 +8950,7 @@
     </w:p>
     <w:p>
       <w:pPr>
-        <w:pStyle w:val="Banghinhminhhoa"/>
+        <w:pStyle w:val="TableofFigures"/>
         <w:tabs>
           <w:tab w:val="right" w:leader="dot" w:pos="9350"/>
         </w:tabs>
@@ -8958,7 +8963,7 @@
       <w:hyperlink w:anchor="_Toc228312886" w:history="1">
         <w:r>
           <w:rPr>
-            <w:rStyle w:val="Siuktni"/>
+            <w:rStyle w:val="Hyperlink"/>
             <w:noProof/>
           </w:rPr>
           <w:t>Hình 35. Quá trình encoding dữ liệu phân loại</w:t>
@@ -9015,7 +9020,7 @@
     </w:p>
     <w:p>
       <w:pPr>
-        <w:pStyle w:val="Banghinhminhhoa"/>
+        <w:pStyle w:val="TableofFigures"/>
         <w:tabs>
           <w:tab w:val="right" w:leader="dot" w:pos="9350"/>
         </w:tabs>
@@ -9028,7 +9033,7 @@
       <w:hyperlink w:anchor="_Toc228312887" w:history="1">
         <w:r>
           <w:rPr>
-            <w:rStyle w:val="Siuktni"/>
+            <w:rStyle w:val="Hyperlink"/>
             <w:noProof/>
           </w:rPr>
           <w:t>Hình 36. Kiểm tra thông tin bảng sau khi encoding</w:t>
@@ -9085,7 +9090,7 @@
     </w:p>
     <w:p>
       <w:pPr>
-        <w:pStyle w:val="Banghinhminhhoa"/>
+        <w:pStyle w:val="TableofFigures"/>
         <w:tabs>
           <w:tab w:val="right" w:leader="dot" w:pos="9350"/>
         </w:tabs>
@@ -9098,7 +9103,7 @@
       <w:hyperlink w:anchor="_Toc228312888" w:history="1">
         <w:r>
           <w:rPr>
-            <w:rStyle w:val="Siuktni"/>
+            <w:rStyle w:val="Hyperlink"/>
             <w:noProof/>
           </w:rPr>
           <w:t>Hình 37. Quá trình tách biến input và output</w:t>
@@ -9155,7 +9160,7 @@
     </w:p>
     <w:p>
       <w:pPr>
-        <w:pStyle w:val="Banghinhminhhoa"/>
+        <w:pStyle w:val="TableofFigures"/>
         <w:tabs>
           <w:tab w:val="right" w:leader="dot" w:pos="9350"/>
         </w:tabs>
@@ -9168,7 +9173,7 @@
       <w:hyperlink w:anchor="_Toc228312889" w:history="1">
         <w:r>
           <w:rPr>
-            <w:rStyle w:val="Siuktni"/>
+            <w:rStyle w:val="Hyperlink"/>
             <w:noProof/>
           </w:rPr>
           <w:t>Hình 38. Quá trình chia tập train và tập test</w:t>
@@ -9225,7 +9230,7 @@
     </w:p>
     <w:p>
       <w:pPr>
-        <w:pStyle w:val="Banghinhminhhoa"/>
+        <w:pStyle w:val="TableofFigures"/>
         <w:tabs>
           <w:tab w:val="right" w:leader="dot" w:pos="9350"/>
         </w:tabs>
@@ -9238,7 +9243,7 @@
       <w:hyperlink w:anchor="_Toc228312890" w:history="1">
         <w:r>
           <w:rPr>
-            <w:rStyle w:val="Siuktni"/>
+            <w:rStyle w:val="Hyperlink"/>
             <w:noProof/>
           </w:rPr>
           <w:t>Hình 39. Quá trình chuẩn hóa dữ liệu</w:t>
@@ -9295,7 +9300,7 @@
     </w:p>
     <w:p>
       <w:pPr>
-        <w:pStyle w:val="Banghinhminhhoa"/>
+        <w:pStyle w:val="TableofFigures"/>
         <w:tabs>
           <w:tab w:val="right" w:leader="dot" w:pos="9350"/>
         </w:tabs>
@@ -9308,7 +9313,7 @@
       <w:hyperlink w:anchor="_Toc228312891" w:history="1">
         <w:r>
           <w:rPr>
-            <w:rStyle w:val="Siuktni"/>
+            <w:rStyle w:val="Hyperlink"/>
             <w:noProof/>
           </w:rPr>
           <w:t>Hình 40. Chỉ số của mô hình</w:t>
@@ -9365,7 +9370,7 @@
     </w:p>
     <w:p>
       <w:pPr>
-        <w:pStyle w:val="Banghinhminhhoa"/>
+        <w:pStyle w:val="TableofFigures"/>
         <w:tabs>
           <w:tab w:val="right" w:leader="dot" w:pos="9350"/>
         </w:tabs>
@@ -9378,7 +9383,7 @@
       <w:hyperlink w:anchor="_Toc228312892" w:history="1">
         <w:r>
           <w:rPr>
-            <w:rStyle w:val="Siuktni"/>
+            <w:rStyle w:val="Hyperlink"/>
             <w:noProof/>
           </w:rPr>
           <w:t>Hình 41. Biểu đồ so sánh F1-score giữa các mô hình</w:t>
@@ -9435,7 +9440,7 @@
     </w:p>
     <w:p>
       <w:pPr>
-        <w:pStyle w:val="Banghinhminhhoa"/>
+        <w:pStyle w:val="TableofFigures"/>
         <w:tabs>
           <w:tab w:val="right" w:leader="dot" w:pos="9350"/>
         </w:tabs>
@@ -9448,7 +9453,7 @@
       <w:hyperlink w:anchor="_Toc228312893" w:history="1">
         <w:r>
           <w:rPr>
-            <w:rStyle w:val="Siuktni"/>
+            <w:rStyle w:val="Hyperlink"/>
             <w:noProof/>
           </w:rPr>
           <w:t>Hình 42. Biểu đồ so sánh chỉ số Recall giữa các mô hình</w:t>
@@ -9505,7 +9510,7 @@
     </w:p>
     <w:p>
       <w:pPr>
-        <w:pStyle w:val="Banghinhminhhoa"/>
+        <w:pStyle w:val="TableofFigures"/>
         <w:tabs>
           <w:tab w:val="right" w:leader="dot" w:pos="9350"/>
         </w:tabs>
@@ -9518,7 +9523,7 @@
       <w:hyperlink w:anchor="_Toc228312894" w:history="1">
         <w:r>
           <w:rPr>
-            <w:rStyle w:val="Siuktni"/>
+            <w:rStyle w:val="Hyperlink"/>
             <w:noProof/>
           </w:rPr>
           <w:t>Hình 43. Biểu đồ so sánh chỉ số ROC-AUC giữa các mô hình</w:t>
@@ -9575,7 +9580,7 @@
     </w:p>
     <w:p>
       <w:pPr>
-        <w:pStyle w:val="Banghinhminhhoa"/>
+        <w:pStyle w:val="TableofFigures"/>
         <w:tabs>
           <w:tab w:val="right" w:leader="dot" w:pos="9350"/>
         </w:tabs>
@@ -9588,7 +9593,7 @@
       <w:hyperlink w:anchor="_Toc228312895" w:history="1">
         <w:r>
           <w:rPr>
-            <w:rStyle w:val="Siuktni"/>
+            <w:rStyle w:val="Hyperlink"/>
             <w:noProof/>
           </w:rPr>
           <w:t>Hình 44. Các chỉ số đánh giá của mô hình với các tham số</w:t>
@@ -9645,7 +9650,7 @@
     </w:p>
     <w:p>
       <w:pPr>
-        <w:pStyle w:val="Banghinhminhhoa"/>
+        <w:pStyle w:val="TableofFigures"/>
         <w:tabs>
           <w:tab w:val="right" w:leader="dot" w:pos="9350"/>
         </w:tabs>
@@ -9658,7 +9663,7 @@
       <w:hyperlink w:anchor="_Toc228312896" w:history="1">
         <w:r>
           <w:rPr>
-            <w:rStyle w:val="Siuktni"/>
+            <w:rStyle w:val="Hyperlink"/>
             <w:noProof/>
           </w:rPr>
           <w:t>Hình 45. Kết quả chạy mô hình cuối cùng</w:t>
@@ -9715,7 +9720,7 @@
     </w:p>
     <w:p>
       <w:pPr>
-        <w:pStyle w:val="Banghinhminhhoa"/>
+        <w:pStyle w:val="TableofFigures"/>
         <w:tabs>
           <w:tab w:val="right" w:leader="dot" w:pos="9350"/>
         </w:tabs>
@@ -9728,7 +9733,7 @@
       <w:hyperlink w:anchor="_Toc228312897" w:history="1">
         <w:r>
           <w:rPr>
-            <w:rStyle w:val="Siuktni"/>
+            <w:rStyle w:val="Hyperlink"/>
             <w:noProof/>
           </w:rPr>
           <w:t>Hình 46. Đánh giá chi tiết mô hình cuối cùng</w:t>
@@ -9785,7 +9790,7 @@
     </w:p>
     <w:p>
       <w:pPr>
-        <w:pStyle w:val="Banghinhminhhoa"/>
+        <w:pStyle w:val="TableofFigures"/>
         <w:tabs>
           <w:tab w:val="right" w:leader="dot" w:pos="9350"/>
         </w:tabs>
@@ -9798,7 +9803,7 @@
       <w:hyperlink w:anchor="_Toc228312898" w:history="1">
         <w:r>
           <w:rPr>
-            <w:rStyle w:val="Siuktni"/>
+            <w:rStyle w:val="Hyperlink"/>
             <w:noProof/>
           </w:rPr>
           <w:t>Hình 47. Ma trận nhầm lẫn</w:t>
@@ -9855,7 +9860,7 @@
     </w:p>
     <w:p>
       <w:pPr>
-        <w:pStyle w:val="Banghinhminhhoa"/>
+        <w:pStyle w:val="TableofFigures"/>
         <w:tabs>
           <w:tab w:val="right" w:leader="dot" w:pos="9350"/>
         </w:tabs>
@@ -9868,7 +9873,7 @@
       <w:hyperlink w:anchor="_Toc228312899" w:history="1">
         <w:r>
           <w:rPr>
-            <w:rStyle w:val="Siuktni"/>
+            <w:rStyle w:val="Hyperlink"/>
             <w:noProof/>
           </w:rPr>
           <w:t>Hình 48. Biểu đồ đường cong ROC</w:t>
@@ -9925,7 +9930,7 @@
     </w:p>
     <w:p>
       <w:pPr>
-        <w:pStyle w:val="Banghinhminhhoa"/>
+        <w:pStyle w:val="TableofFigures"/>
         <w:tabs>
           <w:tab w:val="right" w:leader="dot" w:pos="9350"/>
         </w:tabs>
@@ -9938,7 +9943,7 @@
       <w:hyperlink w:anchor="_Toc228312900" w:history="1">
         <w:r>
           <w:rPr>
-            <w:rStyle w:val="Siuktni"/>
+            <w:rStyle w:val="Hyperlink"/>
             <w:noProof/>
           </w:rPr>
           <w:t>Hình 49. Phân tích đặc trưng quan trọng</w:t>
@@ -9995,7 +10000,7 @@
     </w:p>
     <w:p>
       <w:pPr>
-        <w:pStyle w:val="Banghinhminhhoa"/>
+        <w:pStyle w:val="TableofFigures"/>
         <w:tabs>
           <w:tab w:val="right" w:leader="dot" w:pos="9350"/>
         </w:tabs>
@@ -10008,7 +10013,7 @@
       <w:hyperlink w:anchor="_Toc228312901" w:history="1">
         <w:r>
           <w:rPr>
-            <w:rStyle w:val="Siuktni"/>
+            <w:rStyle w:val="Hyperlink"/>
             <w:noProof/>
           </w:rPr>
           <w:t>Hình 50. Biểu đồ độ quan trọng của đặc trưng</w:t>
@@ -10065,7 +10070,7 @@
     </w:p>
     <w:p>
       <w:pPr>
-        <w:pStyle w:val="Banghinhminhhoa"/>
+        <w:pStyle w:val="TableofFigures"/>
         <w:tabs>
           <w:tab w:val="right" w:leader="dot" w:pos="9350"/>
         </w:tabs>
@@ -10078,7 +10083,7 @@
       <w:hyperlink w:anchor="_Toc228312902" w:history="1">
         <w:r>
           <w:rPr>
-            <w:rStyle w:val="Siuktni"/>
+            <w:rStyle w:val="Hyperlink"/>
             <w:noProof/>
           </w:rPr>
           <w:t>Hình 51. Kết quả kiểm thử</w:t>
@@ -10135,7 +10140,7 @@
     </w:p>
     <w:p>
       <w:pPr>
-        <w:pStyle w:val="Banghinhminhhoa"/>
+        <w:pStyle w:val="TableofFigures"/>
         <w:tabs>
           <w:tab w:val="right" w:leader="dot" w:pos="9350"/>
         </w:tabs>
@@ -10148,7 +10153,7 @@
       <w:hyperlink w:anchor="_Toc228312903" w:history="1">
         <w:r>
           <w:rPr>
-            <w:rStyle w:val="Siuktni"/>
+            <w:rStyle w:val="Hyperlink"/>
             <w:noProof/>
           </w:rPr>
           <w:t>Hình 52. Lưu mô hình</w:t>
@@ -10205,7 +10210,7 @@
     </w:p>
     <w:p>
       <w:pPr>
-        <w:pStyle w:val="Banghinhminhhoa"/>
+        <w:pStyle w:val="TableofFigures"/>
         <w:tabs>
           <w:tab w:val="right" w:leader="dot" w:pos="9350"/>
         </w:tabs>
@@ -10218,7 +10223,7 @@
       <w:hyperlink w:anchor="_Toc228312904" w:history="1">
         <w:r>
           <w:rPr>
-            <w:rStyle w:val="Siuktni"/>
+            <w:rStyle w:val="Hyperlink"/>
             <w:noProof/>
           </w:rPr>
           <w:t>Hình 53. Load mô hình để kiểm tra</w:t>
@@ -10275,7 +10280,7 @@
     </w:p>
     <w:p>
       <w:pPr>
-        <w:pStyle w:val="Banghinhminhhoa"/>
+        <w:pStyle w:val="TableofFigures"/>
         <w:tabs>
           <w:tab w:val="right" w:leader="dot" w:pos="9350"/>
         </w:tabs>
@@ -10288,7 +10293,7 @@
       <w:hyperlink w:anchor="_Toc228312905" w:history="1">
         <w:r>
           <w:rPr>
-            <w:rStyle w:val="Siuktni"/>
+            <w:rStyle w:val="Hyperlink"/>
             <w:noProof/>
           </w:rPr>
           <w:t>Hình 54. Giao diện dashboard</w:t>
@@ -10345,7 +10350,7 @@
     </w:p>
     <w:p>
       <w:pPr>
-        <w:pStyle w:val="Banghinhminhhoa"/>
+        <w:pStyle w:val="TableofFigures"/>
         <w:tabs>
           <w:tab w:val="right" w:leader="dot" w:pos="9350"/>
         </w:tabs>
@@ -10358,7 +10363,7 @@
       <w:hyperlink w:anchor="_Toc228312906" w:history="1">
         <w:r>
           <w:rPr>
-            <w:rStyle w:val="Siuktni"/>
+            <w:rStyle w:val="Hyperlink"/>
             <w:noProof/>
           </w:rPr>
           <w:t>Hình 55. Giao diện dự đoán</w:t>
@@ -10415,7 +10420,7 @@
     </w:p>
     <w:p>
       <w:pPr>
-        <w:pStyle w:val="Banghinhminhhoa"/>
+        <w:pStyle w:val="TableofFigures"/>
         <w:tabs>
           <w:tab w:val="right" w:leader="dot" w:pos="9350"/>
         </w:tabs>
@@ -10428,7 +10433,7 @@
       <w:hyperlink w:anchor="_Toc228312907" w:history="1">
         <w:r>
           <w:rPr>
-            <w:rStyle w:val="Siuktni"/>
+            <w:rStyle w:val="Hyperlink"/>
             <w:noProof/>
           </w:rPr>
           <w:t>Hình 56. Giao diện phân tích- ảnh 1</w:t>
@@ -10485,7 +10490,7 @@
     </w:p>
     <w:p>
       <w:pPr>
-        <w:pStyle w:val="Banghinhminhhoa"/>
+        <w:pStyle w:val="TableofFigures"/>
         <w:tabs>
           <w:tab w:val="right" w:leader="dot" w:pos="9350"/>
         </w:tabs>
@@ -10498,7 +10503,7 @@
       <w:hyperlink w:anchor="_Toc228312908" w:history="1">
         <w:r>
           <w:rPr>
-            <w:rStyle w:val="Siuktni"/>
+            <w:rStyle w:val="Hyperlink"/>
             <w:noProof/>
           </w:rPr>
           <w:t>Hình 57. Giao diện phân tích- ảnh 2</w:t>
@@ -10555,7 +10560,7 @@
     </w:p>
     <w:p>
       <w:pPr>
-        <w:pStyle w:val="Banghinhminhhoa"/>
+        <w:pStyle w:val="TableofFigures"/>
         <w:tabs>
           <w:tab w:val="right" w:leader="dot" w:pos="9350"/>
         </w:tabs>
@@ -10568,7 +10573,7 @@
       <w:hyperlink w:anchor="_Toc228312909" w:history="1">
         <w:r>
           <w:rPr>
-            <w:rStyle w:val="Siuktni"/>
+            <w:rStyle w:val="Hyperlink"/>
             <w:noProof/>
           </w:rPr>
           <w:t>Hình 58. Giao diện phân tích- ảnh 3</w:t>
@@ -10625,7 +10630,7 @@
     </w:p>
     <w:p>
       <w:pPr>
-        <w:pStyle w:val="Banghinhminhhoa"/>
+        <w:pStyle w:val="TableofFigures"/>
         <w:tabs>
           <w:tab w:val="right" w:leader="dot" w:pos="9350"/>
         </w:tabs>
@@ -10638,7 +10643,7 @@
       <w:hyperlink w:anchor="_Toc228312910" w:history="1">
         <w:r>
           <w:rPr>
-            <w:rStyle w:val="Siuktni"/>
+            <w:rStyle w:val="Hyperlink"/>
             <w:noProof/>
           </w:rPr>
           <w:t>Hình 59. Giao diện dự đoán hàng loạt</w:t>
@@ -10739,7 +10744,7 @@
     </w:p>
     <w:p>
       <w:pPr>
-        <w:pStyle w:val="u1"/>
+        <w:pStyle w:val="Heading1"/>
         <w:numPr>
           <w:ilvl w:val="0"/>
           <w:numId w:val="0"/>
@@ -10749,14 +10754,13 @@
       </w:pPr>
       <w:bookmarkStart w:id="3" w:name="_Toc228312774"/>
       <w:r>
-        <w:lastRenderedPageBreak/>
         <w:t>PHÂN CHIA CÔNG VIỆC</w:t>
       </w:r>
       <w:bookmarkEnd w:id="3"/>
     </w:p>
     <w:tbl>
       <w:tblPr>
-        <w:tblStyle w:val="LiBang"/>
+        <w:tblStyle w:val="TableGrid"/>
         <w:tblW w:w="0" w:type="auto"/>
         <w:tblLook w:val="04A0" w:firstRow="1" w:lastRow="0" w:firstColumn="1" w:lastColumn="0" w:noHBand="0" w:noVBand="1"/>
       </w:tblPr>
@@ -10998,18 +11002,17 @@
     </w:p>
     <w:p>
       <w:pPr>
-        <w:pStyle w:val="u1"/>
+        <w:pStyle w:val="Heading1"/>
       </w:pPr>
       <w:bookmarkStart w:id="4" w:name="_Toc228312775"/>
       <w:r>
-        <w:lastRenderedPageBreak/>
         <w:t>TỔNG QUAN</w:t>
       </w:r>
       <w:bookmarkEnd w:id="4"/>
     </w:p>
     <w:p>
       <w:pPr>
-        <w:pStyle w:val="u2"/>
+        <w:pStyle w:val="Heading2"/>
       </w:pPr>
       <w:bookmarkStart w:id="5" w:name="_Toc228312776"/>
       <w:r>
@@ -11072,7 +11075,7 @@
     </w:p>
     <w:p>
       <w:pPr>
-        <w:pStyle w:val="u2"/>
+        <w:pStyle w:val="Heading2"/>
       </w:pPr>
       <w:bookmarkStart w:id="6" w:name="_Toc228312777"/>
       <w:r>
@@ -11082,7 +11085,7 @@
     </w:p>
     <w:p>
       <w:pPr>
-        <w:pStyle w:val="u3"/>
+        <w:pStyle w:val="Heading3"/>
       </w:pPr>
       <w:bookmarkStart w:id="7" w:name="_Toc228312778"/>
       <w:r>
@@ -11117,7 +11120,7 @@
     </w:p>
     <w:p>
       <w:pPr>
-        <w:pStyle w:val="u3"/>
+        <w:pStyle w:val="Heading3"/>
       </w:pPr>
       <w:bookmarkStart w:id="8" w:name="_Toc228312779"/>
       <w:r>
@@ -11297,11 +11300,10 @@
     </w:p>
     <w:p>
       <w:pPr>
-        <w:pStyle w:val="u2"/>
+        <w:pStyle w:val="Heading2"/>
       </w:pPr>
       <w:bookmarkStart w:id="9" w:name="_Toc228312780"/>
       <w:r>
-        <w:lastRenderedPageBreak/>
         <w:t>Đối tượng nghiên cứu</w:t>
       </w:r>
       <w:bookmarkEnd w:id="9"/>
@@ -11363,18 +11365,17 @@
     </w:p>
     <w:p>
       <w:pPr>
-        <w:pStyle w:val="u1"/>
+        <w:pStyle w:val="Heading1"/>
       </w:pPr>
       <w:bookmarkStart w:id="10" w:name="_Toc228312781"/>
       <w:r>
-        <w:lastRenderedPageBreak/>
         <w:t>CƠ SỞ LÝ THUYẾT</w:t>
       </w:r>
       <w:bookmarkEnd w:id="10"/>
     </w:p>
     <w:p>
       <w:pPr>
-        <w:pStyle w:val="u2"/>
+        <w:pStyle w:val="Heading2"/>
       </w:pPr>
       <w:bookmarkStart w:id="11" w:name="_Toc228312782"/>
       <w:r>
@@ -11384,7 +11385,7 @@
     </w:p>
     <w:p>
       <w:pPr>
-        <w:pStyle w:val="u3"/>
+        <w:pStyle w:val="Heading3"/>
       </w:pPr>
       <w:bookmarkStart w:id="12" w:name="_Toc228312783"/>
       <w:r>
@@ -11514,7 +11515,7 @@
     </w:p>
     <w:p>
       <w:pPr>
-        <w:pStyle w:val="u3"/>
+        <w:pStyle w:val="Heading3"/>
       </w:pPr>
       <w:bookmarkStart w:id="13" w:name="_Toc228312784"/>
       <w:r>
@@ -11611,7 +11612,7 @@
     </w:p>
     <w:p>
       <w:pPr>
-        <w:pStyle w:val="u3"/>
+        <w:pStyle w:val="Heading3"/>
       </w:pPr>
       <w:bookmarkStart w:id="14" w:name="_Toc228312785"/>
       <w:r>
@@ -11626,20 +11627,19 @@
     </w:p>
     <w:p>
       <w:pPr>
-        <w:pStyle w:val="oancuaDanhsach"/>
+        <w:pStyle w:val="ListParagraph"/>
         <w:numPr>
           <w:ilvl w:val="0"/>
           <w:numId w:val="2"/>
         </w:numPr>
       </w:pPr>
       <w:r>
-        <w:lastRenderedPageBreak/>
         <w:t xml:space="preserve">Thu thập dữ liệu: Thu thập và chuẩn bị dữ liệu đầu vào, đảm bảo rằng dữ liệu có đủ thông tin để phân loại. </w:t>
       </w:r>
     </w:p>
     <w:p>
       <w:pPr>
-        <w:pStyle w:val="oancuaDanhsach"/>
+        <w:pStyle w:val="ListParagraph"/>
         <w:numPr>
           <w:ilvl w:val="0"/>
           <w:numId w:val="2"/>
@@ -11651,7 +11651,7 @@
     </w:p>
     <w:p>
       <w:pPr>
-        <w:pStyle w:val="oancuaDanhsach"/>
+        <w:pStyle w:val="ListParagraph"/>
         <w:numPr>
           <w:ilvl w:val="0"/>
           <w:numId w:val="2"/>
@@ -11664,7 +11664,7 @@
     </w:p>
     <w:p>
       <w:pPr>
-        <w:pStyle w:val="oancuaDanhsach"/>
+        <w:pStyle w:val="ListParagraph"/>
         <w:numPr>
           <w:ilvl w:val="0"/>
           <w:numId w:val="2"/>
@@ -11677,7 +11677,7 @@
     </w:p>
     <w:p>
       <w:pPr>
-        <w:pStyle w:val="oancuaDanhsach"/>
+        <w:pStyle w:val="ListParagraph"/>
         <w:numPr>
           <w:ilvl w:val="0"/>
           <w:numId w:val="2"/>
@@ -11690,7 +11690,7 @@
     </w:p>
     <w:p>
       <w:pPr>
-        <w:pStyle w:val="u3"/>
+        <w:pStyle w:val="Heading3"/>
       </w:pPr>
       <w:bookmarkStart w:id="15" w:name="_Toc228312786"/>
       <w:r>
@@ -11792,7 +11792,7 @@
     </w:p>
     <w:p>
       <w:pPr>
-        <w:pStyle w:val="u3"/>
+        <w:pStyle w:val="Heading3"/>
       </w:pPr>
       <w:bookmarkStart w:id="16" w:name="_Toc228312787"/>
       <w:r>
@@ -11810,7 +11810,7 @@
     </w:p>
     <w:p>
       <w:pPr>
-        <w:pStyle w:val="oancuaDanhsach"/>
+        <w:pStyle w:val="ListParagraph"/>
         <w:numPr>
           <w:ilvl w:val="0"/>
           <w:numId w:val="3"/>
@@ -11823,7 +11823,7 @@
     </w:p>
     <w:p>
       <w:pPr>
-        <w:pStyle w:val="oancuaDanhsach"/>
+        <w:pStyle w:val="ListParagraph"/>
         <w:numPr>
           <w:ilvl w:val="0"/>
           <w:numId w:val="3"/>
@@ -11844,7 +11844,7 @@
     </w:p>
     <w:p>
       <w:pPr>
-        <w:pStyle w:val="oancuaDanhsach"/>
+        <w:pStyle w:val="ListParagraph"/>
         <w:numPr>
           <w:ilvl w:val="0"/>
           <w:numId w:val="3"/>
@@ -11873,7 +11873,7 @@
     </w:p>
     <w:p>
       <w:pPr>
-        <w:pStyle w:val="u2"/>
+        <w:pStyle w:val="Heading2"/>
       </w:pPr>
       <w:bookmarkStart w:id="17" w:name="_Toc228312788"/>
       <w:proofErr w:type="spellStart"/>
@@ -11881,7 +11881,6 @@
         <w:rPr>
           <w:lang w:val="en-US"/>
         </w:rPr>
-        <w:lastRenderedPageBreak/>
         <w:t>Giới</w:t>
       </w:r>
       <w:proofErr w:type="spellEnd"/>
@@ -12001,7 +12000,7 @@
     </w:p>
     <w:p>
       <w:pPr>
-        <w:pStyle w:val="u3"/>
+        <w:pStyle w:val="Heading3"/>
       </w:pPr>
       <w:bookmarkStart w:id="18" w:name="_Toc228312789"/>
       <w:r>
@@ -12030,7 +12029,7 @@
     </w:p>
     <w:p>
       <w:pPr>
-        <w:pStyle w:val="u4"/>
+        <w:pStyle w:val="Heading4"/>
       </w:pPr>
       <w:r>
         <w:t xml:space="preserve">Giới thiệu về thuật toán </w:t>
@@ -12101,7 +12100,7 @@
     </w:p>
     <w:p>
       <w:pPr>
-        <w:pStyle w:val="u4"/>
+        <w:pStyle w:val="Heading4"/>
       </w:pPr>
       <w:r>
         <w:t xml:space="preserve">Cấu trúc và cách thức hoạt động của thuật toán </w:t>
@@ -12164,7 +12163,7 @@
     </w:p>
     <w:p>
       <w:pPr>
-        <w:pStyle w:val="oancuaDanhsach"/>
+        <w:pStyle w:val="ListParagraph"/>
         <w:numPr>
           <w:ilvl w:val="0"/>
           <w:numId w:val="4"/>
@@ -12229,7 +12228,7 @@
     </w:p>
     <w:p>
       <w:pPr>
-        <w:pStyle w:val="oancuaDanhsach"/>
+        <w:pStyle w:val="ListParagraph"/>
         <w:numPr>
           <w:ilvl w:val="0"/>
           <w:numId w:val="4"/>
@@ -12273,7 +12272,7 @@
     </w:p>
     <w:p>
       <w:pPr>
-        <w:pStyle w:val="oancuaDanhsach"/>
+        <w:pStyle w:val="ListParagraph"/>
         <w:numPr>
           <w:ilvl w:val="0"/>
           <w:numId w:val="4"/>
@@ -12320,7 +12319,9 @@
         <w:keepNext/>
       </w:pPr>
       <w:r>
-        <w:lastRenderedPageBreak/>
+        <w:rPr>
+          <w:noProof/>
+        </w:rPr>
         <w:drawing>
           <wp:inline distT="0" distB="0" distL="0" distR="0" wp14:anchorId="79A70E2F" wp14:editId="16DE68EE">
             <wp:extent cx="4838065" cy="3615055"/>
@@ -12373,7 +12374,7 @@
     </w:p>
     <w:p>
       <w:pPr>
-        <w:pStyle w:val="Chuthich"/>
+        <w:pStyle w:val="Caption"/>
         <w:rPr>
           <w:lang w:val="vi-VN"/>
         </w:rPr>
@@ -12452,7 +12453,7 @@
     </w:p>
     <w:p>
       <w:pPr>
-        <w:pStyle w:val="u4"/>
+        <w:pStyle w:val="Heading4"/>
       </w:pPr>
       <w:r>
         <w:t xml:space="preserve">Ưu điểm </w:t>
@@ -12484,7 +12485,7 @@
     </w:p>
     <w:p>
       <w:pPr>
-        <w:pStyle w:val="oancuaDanhsach"/>
+        <w:pStyle w:val="ListParagraph"/>
         <w:numPr>
           <w:ilvl w:val="0"/>
           <w:numId w:val="4"/>
@@ -12534,7 +12535,7 @@
     </w:p>
     <w:p>
       <w:pPr>
-        <w:pStyle w:val="oancuaDanhsach"/>
+        <w:pStyle w:val="ListParagraph"/>
         <w:numPr>
           <w:ilvl w:val="0"/>
           <w:numId w:val="4"/>
@@ -12586,7 +12587,7 @@
     </w:p>
     <w:p>
       <w:pPr>
-        <w:pStyle w:val="oancuaDanhsach"/>
+        <w:pStyle w:val="ListParagraph"/>
         <w:numPr>
           <w:ilvl w:val="0"/>
           <w:numId w:val="4"/>
@@ -12614,7 +12615,7 @@
     </w:p>
     <w:p>
       <w:pPr>
-        <w:pStyle w:val="oancuaDanhsach"/>
+        <w:pStyle w:val="ListParagraph"/>
         <w:numPr>
           <w:ilvl w:val="0"/>
           <w:numId w:val="4"/>
@@ -12642,7 +12643,7 @@
     </w:p>
     <w:p>
       <w:pPr>
-        <w:pStyle w:val="oancuaDanhsach"/>
+        <w:pStyle w:val="ListParagraph"/>
         <w:numPr>
           <w:ilvl w:val="0"/>
           <w:numId w:val="4"/>
@@ -12670,7 +12671,7 @@
     </w:p>
     <w:p>
       <w:pPr>
-        <w:pStyle w:val="oancuaDanhsach"/>
+        <w:pStyle w:val="ListParagraph"/>
         <w:numPr>
           <w:ilvl w:val="0"/>
           <w:numId w:val="4"/>
@@ -12698,13 +12699,12 @@
     </w:p>
     <w:p>
       <w:r>
-        <w:lastRenderedPageBreak/>
         <w:t>Nhược điểm:</w:t>
       </w:r>
     </w:p>
     <w:p>
       <w:pPr>
-        <w:pStyle w:val="oancuaDanhsach"/>
+        <w:pStyle w:val="ListParagraph"/>
         <w:numPr>
           <w:ilvl w:val="0"/>
           <w:numId w:val="4"/>
@@ -12732,7 +12732,7 @@
     </w:p>
     <w:p>
       <w:pPr>
-        <w:pStyle w:val="oancuaDanhsach"/>
+        <w:pStyle w:val="ListParagraph"/>
         <w:numPr>
           <w:ilvl w:val="0"/>
           <w:numId w:val="4"/>
@@ -12768,7 +12768,7 @@
     </w:p>
     <w:p>
       <w:pPr>
-        <w:pStyle w:val="oancuaDanhsach"/>
+        <w:pStyle w:val="ListParagraph"/>
         <w:numPr>
           <w:ilvl w:val="0"/>
           <w:numId w:val="4"/>
@@ -12849,7 +12849,7 @@
     </w:p>
     <w:p>
       <w:pPr>
-        <w:pStyle w:val="u4"/>
+        <w:pStyle w:val="Heading4"/>
       </w:pPr>
       <w:r>
         <w:t xml:space="preserve">Các tham số quan trọng của mô hình </w:t>
@@ -12875,7 +12875,7 @@
     </w:p>
     <w:p>
       <w:pPr>
-        <w:pStyle w:val="oancuaDanhsach"/>
+        <w:pStyle w:val="ListParagraph"/>
         <w:numPr>
           <w:ilvl w:val="0"/>
           <w:numId w:val="4"/>
@@ -12895,7 +12895,7 @@
     </w:p>
     <w:p>
       <w:pPr>
-        <w:pStyle w:val="oancuaDanhsach"/>
+        <w:pStyle w:val="ListParagraph"/>
         <w:numPr>
           <w:ilvl w:val="0"/>
           <w:numId w:val="4"/>
@@ -12918,7 +12918,7 @@
     </w:p>
     <w:p>
       <w:pPr>
-        <w:pStyle w:val="u4"/>
+        <w:pStyle w:val="Heading4"/>
       </w:pPr>
       <w:r>
         <w:t xml:space="preserve">Ứng dụng của mô hình </w:t>
@@ -12957,7 +12957,7 @@
     </w:p>
     <w:p>
       <w:pPr>
-        <w:pStyle w:val="oancuaDanhsach"/>
+        <w:pStyle w:val="ListParagraph"/>
         <w:numPr>
           <w:ilvl w:val="0"/>
           <w:numId w:val="5"/>
@@ -12993,7 +12993,7 @@
     </w:p>
     <w:p>
       <w:pPr>
-        <w:pStyle w:val="oancuaDanhsach"/>
+        <w:pStyle w:val="ListParagraph"/>
         <w:numPr>
           <w:ilvl w:val="0"/>
           <w:numId w:val="5"/>
@@ -13005,7 +13005,7 @@
     </w:p>
     <w:p>
       <w:pPr>
-        <w:pStyle w:val="oancuaDanhsach"/>
+        <w:pStyle w:val="ListParagraph"/>
         <w:numPr>
           <w:ilvl w:val="0"/>
           <w:numId w:val="5"/>
@@ -13033,7 +13033,7 @@
     </w:p>
     <w:p>
       <w:pPr>
-        <w:pStyle w:val="u3"/>
+        <w:pStyle w:val="Heading3"/>
       </w:pPr>
       <w:bookmarkStart w:id="22" w:name="_Toc228312790"/>
       <w:r>
@@ -13056,7 +13056,7 @@
     </w:p>
     <w:p>
       <w:pPr>
-        <w:pStyle w:val="u4"/>
+        <w:pStyle w:val="Heading4"/>
       </w:pPr>
       <w:r>
         <w:t xml:space="preserve">Giới thiệu về </w:t>
@@ -13101,11 +13101,7 @@
       </w:r>
       <w:proofErr w:type="spellEnd"/>
       <w:r>
-        <w:t xml:space="preserve">) là một kỹ thuật phân tích dữ liệu sử dụng toán học để tìm ra mối quan hệ giữa hai yếu tố dữ liệu. Sau đó, kỹ thuật này sử dụng mối quan hệ đã tìm được để dự đoán giá trị của những yếu tố đó dựa trên yếu tố còn lại. Đây là một </w:t>
-      </w:r>
-      <w:r>
-        <w:lastRenderedPageBreak/>
-        <w:t>thuật toán học có giám sát (</w:t>
+        <w:t>) là một kỹ thuật phân tích dữ liệu sử dụng toán học để tìm ra mối quan hệ giữa hai yếu tố dữ liệu. Sau đó, kỹ thuật này sử dụng mối quan hệ đã tìm được để dự đoán giá trị của những yếu tố đó dựa trên yếu tố còn lại. Đây là một thuật toán học có giám sát (</w:t>
       </w:r>
       <w:proofErr w:type="spellStart"/>
       <w:r>
@@ -13211,7 +13207,7 @@
     </w:p>
     <w:p>
       <w:pPr>
-        <w:pStyle w:val="u4"/>
+        <w:pStyle w:val="Heading4"/>
       </w:pPr>
       <w:r>
         <w:t xml:space="preserve">Mô hình toán học của </w:t>
@@ -13287,7 +13283,7 @@
     </w:p>
     <w:p>
       <w:pPr>
-        <w:pStyle w:val="oancuaDanhsach"/>
+        <w:pStyle w:val="ListParagraph"/>
         <w:numPr>
           <w:ilvl w:val="0"/>
           <w:numId w:val="6"/>
@@ -13305,7 +13301,7 @@
     </w:p>
     <w:p>
       <w:pPr>
-        <w:pStyle w:val="oancuaDanhsach"/>
+        <w:pStyle w:val="ListParagraph"/>
         <w:numPr>
           <w:ilvl w:val="0"/>
           <w:numId w:val="6"/>
@@ -13756,7 +13752,7 @@
     </w:p>
     <w:p>
       <w:pPr>
-        <w:pStyle w:val="oancuaDanhsach"/>
+        <w:pStyle w:val="ListParagraph"/>
         <w:numPr>
           <w:ilvl w:val="0"/>
           <w:numId w:val="7"/>
@@ -13913,26 +13909,26 @@
         <w:rPr>
           <w:rFonts w:cstheme="minorHAnsi"/>
         </w:rPr>
-        <w:t xml:space="preserve"> : là vector tr</w:t>
+        <w:t xml:space="preserve"> : là </w:t>
       </w:r>
       <w:proofErr w:type="spellStart"/>
       <w:r>
         <w:rPr>
           <w:rFonts w:cstheme="minorHAnsi"/>
         </w:rPr>
-        <w:t>ọng</w:t>
+        <w:t>vector</w:t>
       </w:r>
       <w:proofErr w:type="spellEnd"/>
       <w:r>
         <w:rPr>
           <w:rFonts w:cstheme="minorHAnsi"/>
         </w:rPr>
-        <w:t xml:space="preserve"> số </w:t>
-      </w:r>
-    </w:p>
-    <w:p>
-      <w:pPr>
-        <w:pStyle w:val="oancuaDanhsach"/>
+        <w:t xml:space="preserve"> trọng số </w:t>
+      </w:r>
+    </w:p>
+    <w:p>
+      <w:pPr>
+        <w:pStyle w:val="ListParagraph"/>
         <w:numPr>
           <w:ilvl w:val="0"/>
           <w:numId w:val="7"/>
@@ -14312,8 +14308,8 @@
       <w:r>
         <w:rPr>
           <w:rFonts w:cstheme="minorHAnsi"/>
-        </w:rPr>
-        <w:lastRenderedPageBreak/>
+          <w:noProof/>
+        </w:rPr>
         <w:drawing>
           <wp:inline distT="0" distB="0" distL="0" distR="0" wp14:anchorId="05420B18" wp14:editId="1D3F0963">
             <wp:extent cx="3051810" cy="1945640"/>
@@ -14366,7 +14362,7 @@
     </w:p>
     <w:p>
       <w:pPr>
-        <w:pStyle w:val="Chuthich"/>
+        <w:pStyle w:val="Caption"/>
         <w:rPr>
           <w:lang w:val="vi-VN"/>
         </w:rPr>
@@ -14528,7 +14524,7 @@
     </w:p>
     <w:p>
       <w:pPr>
-        <w:pStyle w:val="oancuaDanhsach"/>
+        <w:pStyle w:val="ListParagraph"/>
         <w:numPr>
           <w:ilvl w:val="0"/>
           <w:numId w:val="8"/>
@@ -14578,7 +14574,7 @@
     </w:p>
     <w:p>
       <w:pPr>
-        <w:pStyle w:val="oancuaDanhsach"/>
+        <w:pStyle w:val="ListParagraph"/>
         <w:numPr>
           <w:ilvl w:val="0"/>
           <w:numId w:val="8"/>
@@ -15161,7 +15157,7 @@
     </w:p>
     <w:p>
       <w:pPr>
-        <w:pStyle w:val="oancuaDanhsach"/>
+        <w:pStyle w:val="ListParagraph"/>
         <w:numPr>
           <w:ilvl w:val="0"/>
           <w:numId w:val="9"/>
@@ -15179,7 +15175,7 @@
     </w:p>
     <w:p>
       <w:pPr>
-        <w:pStyle w:val="oancuaDanhsach"/>
+        <w:pStyle w:val="ListParagraph"/>
         <w:numPr>
           <w:ilvl w:val="0"/>
           <w:numId w:val="9"/>
@@ -15243,7 +15239,7 @@
     </w:p>
     <w:p>
       <w:pPr>
-        <w:pStyle w:val="oancuaDanhsach"/>
+        <w:pStyle w:val="ListParagraph"/>
         <w:numPr>
           <w:ilvl w:val="0"/>
           <w:numId w:val="9"/>
@@ -15261,7 +15257,7 @@
     </w:p>
     <w:p>
       <w:pPr>
-        <w:pStyle w:val="oancuaDanhsach"/>
+        <w:pStyle w:val="ListParagraph"/>
         <w:numPr>
           <w:ilvl w:val="0"/>
           <w:numId w:val="9"/>
@@ -15601,7 +15597,7 @@
     </w:p>
     <w:p>
       <w:pPr>
-        <w:pStyle w:val="oancuaDanhsach"/>
+        <w:pStyle w:val="ListParagraph"/>
         <w:numPr>
           <w:ilvl w:val="0"/>
           <w:numId w:val="10"/>
@@ -15645,7 +15641,7 @@
     </w:p>
     <w:p>
       <w:pPr>
-        <w:pStyle w:val="oancuaDanhsach"/>
+        <w:pStyle w:val="ListParagraph"/>
         <w:numPr>
           <w:ilvl w:val="0"/>
           <w:numId w:val="10"/>
@@ -15754,7 +15750,7 @@
     </w:p>
     <w:p>
       <w:pPr>
-        <w:pStyle w:val="oancuaDanhsach"/>
+        <w:pStyle w:val="ListParagraph"/>
         <w:numPr>
           <w:ilvl w:val="0"/>
           <w:numId w:val="11"/>
@@ -15818,7 +15814,7 @@
     </w:p>
     <w:p>
       <w:pPr>
-        <w:pStyle w:val="oancuaDanhsach"/>
+        <w:pStyle w:val="ListParagraph"/>
         <w:numPr>
           <w:ilvl w:val="0"/>
           <w:numId w:val="11"/>
@@ -15879,7 +15875,7 @@
     </w:p>
     <w:p>
       <w:pPr>
-        <w:pStyle w:val="u4"/>
+        <w:pStyle w:val="Heading4"/>
       </w:pPr>
       <w:r>
         <w:t xml:space="preserve">Ưu điểm và nhược điểm của hồi quy </w:t>
@@ -15897,7 +15893,7 @@
     </w:p>
     <w:p>
       <w:pPr>
-        <w:pStyle w:val="oancuaDanhsach"/>
+        <w:pStyle w:val="ListParagraph"/>
         <w:numPr>
           <w:ilvl w:val="0"/>
           <w:numId w:val="12"/>
@@ -15962,7 +15958,7 @@
     </w:p>
     <w:p>
       <w:pPr>
-        <w:pStyle w:val="oancuaDanhsach"/>
+        <w:pStyle w:val="ListParagraph"/>
         <w:numPr>
           <w:ilvl w:val="0"/>
           <w:numId w:val="12"/>
@@ -15990,7 +15986,7 @@
     </w:p>
     <w:p>
       <w:pPr>
-        <w:pStyle w:val="oancuaDanhsach"/>
+        <w:pStyle w:val="ListParagraph"/>
         <w:numPr>
           <w:ilvl w:val="0"/>
           <w:numId w:val="12"/>
@@ -16020,7 +16016,7 @@
     </w:p>
     <w:p>
       <w:pPr>
-        <w:pStyle w:val="oancuaDanhsach"/>
+        <w:pStyle w:val="ListParagraph"/>
         <w:numPr>
           <w:ilvl w:val="0"/>
           <w:numId w:val="13"/>
@@ -16045,7 +16041,7 @@
     </w:p>
     <w:p>
       <w:pPr>
-        <w:pStyle w:val="oancuaDanhsach"/>
+        <w:pStyle w:val="ListParagraph"/>
         <w:numPr>
           <w:ilvl w:val="0"/>
           <w:numId w:val="13"/>
@@ -16073,7 +16069,7 @@
     </w:p>
     <w:p>
       <w:pPr>
-        <w:pStyle w:val="oancuaDanhsach"/>
+        <w:pStyle w:val="ListParagraph"/>
         <w:numPr>
           <w:ilvl w:val="0"/>
           <w:numId w:val="13"/>
@@ -16109,14 +16105,13 @@
     </w:p>
     <w:p>
       <w:pPr>
-        <w:pStyle w:val="oancuaDanhsach"/>
+        <w:pStyle w:val="ListParagraph"/>
         <w:numPr>
           <w:ilvl w:val="0"/>
           <w:numId w:val="13"/>
         </w:numPr>
       </w:pPr>
       <w:r>
-        <w:lastRenderedPageBreak/>
         <w:t xml:space="preserve">Với dữ liệu lớn có hàng triệu mẫu và đặc trưng, hoặc có cấu trúc phức tạp (như ảnh, âm thanh), </w:t>
       </w:r>
       <w:proofErr w:type="spellStart"/>
@@ -16138,7 +16133,7 @@
     </w:p>
     <w:p>
       <w:pPr>
-        <w:pStyle w:val="u4"/>
+        <w:pStyle w:val="Heading4"/>
       </w:pPr>
       <w:r>
         <w:t xml:space="preserve">Ứng dụng của </w:t>
@@ -16180,7 +16175,7 @@
     </w:p>
     <w:p>
       <w:pPr>
-        <w:pStyle w:val="oancuaDanhsach"/>
+        <w:pStyle w:val="ListParagraph"/>
         <w:numPr>
           <w:ilvl w:val="0"/>
           <w:numId w:val="14"/>
@@ -16200,7 +16195,7 @@
     </w:p>
     <w:p>
       <w:pPr>
-        <w:pStyle w:val="oancuaDanhsach"/>
+        <w:pStyle w:val="ListParagraph"/>
         <w:numPr>
           <w:ilvl w:val="0"/>
           <w:numId w:val="14"/>
@@ -16220,7 +16215,7 @@
     </w:p>
     <w:p>
       <w:pPr>
-        <w:pStyle w:val="oancuaDanhsach"/>
+        <w:pStyle w:val="ListParagraph"/>
         <w:numPr>
           <w:ilvl w:val="0"/>
           <w:numId w:val="14"/>
@@ -16264,7 +16259,7 @@
     </w:p>
     <w:p>
       <w:pPr>
-        <w:pStyle w:val="oancuaDanhsach"/>
+        <w:pStyle w:val="ListParagraph"/>
         <w:numPr>
           <w:ilvl w:val="0"/>
           <w:numId w:val="14"/>
@@ -16276,7 +16271,7 @@
     </w:p>
     <w:p>
       <w:pPr>
-        <w:pStyle w:val="u3"/>
+        <w:pStyle w:val="Heading3"/>
       </w:pPr>
       <w:bookmarkStart w:id="25" w:name="_Toc228312791"/>
       <w:r>
@@ -16302,7 +16297,7 @@
     </w:p>
     <w:p>
       <w:pPr>
-        <w:pStyle w:val="u4"/>
+        <w:pStyle w:val="Heading4"/>
       </w:pPr>
       <w:r>
         <w:t xml:space="preserve">Giới thiệu về thuật toán </w:t>
@@ -16346,7 +16341,7 @@
     </w:p>
     <w:p>
       <w:pPr>
-        <w:pStyle w:val="u4"/>
+        <w:pStyle w:val="Heading4"/>
       </w:pPr>
       <w:r>
         <w:t xml:space="preserve">Giới thiệu về thuật toán </w:t>
@@ -16407,7 +16402,6 @@
     </w:p>
     <w:p>
       <w:r>
-        <w:lastRenderedPageBreak/>
         <w:t>Trong thuật toán CART, các đặc trưng có thể là liên tục hoặc phân loại. Loại thứ hai yêu cầu xử lý sơ bộ trước khi đưa vào mô hình.</w:t>
       </w:r>
     </w:p>
@@ -16423,7 +16417,7 @@
     </w:p>
     <w:p>
       <w:pPr>
-        <w:pStyle w:val="oancuaDanhsach"/>
+        <w:pStyle w:val="ListParagraph"/>
         <w:numPr>
           <w:ilvl w:val="0"/>
           <w:numId w:val="14"/>
@@ -16435,7 +16429,7 @@
     </w:p>
     <w:p>
       <w:pPr>
-        <w:pStyle w:val="oancuaDanhsach"/>
+        <w:pStyle w:val="ListParagraph"/>
         <w:numPr>
           <w:ilvl w:val="0"/>
           <w:numId w:val="14"/>
@@ -16447,7 +16441,7 @@
     </w:p>
     <w:p>
       <w:pPr>
-        <w:pStyle w:val="oancuaDanhsach"/>
+        <w:pStyle w:val="ListParagraph"/>
         <w:numPr>
           <w:ilvl w:val="1"/>
           <w:numId w:val="14"/>
@@ -16491,7 +16485,7 @@
     </w:p>
     <w:p>
       <w:pPr>
-        <w:pStyle w:val="oancuaDanhsach"/>
+        <w:pStyle w:val="ListParagraph"/>
         <w:numPr>
           <w:ilvl w:val="1"/>
           <w:numId w:val="14"/>
@@ -16551,7 +16545,7 @@
     </w:p>
     <w:p>
       <w:pPr>
-        <w:pStyle w:val="oancuaDanhsach"/>
+        <w:pStyle w:val="ListParagraph"/>
         <w:numPr>
           <w:ilvl w:val="0"/>
           <w:numId w:val="14"/>
@@ -16563,7 +16557,7 @@
     </w:p>
     <w:p>
       <w:pPr>
-        <w:pStyle w:val="oancuaDanhsach"/>
+        <w:pStyle w:val="ListParagraph"/>
         <w:numPr>
           <w:ilvl w:val="0"/>
           <w:numId w:val="14"/>
@@ -16580,7 +16574,7 @@
     </w:p>
     <w:p>
       <w:pPr>
-        <w:pStyle w:val="u3"/>
+        <w:pStyle w:val="Heading3"/>
       </w:pPr>
       <w:bookmarkStart w:id="26" w:name="_Toc228312792"/>
       <w:proofErr w:type="spellStart"/>
@@ -16611,7 +16605,7 @@
     </w:p>
     <w:p>
       <w:pPr>
-        <w:pStyle w:val="u4"/>
+        <w:pStyle w:val="Heading4"/>
       </w:pPr>
       <w:r>
         <w:t xml:space="preserve">Giới thiệu </w:t>
@@ -16772,10 +16766,9 @@
     </w:p>
     <w:p>
       <w:pPr>
-        <w:pStyle w:val="u4"/>
-      </w:pPr>
-      <w:r>
-        <w:lastRenderedPageBreak/>
+        <w:pStyle w:val="Heading4"/>
+      </w:pPr>
+      <w:r>
         <w:t xml:space="preserve">Ưu điểm và nhược điểm của </w:t>
       </w:r>
       <w:proofErr w:type="spellStart"/>
@@ -16799,7 +16792,7 @@
     </w:p>
     <w:p>
       <w:pPr>
-        <w:pStyle w:val="oancuaDanhsach"/>
+        <w:pStyle w:val="ListParagraph"/>
         <w:numPr>
           <w:ilvl w:val="0"/>
           <w:numId w:val="14"/>
@@ -16827,7 +16820,7 @@
     </w:p>
     <w:p>
       <w:pPr>
-        <w:pStyle w:val="oancuaDanhsach"/>
+        <w:pStyle w:val="ListParagraph"/>
         <w:numPr>
           <w:ilvl w:val="0"/>
           <w:numId w:val="14"/>
@@ -16860,7 +16853,7 @@
     </w:p>
     <w:p>
       <w:pPr>
-        <w:pStyle w:val="oancuaDanhsach"/>
+        <w:pStyle w:val="ListParagraph"/>
         <w:numPr>
           <w:ilvl w:val="0"/>
           <w:numId w:val="14"/>
@@ -16875,7 +16868,7 @@
     </w:p>
     <w:p>
       <w:pPr>
-        <w:pStyle w:val="oancuaDanhsach"/>
+        <w:pStyle w:val="ListParagraph"/>
         <w:numPr>
           <w:ilvl w:val="0"/>
           <w:numId w:val="14"/>
@@ -16890,7 +16883,7 @@
     </w:p>
     <w:p>
       <w:pPr>
-        <w:pStyle w:val="oancuaDanhsach"/>
+        <w:pStyle w:val="ListParagraph"/>
         <w:numPr>
           <w:ilvl w:val="0"/>
           <w:numId w:val="14"/>
@@ -16917,7 +16910,7 @@
     </w:p>
     <w:p>
       <w:pPr>
-        <w:pStyle w:val="oancuaDanhsach"/>
+        <w:pStyle w:val="ListParagraph"/>
         <w:numPr>
           <w:ilvl w:val="0"/>
           <w:numId w:val="14"/>
@@ -16947,7 +16940,7 @@
     </w:p>
     <w:p>
       <w:pPr>
-        <w:pStyle w:val="u2"/>
+        <w:pStyle w:val="Heading2"/>
       </w:pPr>
       <w:bookmarkStart w:id="27" w:name="_Toc228312793"/>
       <w:r>
@@ -16957,7 +16950,7 @@
     </w:p>
     <w:p>
       <w:pPr>
-        <w:pStyle w:val="u3"/>
+        <w:pStyle w:val="Heading3"/>
       </w:pPr>
       <w:bookmarkStart w:id="28" w:name="_Toc228312794"/>
       <w:proofErr w:type="spellStart"/>
@@ -16986,6 +16979,9 @@
     <w:p/>
     <w:p>
       <w:r>
+        <w:rPr>
+          <w:noProof/>
+        </w:rPr>
         <w:drawing>
           <wp:inline distT="0" distB="0" distL="0" distR="0" wp14:anchorId="00648A35" wp14:editId="5E8630B8">
             <wp:extent cx="5943600" cy="1403350"/>
@@ -17025,7 +17021,7 @@
     </w:p>
     <w:p>
       <w:pPr>
-        <w:pStyle w:val="Chuthich"/>
+        <w:pStyle w:val="Caption"/>
         <w:rPr>
           <w:lang w:val="vi-VN"/>
         </w:rPr>
@@ -17091,7 +17087,7 @@
     </w:p>
     <w:p>
       <w:pPr>
-        <w:pStyle w:val="oancuaDanhsach"/>
+        <w:pStyle w:val="ListParagraph"/>
         <w:numPr>
           <w:ilvl w:val="0"/>
           <w:numId w:val="15"/>
@@ -17122,7 +17118,7 @@
     </w:p>
     <w:p>
       <w:pPr>
-        <w:pStyle w:val="oancuaDanhsach"/>
+        <w:pStyle w:val="ListParagraph"/>
         <w:numPr>
           <w:ilvl w:val="0"/>
           <w:numId w:val="15"/>
@@ -17137,7 +17133,7 @@
     </w:p>
     <w:p>
       <w:pPr>
-        <w:pStyle w:val="oancuaDanhsach"/>
+        <w:pStyle w:val="ListParagraph"/>
         <w:numPr>
           <w:ilvl w:val="0"/>
           <w:numId w:val="15"/>
@@ -17147,13 +17143,12 @@
         </w:tabs>
       </w:pPr>
       <w:r>
-        <w:lastRenderedPageBreak/>
         <w:t xml:space="preserve">“B” hoặc Kết quả dương tính giả (FP): Trong những trường hợp này, mô hình chỉ ra “kết quả dương tính” nhưng giá trị thực lại là “kết quả âm tính”. Trong thống kê, có thể gọi đây là lỗi loại I. </w:t>
       </w:r>
     </w:p>
     <w:p>
       <w:pPr>
-        <w:pStyle w:val="oancuaDanhsach"/>
+        <w:pStyle w:val="ListParagraph"/>
         <w:numPr>
           <w:ilvl w:val="0"/>
           <w:numId w:val="15"/>
@@ -17176,7 +17171,7 @@
     </w:p>
     <w:p>
       <w:pPr>
-        <w:pStyle w:val="oancuaDanhsach"/>
+        <w:pStyle w:val="ListParagraph"/>
         <w:numPr>
           <w:ilvl w:val="0"/>
           <w:numId w:val="16"/>
@@ -17193,7 +17188,7 @@
     </w:p>
     <w:p>
       <w:pPr>
-        <w:pStyle w:val="oancuaDanhsach"/>
+        <w:pStyle w:val="ListParagraph"/>
         <w:numPr>
           <w:ilvl w:val="0"/>
           <w:numId w:val="16"/>
@@ -17210,7 +17205,7 @@
     </w:p>
     <w:p>
       <w:pPr>
-        <w:pStyle w:val="oancuaDanhsach"/>
+        <w:pStyle w:val="ListParagraph"/>
         <w:numPr>
           <w:ilvl w:val="0"/>
           <w:numId w:val="16"/>
@@ -17227,7 +17222,7 @@
     </w:p>
     <w:p>
       <w:pPr>
-        <w:pStyle w:val="oancuaDanhsach"/>
+        <w:pStyle w:val="ListParagraph"/>
         <w:numPr>
           <w:ilvl w:val="0"/>
           <w:numId w:val="16"/>
@@ -17240,7 +17235,7 @@
     <w:p/>
     <w:p>
       <w:pPr>
-        <w:pStyle w:val="u3"/>
+        <w:pStyle w:val="Heading3"/>
       </w:pPr>
       <w:bookmarkStart w:id="31" w:name="_Toc228312795"/>
       <w:proofErr w:type="spellStart"/>
@@ -17269,6 +17264,9 @@
         <w:jc w:val="center"/>
       </w:pPr>
       <w:r>
+        <w:rPr>
+          <w:noProof/>
+        </w:rPr>
         <w:drawing>
           <wp:inline distT="0" distB="0" distL="0" distR="0" wp14:anchorId="4F597C5A" wp14:editId="37045892">
             <wp:extent cx="5115639" cy="695422"/>
@@ -17308,7 +17306,7 @@
     </w:p>
     <w:p>
       <w:pPr>
-        <w:pStyle w:val="Chuthich"/>
+        <w:pStyle w:val="Caption"/>
         <w:rPr>
           <w:lang w:val="vi-VN"/>
         </w:rPr>
@@ -17437,7 +17435,7 @@
     <w:p/>
     <w:p>
       <w:pPr>
-        <w:pStyle w:val="u3"/>
+        <w:pStyle w:val="Heading3"/>
       </w:pPr>
       <w:bookmarkStart w:id="34" w:name="_Toc228312796"/>
       <w:proofErr w:type="spellStart"/>
@@ -17463,6 +17461,9 @@
         <w:jc w:val="center"/>
       </w:pPr>
       <w:r>
+        <w:rPr>
+          <w:noProof/>
+        </w:rPr>
         <w:drawing>
           <wp:inline distT="0" distB="0" distL="0" distR="0" wp14:anchorId="0A0E1F42" wp14:editId="5AD1ED09">
             <wp:extent cx="5153744" cy="590632"/>
@@ -17502,7 +17503,7 @@
     </w:p>
     <w:p>
       <w:pPr>
-        <w:pStyle w:val="Chuthich"/>
+        <w:pStyle w:val="Caption"/>
         <w:rPr>
           <w:lang w:val="vi-VN"/>
         </w:rPr>
@@ -17566,7 +17567,6 @@
     <w:p>
       <w:proofErr w:type="spellStart"/>
       <w:r>
-        <w:lastRenderedPageBreak/>
         <w:t>Precision</w:t>
       </w:r>
       <w:proofErr w:type="spellEnd"/>
@@ -17603,7 +17603,7 @@
     </w:p>
     <w:p>
       <w:pPr>
-        <w:pStyle w:val="u3"/>
+        <w:pStyle w:val="Heading3"/>
       </w:pPr>
       <w:bookmarkStart w:id="37" w:name="_Toc228312797"/>
       <w:proofErr w:type="spellStart"/>
@@ -17632,6 +17632,9 @@
         <w:jc w:val="center"/>
       </w:pPr>
       <w:r>
+        <w:rPr>
+          <w:noProof/>
+        </w:rPr>
         <w:drawing>
           <wp:inline distT="0" distB="0" distL="0" distR="0" wp14:anchorId="0BB4F137" wp14:editId="37967192">
             <wp:extent cx="5868219" cy="762106"/>
@@ -17671,7 +17674,7 @@
     </w:p>
     <w:p>
       <w:pPr>
-        <w:pStyle w:val="Chuthich"/>
+        <w:pStyle w:val="Caption"/>
         <w:rPr>
           <w:lang w:val="vi-VN"/>
         </w:rPr>
@@ -17755,7 +17758,7 @@
     </w:p>
     <w:p>
       <w:pPr>
-        <w:pStyle w:val="u3"/>
+        <w:pStyle w:val="Heading3"/>
       </w:pPr>
       <w:bookmarkStart w:id="40" w:name="_Toc228312798"/>
       <w:r>
@@ -17790,6 +17793,9 @@
         <w:jc w:val="center"/>
       </w:pPr>
       <w:r>
+        <w:rPr>
+          <w:noProof/>
+        </w:rPr>
         <w:drawing>
           <wp:inline distT="0" distB="0" distL="0" distR="0" wp14:anchorId="1E7BC540" wp14:editId="0D4AF7D4">
             <wp:extent cx="3086531" cy="724001"/>
@@ -17829,7 +17835,7 @@
     </w:p>
     <w:p>
       <w:pPr>
-        <w:pStyle w:val="Chuthich"/>
+        <w:pStyle w:val="Caption"/>
         <w:rPr>
           <w:lang w:val="vi-VN"/>
         </w:rPr>
@@ -17884,7 +17890,7 @@
     </w:p>
     <w:p>
       <w:pPr>
-        <w:pStyle w:val="u3"/>
+        <w:pStyle w:val="Heading3"/>
       </w:pPr>
       <w:bookmarkStart w:id="43" w:name="_Toc228312799"/>
       <w:r>
@@ -17902,7 +17908,7 @@
     </w:p>
     <w:p>
       <w:pPr>
-        <w:pStyle w:val="oancuaDanhsach"/>
+        <w:pStyle w:val="ListParagraph"/>
         <w:numPr>
           <w:ilvl w:val="0"/>
           <w:numId w:val="16"/>
@@ -17914,20 +17920,19 @@
     </w:p>
     <w:p>
       <w:pPr>
-        <w:pStyle w:val="oancuaDanhsach"/>
+        <w:pStyle w:val="ListParagraph"/>
         <w:numPr>
           <w:ilvl w:val="0"/>
           <w:numId w:val="16"/>
         </w:numPr>
       </w:pPr>
       <w:r>
-        <w:lastRenderedPageBreak/>
         <w:t xml:space="preserve">Tỉ lệ dương tính giả( FPR): tần suất mô hình dự đoán sai trường hợp âm tính thành dương tính </w:t>
       </w:r>
     </w:p>
     <w:p>
       <w:pPr>
-        <w:pStyle w:val="oancuaDanhsach"/>
+        <w:pStyle w:val="ListParagraph"/>
         <w:numPr>
           <w:ilvl w:val="0"/>
           <w:numId w:val="16"/>
@@ -17943,6 +17948,9 @@
         <w:jc w:val="center"/>
       </w:pPr>
       <w:r>
+        <w:rPr>
+          <w:noProof/>
+        </w:rPr>
         <w:drawing>
           <wp:inline distT="0" distB="0" distL="0" distR="0" wp14:anchorId="47D4B2C0" wp14:editId="4651E6BA">
             <wp:extent cx="5943600" cy="4456430"/>
@@ -17995,7 +18003,7 @@
     </w:p>
     <w:p>
       <w:pPr>
-        <w:pStyle w:val="Chuthich"/>
+        <w:pStyle w:val="Caption"/>
         <w:rPr>
           <w:lang w:val="vi-VN"/>
         </w:rPr>
@@ -18080,7 +18088,7 @@
     </w:p>
     <w:p>
       <w:pPr>
-        <w:pStyle w:val="oancuaDanhsach"/>
+        <w:pStyle w:val="ListParagraph"/>
         <w:numPr>
           <w:ilvl w:val="0"/>
           <w:numId w:val="16"/>
@@ -18092,7 +18100,7 @@
     </w:p>
     <w:p>
       <w:pPr>
-        <w:pStyle w:val="oancuaDanhsach"/>
+        <w:pStyle w:val="ListParagraph"/>
         <w:numPr>
           <w:ilvl w:val="0"/>
           <w:numId w:val="16"/>
@@ -18104,7 +18112,7 @@
     </w:p>
     <w:p>
       <w:pPr>
-        <w:pStyle w:val="oancuaDanhsach"/>
+        <w:pStyle w:val="ListParagraph"/>
         <w:numPr>
           <w:ilvl w:val="0"/>
           <w:numId w:val="16"/>
@@ -18116,7 +18124,7 @@
     </w:p>
     <w:p>
       <w:pPr>
-        <w:pStyle w:val="u2"/>
+        <w:pStyle w:val="Heading2"/>
       </w:pPr>
       <w:bookmarkStart w:id="46" w:name="_Toc228312800"/>
       <w:r>
@@ -18126,7 +18134,7 @@
     </w:p>
     <w:p>
       <w:pPr>
-        <w:pStyle w:val="u3"/>
+        <w:pStyle w:val="Heading3"/>
       </w:pPr>
       <w:bookmarkStart w:id="47" w:name="_Toc228312801"/>
       <w:proofErr w:type="spellStart"/>
@@ -18197,7 +18205,6 @@
     <w:p>
       <w:proofErr w:type="spellStart"/>
       <w:r>
-        <w:lastRenderedPageBreak/>
         <w:t>Flask</w:t>
       </w:r>
       <w:proofErr w:type="spellEnd"/>
@@ -18270,6 +18277,9 @@
         <w:jc w:val="center"/>
       </w:pPr>
       <w:r>
+        <w:rPr>
+          <w:noProof/>
+        </w:rPr>
         <w:drawing>
           <wp:inline distT="0" distB="0" distL="0" distR="0" wp14:anchorId="4D61791E" wp14:editId="5495B21A">
             <wp:extent cx="4381500" cy="1714500"/>
@@ -18319,7 +18329,7 @@
     </w:p>
     <w:p>
       <w:pPr>
-        <w:pStyle w:val="Chuthich"/>
+        <w:pStyle w:val="Caption"/>
         <w:rPr>
           <w:lang w:val="vi-VN"/>
         </w:rPr>
@@ -18395,7 +18405,7 @@
     <w:p/>
     <w:p>
       <w:pPr>
-        <w:pStyle w:val="u3"/>
+        <w:pStyle w:val="Heading3"/>
       </w:pPr>
       <w:bookmarkStart w:id="49" w:name="_Toc228312802"/>
       <w:proofErr w:type="spellStart"/>
@@ -18549,7 +18559,6 @@
     <w:p>
       <w:proofErr w:type="spellStart"/>
       <w:r>
-        <w:lastRenderedPageBreak/>
         <w:t>Python</w:t>
       </w:r>
       <w:proofErr w:type="spellEnd"/>
@@ -18645,6 +18654,9 @@
         <w:jc w:val="center"/>
       </w:pPr>
       <w:r>
+        <w:rPr>
+          <w:noProof/>
+        </w:rPr>
         <w:drawing>
           <wp:inline distT="0" distB="0" distL="0" distR="0" wp14:anchorId="4291693D" wp14:editId="4F032842">
             <wp:extent cx="3919512" cy="1586230"/>
@@ -18697,7 +18709,7 @@
     </w:p>
     <w:p>
       <w:pPr>
-        <w:pStyle w:val="Chuthich"/>
+        <w:pStyle w:val="Caption"/>
         <w:rPr>
           <w:lang w:val="vi-VN"/>
         </w:rPr>
@@ -18772,7 +18784,7 @@
     </w:p>
     <w:p>
       <w:pPr>
-        <w:pStyle w:val="u3"/>
+        <w:pStyle w:val="Heading3"/>
       </w:pPr>
       <w:bookmarkStart w:id="51" w:name="_Toc228312803"/>
       <w:proofErr w:type="spellStart"/>
@@ -18968,7 +18980,9 @@
         <w:jc w:val="center"/>
       </w:pPr>
       <w:r>
-        <w:lastRenderedPageBreak/>
+        <w:rPr>
+          <w:noProof/>
+        </w:rPr>
         <w:drawing>
           <wp:inline distT="0" distB="0" distL="0" distR="0" wp14:anchorId="49C08093" wp14:editId="00DF784D">
             <wp:extent cx="4019550" cy="2429767"/>
@@ -19021,7 +19035,7 @@
     </w:p>
     <w:p>
       <w:pPr>
-        <w:pStyle w:val="Chuthich"/>
+        <w:pStyle w:val="Caption"/>
         <w:rPr>
           <w:lang w:val="vi-VN"/>
         </w:rPr>
@@ -19096,7 +19110,7 @@
     </w:p>
     <w:p>
       <w:pPr>
-        <w:pStyle w:val="u3"/>
+        <w:pStyle w:val="Heading3"/>
       </w:pPr>
       <w:bookmarkStart w:id="53" w:name="_Toc228312804"/>
       <w:proofErr w:type="spellStart"/>
@@ -19163,7 +19177,7 @@
     </w:p>
     <w:p>
       <w:pPr>
-        <w:pStyle w:val="oancuaDanhsach"/>
+        <w:pStyle w:val="ListParagraph"/>
         <w:numPr>
           <w:ilvl w:val="0"/>
           <w:numId w:val="45"/>
@@ -19191,7 +19205,7 @@
     </w:p>
     <w:p>
       <w:pPr>
-        <w:pStyle w:val="oancuaDanhsach"/>
+        <w:pStyle w:val="ListParagraph"/>
         <w:numPr>
           <w:ilvl w:val="0"/>
           <w:numId w:val="45"/>
@@ -19243,7 +19257,7 @@
     </w:p>
     <w:p>
       <w:pPr>
-        <w:pStyle w:val="oancuaDanhsach"/>
+        <w:pStyle w:val="ListParagraph"/>
         <w:numPr>
           <w:ilvl w:val="0"/>
           <w:numId w:val="45"/>
@@ -19255,7 +19269,7 @@
     </w:p>
     <w:p>
       <w:pPr>
-        <w:pStyle w:val="oancuaDanhsach"/>
+        <w:pStyle w:val="ListParagraph"/>
         <w:numPr>
           <w:ilvl w:val="0"/>
           <w:numId w:val="45"/>
@@ -19342,7 +19356,6 @@
           <w:noProof/>
           <w:lang w:val="en-US"/>
         </w:rPr>
-        <w:lastRenderedPageBreak/>
         <w:drawing>
           <wp:inline distT="0" distB="0" distL="0" distR="0" wp14:anchorId="24EFFC41" wp14:editId="416940D6">
             <wp:extent cx="4781550" cy="1371312"/>
@@ -19392,7 +19405,7 @@
     </w:p>
     <w:p>
       <w:pPr>
-        <w:pStyle w:val="Chuthich"/>
+        <w:pStyle w:val="Caption"/>
       </w:pPr>
       <w:bookmarkStart w:id="54" w:name="_Toc228312863"/>
       <w:proofErr w:type="spellStart"/>
@@ -19436,7 +19449,7 @@
     </w:p>
     <w:p>
       <w:pPr>
-        <w:pStyle w:val="u3"/>
+        <w:pStyle w:val="Heading3"/>
       </w:pPr>
       <w:bookmarkStart w:id="55" w:name="_Toc228312805"/>
       <w:proofErr w:type="spellStart"/>
@@ -19485,10 +19498,7 @@
       </w:r>
       <w:proofErr w:type="spellEnd"/>
       <w:r>
-        <w:t xml:space="preserve"> và là nền tảng mà nhiều thư viện trực quan hóa khác</w:t>
-      </w:r>
-      <w:r>
-        <w:t>.</w:t>
+        <w:t xml:space="preserve"> và là nền tảng mà nhiều thư viện trực quan hóa khác.</w:t>
       </w:r>
     </w:p>
     <w:p>
@@ -19512,13 +19522,7 @@
       </w:r>
       <w:proofErr w:type="spellEnd"/>
       <w:r>
-        <w:t xml:space="preserve"> cạnh của một hình vẽ. </w:t>
-      </w:r>
-      <w:r>
-        <w:t xml:space="preserve">Chúng ta </w:t>
-      </w:r>
-      <w:r>
-        <w:t xml:space="preserve">có thể coi một hình vẽ như toàn bộ khung vẽ hoặc cửa sổ chứa đồ thị. </w:t>
+        <w:t xml:space="preserve"> cạnh của một hình vẽ. Chúng ta có thể coi một hình vẽ như toàn bộ khung vẽ hoặc cửa sổ chứa đồ thị. </w:t>
       </w:r>
       <w:r>
         <w:t xml:space="preserve">Chúng ta </w:t>
@@ -19589,6 +19593,9 @@
         <w:jc w:val="center"/>
       </w:pPr>
       <w:r>
+        <w:rPr>
+          <w:noProof/>
+        </w:rPr>
         <w:drawing>
           <wp:inline distT="0" distB="0" distL="0" distR="0" wp14:anchorId="162A61F0" wp14:editId="7D75A6CF">
             <wp:extent cx="5210175" cy="1250442"/>
@@ -19638,7 +19645,7 @@
     </w:p>
     <w:p>
       <w:pPr>
-        <w:pStyle w:val="Chuthich"/>
+        <w:pStyle w:val="Caption"/>
         <w:rPr>
           <w:lang w:val="vi-VN"/>
         </w:rPr>
@@ -19713,12 +19720,11 @@
     </w:p>
     <w:p>
       <w:pPr>
-        <w:pStyle w:val="u3"/>
+        <w:pStyle w:val="Heading3"/>
       </w:pPr>
       <w:bookmarkStart w:id="57" w:name="_Toc228312806"/>
       <w:proofErr w:type="spellStart"/>
       <w:r>
-        <w:lastRenderedPageBreak/>
         <w:t>Scikit-learn</w:t>
       </w:r>
       <w:bookmarkEnd w:id="57"/>
@@ -19797,8 +19803,11 @@
         <w:jc w:val="center"/>
       </w:pPr>
       <w:r>
+        <w:rPr>
+          <w:noProof/>
+        </w:rPr>
         <w:drawing>
-          <wp:inline distT="0" distB="0" distL="0" distR="0" wp14:anchorId="5119CA4A" wp14:editId="4508E254">
+          <wp:inline distT="0" distB="0" distL="0" distR="0" wp14:anchorId="5119CA4A" wp14:editId="277B9A2A">
             <wp:extent cx="3848100" cy="2076576"/>
             <wp:effectExtent l="0" t="0" r="0" b="0"/>
             <wp:docPr id="754910248" name="Hình ảnh 2"/>
@@ -19849,7 +19858,7 @@
     </w:p>
     <w:p>
       <w:pPr>
-        <w:pStyle w:val="Chuthich"/>
+        <w:pStyle w:val="Caption"/>
         <w:rPr>
           <w:lang w:val="vi-VN"/>
         </w:rPr>
@@ -19924,7 +19933,7 @@
     </w:p>
     <w:p>
       <w:pPr>
-        <w:pStyle w:val="u3"/>
+        <w:pStyle w:val="Heading3"/>
       </w:pPr>
       <w:bookmarkStart w:id="59" w:name="_Toc228312807"/>
       <w:proofErr w:type="spellStart"/>
@@ -20008,7 +20017,6 @@
     </w:p>
     <w:p>
       <w:r>
-        <w:lastRenderedPageBreak/>
         <w:t xml:space="preserve">Các hàm tuần tự hóa của </w:t>
       </w:r>
       <w:proofErr w:type="spellStart"/>
@@ -20025,91 +20033,82 @@
       </w:r>
       <w:proofErr w:type="spellEnd"/>
       <w:r>
+        <w:t xml:space="preserve"> và </w:t>
+      </w:r>
+      <w:proofErr w:type="spellStart"/>
+      <w:r>
+        <w:t>joblib.load</w:t>
+      </w:r>
+      <w:proofErr w:type="spellEnd"/>
+      <w:r>
+        <w:t xml:space="preserve">) cung cấp một sự thay thế trực tiếp cho </w:t>
+      </w:r>
+      <w:proofErr w:type="spellStart"/>
+      <w:r>
+        <w:t>pickle.dump</w:t>
+      </w:r>
+      <w:proofErr w:type="spellEnd"/>
+      <w:r>
+        <w:t xml:space="preserve"> và </w:t>
+      </w:r>
+      <w:proofErr w:type="spellStart"/>
+      <w:r>
+        <w:t>pickle.load</w:t>
+      </w:r>
+      <w:proofErr w:type="spellEnd"/>
+      <w:r>
+        <w:t xml:space="preserve"> nhưng với một lợi thế đáng kể khi xử lý các mô hình học máy, đặc biệt là những mô hình từ các thư viện như </w:t>
+      </w:r>
+      <w:proofErr w:type="spellStart"/>
+      <w:r>
+        <w:t>scikit-learn</w:t>
+      </w:r>
+      <w:proofErr w:type="spellEnd"/>
+      <w:r>
+        <w:t xml:space="preserve">. </w:t>
+      </w:r>
+    </w:p>
+    <w:p>
+      <w:r>
+        <w:t xml:space="preserve">Các mô hình này thường lưu trữ các mảng dữ liệu số lớn (như trọng số mô hình hoặc tham số). </w:t>
+      </w:r>
+      <w:proofErr w:type="spellStart"/>
+      <w:r>
+        <w:t>Joblib</w:t>
+      </w:r>
+      <w:proofErr w:type="spellEnd"/>
+      <w:r>
+        <w:t xml:space="preserve"> được thiết kế đặc biệt để xử lý các mảng </w:t>
+      </w:r>
+      <w:proofErr w:type="spellStart"/>
+      <w:r>
+        <w:t>NumPy</w:t>
+      </w:r>
+      <w:proofErr w:type="spellEnd"/>
+      <w:r>
         <w:t xml:space="preserve"> </w:t>
       </w:r>
       <w:r>
-        <w:t xml:space="preserve">và </w:t>
-      </w:r>
-      <w:proofErr w:type="spellStart"/>
-      <w:r>
-        <w:t>joblib.load</w:t>
-      </w:r>
-      <w:proofErr w:type="spellEnd"/>
-      <w:r>
-        <w:t xml:space="preserve">) cung cấp một sự thay thế trực tiếp cho </w:t>
-      </w:r>
-      <w:proofErr w:type="spellStart"/>
-      <w:r>
-        <w:t>pickle.dump</w:t>
+        <w:t xml:space="preserve">một cách </w:t>
+      </w:r>
+      <w:r>
+        <w:t xml:space="preserve">hiệu quả hơn mô-đun </w:t>
+      </w:r>
+      <w:proofErr w:type="spellStart"/>
+      <w:r>
+        <w:t>pickle</w:t>
       </w:r>
       <w:proofErr w:type="spellEnd"/>
       <w:r>
         <w:t xml:space="preserve"> </w:t>
       </w:r>
       <w:r>
-        <w:t xml:space="preserve">và </w:t>
-      </w:r>
-      <w:proofErr w:type="spellStart"/>
-      <w:r>
-        <w:t>pickle.load</w:t>
-      </w:r>
-      <w:proofErr w:type="spellEnd"/>
-      <w:r>
-        <w:t xml:space="preserve"> </w:t>
-      </w:r>
-      <w:r>
-        <w:t xml:space="preserve">nhưng với một lợi thế đáng kể khi xử lý các mô hình học máy, đặc biệt là những mô hình từ các thư viện như </w:t>
-      </w:r>
-      <w:proofErr w:type="spellStart"/>
-      <w:r>
-        <w:t>scikit-learn</w:t>
-      </w:r>
-      <w:proofErr w:type="spellEnd"/>
-      <w:r>
-        <w:t xml:space="preserve">. </w:t>
-      </w:r>
-    </w:p>
-    <w:p>
-      <w:r>
-        <w:t xml:space="preserve">Các mô hình này thường lưu trữ các mảng dữ liệu số lớn (như trọng số mô hình hoặc tham số). </w:t>
-      </w:r>
-      <w:proofErr w:type="spellStart"/>
-      <w:r>
-        <w:t>Joblib</w:t>
-      </w:r>
-      <w:proofErr w:type="spellEnd"/>
-      <w:r>
-        <w:t xml:space="preserve"> được thiết kế đặc biệt để xử lý các mảng </w:t>
-      </w:r>
-      <w:proofErr w:type="spellStart"/>
-      <w:r>
-        <w:t>NumPy</w:t>
-      </w:r>
-      <w:proofErr w:type="spellEnd"/>
-      <w:r>
-        <w:t xml:space="preserve"> </w:t>
-      </w:r>
-      <w:r>
-        <w:t xml:space="preserve">một cách </w:t>
-      </w:r>
-      <w:r>
-        <w:t xml:space="preserve">hiệu quả hơn mô-đun </w:t>
-      </w:r>
-      <w:proofErr w:type="spellStart"/>
-      <w:r>
-        <w:t>pickle</w:t>
-      </w:r>
-      <w:proofErr w:type="spellEnd"/>
-      <w:r>
-        <w:t xml:space="preserve"> </w:t>
-      </w:r>
-      <w:r>
         <w:t>tiêu chuẩn, dẫn đến:</w:t>
       </w:r>
     </w:p>
     <w:p>
       <w:pPr>
-        <w:pStyle w:val="oancuaDanhsach"/>
+        <w:pStyle w:val="ListParagraph"/>
         <w:numPr>
           <w:ilvl w:val="0"/>
           <w:numId w:val="44"/>
@@ -20137,7 +20136,7 @@
     </w:p>
     <w:p>
       <w:pPr>
-        <w:pStyle w:val="oancuaDanhsach"/>
+        <w:pStyle w:val="ListParagraph"/>
         <w:numPr>
           <w:ilvl w:val="0"/>
           <w:numId w:val="44"/>
@@ -20157,10 +20156,7 @@
       </w:r>
       <w:proofErr w:type="spellEnd"/>
       <w:r>
-        <w:t xml:space="preserve"> </w:t>
-      </w:r>
-      <w:r>
-        <w:t xml:space="preserve">đã trở thành phương pháp được khuyến nghị để lưu và tải các mô hình và </w:t>
+        <w:t xml:space="preserve"> đã trở thành phương pháp được khuyến nghị để lưu và tải các mô hình và </w:t>
       </w:r>
       <w:proofErr w:type="spellStart"/>
       <w:r>
@@ -20185,6 +20181,9 @@
         <w:jc w:val="center"/>
       </w:pPr>
       <w:r>
+        <w:rPr>
+          <w:noProof/>
+        </w:rPr>
         <w:drawing>
           <wp:inline distT="0" distB="0" distL="0" distR="0" wp14:anchorId="57BEEDB1" wp14:editId="1CC4CD68">
             <wp:extent cx="2971800" cy="2740816"/>
@@ -20234,7 +20233,7 @@
     </w:p>
     <w:p>
       <w:pPr>
-        <w:pStyle w:val="Chuthich"/>
+        <w:pStyle w:val="Caption"/>
         <w:rPr>
           <w:lang w:val="vi-VN"/>
         </w:rPr>
@@ -20309,7 +20308,7 @@
     </w:p>
     <w:p>
       <w:pPr>
-        <w:pStyle w:val="u3"/>
+        <w:pStyle w:val="Heading3"/>
       </w:pPr>
       <w:bookmarkStart w:id="61" w:name="_Toc228312808"/>
       <w:proofErr w:type="spellStart"/>
@@ -20359,7 +20358,9 @@
         <w:jc w:val="center"/>
       </w:pPr>
       <w:r>
-        <w:lastRenderedPageBreak/>
+        <w:rPr>
+          <w:noProof/>
+        </w:rPr>
         <w:drawing>
           <wp:inline distT="0" distB="0" distL="0" distR="0" wp14:anchorId="2F2EAE73" wp14:editId="45466D34">
             <wp:extent cx="4343400" cy="2171700"/>
@@ -20412,7 +20413,7 @@
     </w:p>
     <w:p>
       <w:pPr>
-        <w:pStyle w:val="Chuthich"/>
+        <w:pStyle w:val="Caption"/>
         <w:rPr>
           <w:lang w:val="vi-VN"/>
         </w:rPr>
@@ -20487,7 +20488,7 @@
     </w:p>
     <w:p>
       <w:pPr>
-        <w:pStyle w:val="u3"/>
+        <w:pStyle w:val="Heading3"/>
       </w:pPr>
       <w:bookmarkStart w:id="63" w:name="_Toc228312809"/>
       <w:proofErr w:type="spellStart"/>
@@ -20529,6 +20530,9 @@
         <w:jc w:val="center"/>
       </w:pPr>
       <w:r>
+        <w:rPr>
+          <w:noProof/>
+        </w:rPr>
         <w:drawing>
           <wp:inline distT="0" distB="0" distL="0" distR="0" wp14:anchorId="0D7C5D22" wp14:editId="2FEB3223">
             <wp:extent cx="4514850" cy="2257425"/>
@@ -20578,7 +20582,7 @@
     </w:p>
     <w:p>
       <w:pPr>
-        <w:pStyle w:val="Chuthich"/>
+        <w:pStyle w:val="Caption"/>
         <w:rPr>
           <w:lang w:val="vi-VN"/>
         </w:rPr>
@@ -20662,11 +20666,10 @@
     </w:p>
     <w:p>
       <w:pPr>
-        <w:pStyle w:val="u1"/>
+        <w:pStyle w:val="Heading1"/>
       </w:pPr>
       <w:bookmarkStart w:id="65" w:name="_Toc228312810"/>
       <w:r>
-        <w:lastRenderedPageBreak/>
         <w:t xml:space="preserve">XÂY DỰNG MÔ HÌNH PHÁT HIỆN KHÁCH HÀNG RỜI KHỎI </w:t>
       </w:r>
       <w:r>
@@ -20679,7 +20682,7 @@
     </w:p>
     <w:p>
       <w:pPr>
-        <w:pStyle w:val="u2"/>
+        <w:pStyle w:val="Heading2"/>
       </w:pPr>
       <w:bookmarkStart w:id="66" w:name="_Toc228312811"/>
       <w:r>
@@ -20759,7 +20762,7 @@
     </w:p>
     <w:p>
       <w:pPr>
-        <w:pStyle w:val="oancuaDanhsach"/>
+        <w:pStyle w:val="ListParagraph"/>
         <w:numPr>
           <w:ilvl w:val="0"/>
           <w:numId w:val="16"/>
@@ -20785,7 +20788,7 @@
     </w:p>
     <w:p>
       <w:pPr>
-        <w:pStyle w:val="oancuaDanhsach"/>
+        <w:pStyle w:val="ListParagraph"/>
         <w:numPr>
           <w:ilvl w:val="0"/>
           <w:numId w:val="16"/>
@@ -20811,7 +20814,7 @@
     </w:p>
     <w:p>
       <w:pPr>
-        <w:pStyle w:val="u2"/>
+        <w:pStyle w:val="Heading2"/>
       </w:pPr>
       <w:bookmarkStart w:id="67" w:name="_Toc228312812"/>
       <w:proofErr w:type="spellStart"/>
@@ -21222,7 +21225,6 @@
         <w:rPr>
           <w:lang w:eastAsia="vi-VN"/>
         </w:rPr>
-        <w:lastRenderedPageBreak/>
         <w:t># Tiền xử lý dữ liệu</w:t>
       </w:r>
     </w:p>
@@ -22285,7 +22287,7 @@
     <w:p/>
     <w:p>
       <w:pPr>
-        <w:pStyle w:val="u2"/>
+        <w:pStyle w:val="Heading2"/>
       </w:pPr>
       <w:bookmarkStart w:id="68" w:name="_Toc228312813"/>
       <w:r>
@@ -22295,7 +22297,7 @@
     </w:p>
     <w:p>
       <w:pPr>
-        <w:pStyle w:val="u3"/>
+        <w:pStyle w:val="Heading3"/>
       </w:pPr>
       <w:bookmarkStart w:id="69" w:name="_Toc228312814"/>
       <w:r>
@@ -22432,7 +22434,9 @@
         <w:keepNext/>
       </w:pPr>
       <w:r>
-        <w:lastRenderedPageBreak/>
+        <w:rPr>
+          <w:noProof/>
+        </w:rPr>
         <w:drawing>
           <wp:inline distT="0" distB="0" distL="0" distR="0" wp14:anchorId="4A91EB6F" wp14:editId="749C37F4">
             <wp:extent cx="5943600" cy="835660"/>
@@ -22478,7 +22482,7 @@
     </w:p>
     <w:p>
       <w:pPr>
-        <w:pStyle w:val="Chuthich"/>
+        <w:pStyle w:val="Caption"/>
         <w:rPr>
           <w:lang w:val="vi-VN"/>
         </w:rPr>
@@ -22531,7 +22535,7 @@
     </w:p>
     <w:p>
       <w:pPr>
-        <w:pStyle w:val="u3"/>
+        <w:pStyle w:val="Heading3"/>
       </w:pPr>
       <w:bookmarkStart w:id="71" w:name="_Toc228312815"/>
       <w:r>
@@ -22545,6 +22549,9 @@
         <w:jc w:val="left"/>
       </w:pPr>
       <w:r>
+        <w:rPr>
+          <w:noProof/>
+        </w:rPr>
         <w:drawing>
           <wp:inline distT="0" distB="0" distL="0" distR="0" wp14:anchorId="63BB186C" wp14:editId="448A6311">
             <wp:extent cx="2658140" cy="1056652"/>
@@ -22584,7 +22591,7 @@
     </w:p>
     <w:p>
       <w:pPr>
-        <w:pStyle w:val="Chuthich"/>
+        <w:pStyle w:val="Caption"/>
         <w:rPr>
           <w:lang w:val="vi-VN"/>
         </w:rPr>
@@ -22637,7 +22644,7 @@
     </w:p>
     <w:p>
       <w:pPr>
-        <w:pStyle w:val="u3"/>
+        <w:pStyle w:val="Heading3"/>
       </w:pPr>
       <w:bookmarkStart w:id="73" w:name="_Toc228312816"/>
       <w:r>
@@ -22656,6 +22663,9 @@
         <w:jc w:val="left"/>
       </w:pPr>
       <w:r>
+        <w:rPr>
+          <w:noProof/>
+        </w:rPr>
         <w:drawing>
           <wp:inline distT="0" distB="0" distL="0" distR="0" wp14:anchorId="27DC5BE7" wp14:editId="131E4F56">
             <wp:extent cx="3449176" cy="3838353"/>
@@ -22695,7 +22705,7 @@
     </w:p>
     <w:p>
       <w:pPr>
-        <w:pStyle w:val="Chuthich"/>
+        <w:pStyle w:val="Caption"/>
         <w:rPr>
           <w:lang w:val="vi-VN"/>
         </w:rPr>
@@ -22762,7 +22772,7 @@
     </w:p>
     <w:p>
       <w:pPr>
-        <w:pStyle w:val="u3"/>
+        <w:pStyle w:val="Heading3"/>
       </w:pPr>
       <w:bookmarkStart w:id="75" w:name="_Toc228312817"/>
       <w:r>
@@ -22799,7 +22809,6 @@
           <w:color w:val="001080"/>
           <w:lang w:eastAsia="vi-VN"/>
         </w:rPr>
-        <w:lastRenderedPageBreak/>
         <w:t>df</w:t>
       </w:r>
       <w:r>
@@ -22836,6 +22845,9 @@
         <w:jc w:val="left"/>
       </w:pPr>
       <w:r>
+        <w:rPr>
+          <w:noProof/>
+        </w:rPr>
         <w:drawing>
           <wp:inline distT="0" distB="0" distL="0" distR="0" wp14:anchorId="3EF2A3EC" wp14:editId="748109B4">
             <wp:extent cx="5943600" cy="1221105"/>
@@ -22875,7 +22887,7 @@
     </w:p>
     <w:p>
       <w:pPr>
-        <w:pStyle w:val="Chuthich"/>
+        <w:pStyle w:val="Caption"/>
         <w:rPr>
           <w:lang w:val="vi-VN"/>
         </w:rPr>
@@ -22933,7 +22945,7 @@
     </w:p>
     <w:p>
       <w:pPr>
-        <w:pStyle w:val="u2"/>
+        <w:pStyle w:val="Heading2"/>
       </w:pPr>
       <w:bookmarkStart w:id="77" w:name="_Toc228312818"/>
       <w:r>
@@ -22943,7 +22955,7 @@
     </w:p>
     <w:p>
       <w:pPr>
-        <w:pStyle w:val="u3"/>
+        <w:pStyle w:val="Heading3"/>
       </w:pPr>
       <w:bookmarkStart w:id="78" w:name="_Toc228312819"/>
       <w:r>
@@ -22956,6 +22968,9 @@
         <w:keepNext/>
       </w:pPr>
       <w:r>
+        <w:rPr>
+          <w:noProof/>
+        </w:rPr>
         <w:drawing>
           <wp:inline distT="0" distB="0" distL="0" distR="0" wp14:anchorId="47F3D4A5" wp14:editId="70318FC3">
             <wp:extent cx="5725324" cy="1733792"/>
@@ -22995,7 +23010,7 @@
     </w:p>
     <w:p>
       <w:pPr>
-        <w:pStyle w:val="Chuthich"/>
+        <w:pStyle w:val="Caption"/>
         <w:rPr>
           <w:lang w:val="vi-VN"/>
         </w:rPr>
@@ -23048,11 +23063,10 @@
     </w:p>
     <w:p>
       <w:pPr>
-        <w:pStyle w:val="u3"/>
+        <w:pStyle w:val="Heading3"/>
       </w:pPr>
       <w:bookmarkStart w:id="80" w:name="_Toc228312820"/>
       <w:r>
-        <w:lastRenderedPageBreak/>
         <w:t>Kiểm tra dữ liệu thiếu</w:t>
       </w:r>
       <w:bookmarkEnd w:id="80"/>
@@ -23062,6 +23076,9 @@
         <w:keepNext/>
       </w:pPr>
       <w:r>
+        <w:rPr>
+          <w:noProof/>
+        </w:rPr>
         <w:drawing>
           <wp:inline distT="0" distB="0" distL="0" distR="0" wp14:anchorId="56831E5A" wp14:editId="7F303EA2">
             <wp:extent cx="3924848" cy="3658111"/>
@@ -23101,7 +23118,7 @@
     </w:p>
     <w:p>
       <w:pPr>
-        <w:pStyle w:val="Chuthich"/>
+        <w:pStyle w:val="Caption"/>
         <w:rPr>
           <w:lang w:val="vi-VN"/>
         </w:rPr>
@@ -23173,7 +23190,7 @@
     </w:p>
     <w:p>
       <w:pPr>
-        <w:pStyle w:val="u3"/>
+        <w:pStyle w:val="Heading3"/>
       </w:pPr>
       <w:bookmarkStart w:id="82" w:name="_Toc228312821"/>
       <w:r>
@@ -23186,6 +23203,9 @@
         <w:keepNext/>
       </w:pPr>
       <w:r>
+        <w:rPr>
+          <w:noProof/>
+        </w:rPr>
         <w:drawing>
           <wp:inline distT="0" distB="0" distL="0" distR="0" wp14:anchorId="6F7B6290" wp14:editId="6B812944">
             <wp:extent cx="3057952" cy="1171739"/>
@@ -23225,7 +23245,7 @@
     </w:p>
     <w:p>
       <w:pPr>
-        <w:pStyle w:val="Chuthich"/>
+        <w:pStyle w:val="Caption"/>
         <w:rPr>
           <w:lang w:val="vi-VN"/>
         </w:rPr>
@@ -23297,7 +23317,7 @@
     </w:p>
     <w:p>
       <w:pPr>
-        <w:pStyle w:val="u3"/>
+        <w:pStyle w:val="Heading3"/>
       </w:pPr>
       <w:bookmarkStart w:id="84" w:name="_Toc228312822"/>
       <w:r>
@@ -23315,7 +23335,7 @@
     </w:p>
     <w:p>
       <w:pPr>
-        <w:pStyle w:val="oancuaDanhsach"/>
+        <w:pStyle w:val="ListParagraph"/>
         <w:numPr>
           <w:ilvl w:val="0"/>
           <w:numId w:val="17"/>
@@ -23330,7 +23350,9 @@
         <w:keepNext/>
       </w:pPr>
       <w:r>
-        <w:lastRenderedPageBreak/>
+        <w:rPr>
+          <w:noProof/>
+        </w:rPr>
         <w:drawing>
           <wp:inline distT="0" distB="0" distL="0" distR="0" wp14:anchorId="13BFA827" wp14:editId="3AA2A062">
             <wp:extent cx="3877216" cy="1724266"/>
@@ -23370,7 +23392,7 @@
     </w:p>
     <w:p>
       <w:pPr>
-        <w:pStyle w:val="Chuthich"/>
+        <w:pStyle w:val="Caption"/>
         <w:rPr>
           <w:lang w:val="vi-VN"/>
         </w:rPr>
@@ -23423,7 +23445,7 @@
     </w:p>
     <w:p>
       <w:pPr>
-        <w:pStyle w:val="oancuaDanhsach"/>
+        <w:pStyle w:val="ListParagraph"/>
         <w:numPr>
           <w:ilvl w:val="0"/>
           <w:numId w:val="17"/>
@@ -23438,6 +23460,9 @@
         <w:keepNext/>
       </w:pPr>
       <w:r>
+        <w:rPr>
+          <w:noProof/>
+        </w:rPr>
         <w:drawing>
           <wp:inline distT="0" distB="0" distL="0" distR="0" wp14:anchorId="567254F8" wp14:editId="7B3287A1">
             <wp:extent cx="4058216" cy="1648055"/>
@@ -23477,7 +23502,7 @@
     </w:p>
     <w:p>
       <w:pPr>
-        <w:pStyle w:val="Chuthich"/>
+        <w:pStyle w:val="Caption"/>
         <w:rPr>
           <w:lang w:val="vi-VN"/>
         </w:rPr>
@@ -23530,7 +23555,7 @@
     </w:p>
     <w:p>
       <w:pPr>
-        <w:pStyle w:val="oancuaDanhsach"/>
+        <w:pStyle w:val="ListParagraph"/>
         <w:numPr>
           <w:ilvl w:val="0"/>
           <w:numId w:val="17"/>
@@ -23545,7 +23570,9 @@
         <w:keepNext/>
       </w:pPr>
       <w:r>
-        <w:lastRenderedPageBreak/>
+        <w:rPr>
+          <w:noProof/>
+        </w:rPr>
         <w:drawing>
           <wp:inline distT="0" distB="0" distL="0" distR="0" wp14:anchorId="37FB1479" wp14:editId="1BE568CB">
             <wp:extent cx="4829867" cy="4902909"/>
@@ -23585,7 +23612,7 @@
     </w:p>
     <w:p>
       <w:pPr>
-        <w:pStyle w:val="Chuthich"/>
+        <w:pStyle w:val="Caption"/>
         <w:rPr>
           <w:lang w:val="vi-VN"/>
         </w:rPr>
@@ -23693,7 +23720,7 @@
     </w:p>
     <w:p>
       <w:pPr>
-        <w:pStyle w:val="u3"/>
+        <w:pStyle w:val="Heading3"/>
       </w:pPr>
       <w:bookmarkStart w:id="88" w:name="_Toc228312823"/>
       <w:r>
@@ -23703,7 +23730,7 @@
     </w:p>
     <w:p>
       <w:pPr>
-        <w:pStyle w:val="oancuaDanhsach"/>
+        <w:pStyle w:val="ListParagraph"/>
         <w:numPr>
           <w:ilvl w:val="0"/>
           <w:numId w:val="18"/>
@@ -23718,7 +23745,9 @@
         <w:keepNext/>
       </w:pPr>
       <w:r>
-        <w:lastRenderedPageBreak/>
+        <w:rPr>
+          <w:noProof/>
+        </w:rPr>
         <w:drawing>
           <wp:inline distT="0" distB="0" distL="0" distR="0" wp14:anchorId="57DC237D" wp14:editId="334A55C4">
             <wp:extent cx="5087060" cy="4972744"/>
@@ -23758,7 +23787,7 @@
     </w:p>
     <w:p>
       <w:pPr>
-        <w:pStyle w:val="Chuthich"/>
+        <w:pStyle w:val="Caption"/>
         <w:rPr>
           <w:lang w:val="vi-VN"/>
         </w:rPr>
@@ -23821,7 +23850,7 @@
     </w:p>
     <w:p>
       <w:pPr>
-        <w:pStyle w:val="oancuaDanhsach"/>
+        <w:pStyle w:val="ListParagraph"/>
         <w:numPr>
           <w:ilvl w:val="0"/>
           <w:numId w:val="18"/>
@@ -23845,7 +23874,9 @@
         <w:keepNext/>
       </w:pPr>
       <w:r>
-        <w:lastRenderedPageBreak/>
+        <w:rPr>
+          <w:noProof/>
+        </w:rPr>
         <w:drawing>
           <wp:inline distT="0" distB="0" distL="0" distR="0" wp14:anchorId="72467FE5" wp14:editId="15A5609E">
             <wp:extent cx="5087060" cy="5106113"/>
@@ -23885,7 +23916,7 @@
     </w:p>
     <w:p>
       <w:pPr>
-        <w:pStyle w:val="Chuthich"/>
+        <w:pStyle w:val="Caption"/>
         <w:rPr>
           <w:lang w:val="vi-VN"/>
         </w:rPr>
@@ -23964,7 +23995,7 @@
     </w:p>
     <w:p>
       <w:pPr>
-        <w:pStyle w:val="oancuaDanhsach"/>
+        <w:pStyle w:val="ListParagraph"/>
         <w:numPr>
           <w:ilvl w:val="0"/>
           <w:numId w:val="18"/>
@@ -23979,7 +24010,9 @@
         <w:keepNext/>
       </w:pPr>
       <w:r>
-        <w:lastRenderedPageBreak/>
+        <w:rPr>
+          <w:noProof/>
+        </w:rPr>
         <w:drawing>
           <wp:inline distT="0" distB="0" distL="0" distR="0" wp14:anchorId="2E1CDA68" wp14:editId="23F38AFE">
             <wp:extent cx="5096586" cy="4982270"/>
@@ -24019,7 +24052,7 @@
     </w:p>
     <w:p>
       <w:pPr>
-        <w:pStyle w:val="Chuthich"/>
+        <w:pStyle w:val="Caption"/>
         <w:rPr>
           <w:lang w:val="vi-VN"/>
         </w:rPr>
@@ -24098,7 +24131,7 @@
     </w:p>
     <w:p>
       <w:pPr>
-        <w:pStyle w:val="oancuaDanhsach"/>
+        <w:pStyle w:val="ListParagraph"/>
         <w:numPr>
           <w:ilvl w:val="0"/>
           <w:numId w:val="18"/>
@@ -24113,7 +24146,9 @@
         <w:keepNext/>
       </w:pPr>
       <w:r>
-        <w:lastRenderedPageBreak/>
+        <w:rPr>
+          <w:noProof/>
+        </w:rPr>
         <w:drawing>
           <wp:inline distT="0" distB="0" distL="0" distR="0" wp14:anchorId="2FC832B3" wp14:editId="2E4DC6D5">
             <wp:extent cx="5153744" cy="5239481"/>
@@ -24153,7 +24188,7 @@
     </w:p>
     <w:p>
       <w:pPr>
-        <w:pStyle w:val="Chuthich"/>
+        <w:pStyle w:val="Caption"/>
         <w:rPr>
           <w:lang w:val="vi-VN"/>
         </w:rPr>
@@ -24250,7 +24285,7 @@
     </w:p>
     <w:p>
       <w:pPr>
-        <w:pStyle w:val="oancuaDanhsach"/>
+        <w:pStyle w:val="ListParagraph"/>
         <w:numPr>
           <w:ilvl w:val="0"/>
           <w:numId w:val="18"/>
@@ -24265,7 +24300,9 @@
         <w:keepNext/>
       </w:pPr>
       <w:r>
-        <w:lastRenderedPageBreak/>
+        <w:rPr>
+          <w:noProof/>
+        </w:rPr>
         <w:drawing>
           <wp:inline distT="0" distB="0" distL="0" distR="0" wp14:anchorId="61537D86" wp14:editId="5B03599E">
             <wp:extent cx="5068007" cy="4763165"/>
@@ -24305,7 +24342,7 @@
     </w:p>
     <w:p>
       <w:pPr>
-        <w:pStyle w:val="Chuthich"/>
+        <w:pStyle w:val="Caption"/>
         <w:rPr>
           <w:lang w:val="vi-VN"/>
         </w:rPr>
@@ -24408,7 +24445,7 @@
     </w:p>
     <w:p>
       <w:pPr>
-        <w:pStyle w:val="oancuaDanhsach"/>
+        <w:pStyle w:val="ListParagraph"/>
         <w:numPr>
           <w:ilvl w:val="0"/>
           <w:numId w:val="18"/>
@@ -24423,7 +24460,9 @@
         <w:keepNext/>
       </w:pPr>
       <w:r>
-        <w:lastRenderedPageBreak/>
+        <w:rPr>
+          <w:noProof/>
+        </w:rPr>
         <w:drawing>
           <wp:inline distT="0" distB="0" distL="0" distR="0" wp14:anchorId="098862AC" wp14:editId="6742D6E1">
             <wp:extent cx="5943600" cy="6000750"/>
@@ -24463,7 +24502,7 @@
     </w:p>
     <w:p>
       <w:pPr>
-        <w:pStyle w:val="Chuthich"/>
+        <w:pStyle w:val="Caption"/>
         <w:rPr>
           <w:lang w:val="vi-VN"/>
         </w:rPr>
@@ -24540,11 +24579,10 @@
     <w:p/>
     <w:p>
       <w:pPr>
-        <w:pStyle w:val="u2"/>
+        <w:pStyle w:val="Heading2"/>
       </w:pPr>
       <w:bookmarkStart w:id="95" w:name="_Toc228312824"/>
       <w:r>
-        <w:lastRenderedPageBreak/>
         <w:t>Làm sạch và chọn biến</w:t>
       </w:r>
       <w:bookmarkEnd w:id="95"/>
@@ -24554,6 +24592,9 @@
         <w:keepNext/>
       </w:pPr>
       <w:r>
+        <w:rPr>
+          <w:noProof/>
+        </w:rPr>
         <w:drawing>
           <wp:inline distT="0" distB="0" distL="0" distR="0" wp14:anchorId="21CEECBA" wp14:editId="5C761858">
             <wp:extent cx="5943600" cy="2047240"/>
@@ -24593,7 +24634,7 @@
     </w:p>
     <w:p>
       <w:pPr>
-        <w:pStyle w:val="Chuthich"/>
+        <w:pStyle w:val="Caption"/>
         <w:rPr>
           <w:lang w:val="vi-VN"/>
         </w:rPr>
@@ -24675,7 +24716,7 @@
     </w:p>
     <w:p>
       <w:pPr>
-        <w:pStyle w:val="u2"/>
+        <w:pStyle w:val="Heading2"/>
       </w:pPr>
       <w:bookmarkStart w:id="97" w:name="_Toc228312825"/>
       <w:proofErr w:type="spellStart"/>
@@ -24693,6 +24734,9 @@
         <w:keepNext/>
       </w:pPr>
       <w:r>
+        <w:rPr>
+          <w:noProof/>
+        </w:rPr>
         <w:drawing>
           <wp:inline distT="0" distB="0" distL="0" distR="0" wp14:anchorId="469A7901" wp14:editId="343E1087">
             <wp:extent cx="5943600" cy="1384935"/>
@@ -24732,7 +24776,7 @@
     </w:p>
     <w:p>
       <w:pPr>
-        <w:pStyle w:val="Chuthich"/>
+        <w:pStyle w:val="Caption"/>
         <w:rPr>
           <w:lang w:val="vi-VN"/>
         </w:rPr>
@@ -24802,7 +24846,9 @@
         <w:keepNext/>
       </w:pPr>
       <w:r>
-        <w:lastRenderedPageBreak/>
+        <w:rPr>
+          <w:noProof/>
+        </w:rPr>
         <w:drawing>
           <wp:inline distT="0" distB="0" distL="0" distR="0" wp14:anchorId="059B26AA" wp14:editId="2C2705BA">
             <wp:extent cx="3705742" cy="4420217"/>
@@ -24842,7 +24888,7 @@
     </w:p>
     <w:p>
       <w:pPr>
-        <w:pStyle w:val="Chuthich"/>
+        <w:pStyle w:val="Caption"/>
         <w:rPr>
           <w:lang w:val="vi-VN"/>
         </w:rPr>
@@ -24967,11 +25013,10 @@
     <w:p/>
     <w:p>
       <w:pPr>
-        <w:pStyle w:val="u2"/>
+        <w:pStyle w:val="Heading2"/>
       </w:pPr>
       <w:bookmarkStart w:id="100" w:name="_Toc228312826"/>
       <w:r>
-        <w:lastRenderedPageBreak/>
         <w:t xml:space="preserve">Tách biến </w:t>
       </w:r>
       <w:proofErr w:type="spellStart"/>
@@ -24994,6 +25039,9 @@
         <w:keepNext/>
       </w:pPr>
       <w:r>
+        <w:rPr>
+          <w:noProof/>
+        </w:rPr>
         <w:drawing>
           <wp:inline distT="0" distB="0" distL="0" distR="0" wp14:anchorId="3F9C89C2" wp14:editId="735DA7F2">
             <wp:extent cx="3305636" cy="1829055"/>
@@ -25033,7 +25081,7 @@
     </w:p>
     <w:p>
       <w:pPr>
-        <w:pStyle w:val="Chuthich"/>
+        <w:pStyle w:val="Caption"/>
         <w:rPr>
           <w:lang w:val="vi-VN"/>
         </w:rPr>
@@ -25108,7 +25156,7 @@
     </w:p>
     <w:p>
       <w:pPr>
-        <w:pStyle w:val="u2"/>
+        <w:pStyle w:val="Heading2"/>
       </w:pPr>
       <w:bookmarkStart w:id="102" w:name="_Toc228312827"/>
       <w:r>
@@ -25134,6 +25182,9 @@
         <w:keepNext/>
       </w:pPr>
       <w:r>
+        <w:rPr>
+          <w:noProof/>
+        </w:rPr>
         <w:drawing>
           <wp:inline distT="0" distB="0" distL="0" distR="0" wp14:anchorId="63E7115E" wp14:editId="32923677">
             <wp:extent cx="4334480" cy="3467584"/>
@@ -25173,7 +25224,7 @@
     </w:p>
     <w:p>
       <w:pPr>
-        <w:pStyle w:val="Chuthich"/>
+        <w:pStyle w:val="Caption"/>
         <w:rPr>
           <w:lang w:val="vi-VN"/>
         </w:rPr>
@@ -25319,11 +25370,10 @@
     </w:p>
     <w:p>
       <w:pPr>
-        <w:pStyle w:val="u2"/>
+        <w:pStyle w:val="Heading2"/>
       </w:pPr>
       <w:bookmarkStart w:id="104" w:name="_Toc228312828"/>
       <w:r>
-        <w:lastRenderedPageBreak/>
         <w:t>Chuẩn hóa dữ liệu</w:t>
       </w:r>
       <w:bookmarkEnd w:id="104"/>
@@ -25333,6 +25383,9 @@
         <w:keepNext/>
       </w:pPr>
       <w:r>
+        <w:rPr>
+          <w:noProof/>
+        </w:rPr>
         <w:drawing>
           <wp:inline distT="0" distB="0" distL="0" distR="0" wp14:anchorId="715156B6" wp14:editId="5878799B">
             <wp:extent cx="3867690" cy="1390844"/>
@@ -25372,7 +25425,7 @@
     </w:p>
     <w:p>
       <w:pPr>
-        <w:pStyle w:val="Chuthich"/>
+        <w:pStyle w:val="Caption"/>
         <w:rPr>
           <w:lang w:val="vi-VN"/>
         </w:rPr>
@@ -25467,7 +25520,7 @@
     </w:p>
     <w:p>
       <w:pPr>
-        <w:pStyle w:val="u2"/>
+        <w:pStyle w:val="Heading2"/>
       </w:pPr>
       <w:bookmarkStart w:id="106" w:name="_Toc228312829"/>
       <w:r>
@@ -26641,7 +26694,7 @@
     </w:p>
     <w:p>
       <w:pPr>
-        <w:pStyle w:val="u2"/>
+        <w:pStyle w:val="Heading2"/>
       </w:pPr>
       <w:bookmarkStart w:id="107" w:name="_Toc228312830"/>
       <w:r>
@@ -26651,7 +26704,7 @@
     </w:p>
     <w:p>
       <w:pPr>
-        <w:pStyle w:val="u3"/>
+        <w:pStyle w:val="Heading3"/>
       </w:pPr>
       <w:bookmarkStart w:id="108" w:name="_Toc228312831"/>
       <w:r>
@@ -26817,7 +26870,6 @@
           <w:color w:val="3B3B3B"/>
           <w:lang w:eastAsia="vi-VN"/>
         </w:rPr>
-        <w:lastRenderedPageBreak/>
         <w:t xml:space="preserve">    </w:t>
       </w:r>
       <w:r>
@@ -28104,7 +28156,6 @@
         <w:rPr>
           <w:lang w:eastAsia="vi-VN"/>
         </w:rPr>
-        <w:lastRenderedPageBreak/>
         <w:t>results_df</w:t>
       </w:r>
       <w:proofErr w:type="spellEnd"/>
@@ -28357,6 +28408,9 @@
         <w:keepNext/>
       </w:pPr>
       <w:r>
+        <w:rPr>
+          <w:noProof/>
+        </w:rPr>
         <w:drawing>
           <wp:inline distT="0" distB="0" distL="0" distR="0" wp14:anchorId="0E38C5AD" wp14:editId="33042DA7">
             <wp:extent cx="5115639" cy="1343212"/>
@@ -28396,7 +28450,7 @@
     </w:p>
     <w:p>
       <w:pPr>
-        <w:pStyle w:val="Chuthich"/>
+        <w:pStyle w:val="Caption"/>
         <w:rPr>
           <w:lang w:val="vi-VN"/>
         </w:rPr>
@@ -28567,11 +28621,10 @@
     </w:p>
     <w:p>
       <w:pPr>
-        <w:pStyle w:val="u3"/>
+        <w:pStyle w:val="Heading3"/>
       </w:pPr>
       <w:bookmarkStart w:id="110" w:name="_Toc228312832"/>
       <w:r>
-        <w:lastRenderedPageBreak/>
         <w:t>So sánh F1-score giữa các mô hình</w:t>
       </w:r>
       <w:bookmarkEnd w:id="110"/>
@@ -28581,6 +28634,9 @@
         <w:keepNext/>
       </w:pPr>
       <w:r>
+        <w:rPr>
+          <w:noProof/>
+        </w:rPr>
         <w:drawing>
           <wp:inline distT="0" distB="0" distL="0" distR="0" wp14:anchorId="4F5D19C4" wp14:editId="41B25C21">
             <wp:extent cx="5534797" cy="6296904"/>
@@ -28620,7 +28676,7 @@
     </w:p>
     <w:p>
       <w:pPr>
-        <w:pStyle w:val="Chuthich"/>
+        <w:pStyle w:val="Caption"/>
         <w:rPr>
           <w:lang w:val="vi-VN"/>
         </w:rPr>
@@ -28673,11 +28729,10 @@
     </w:p>
     <w:p>
       <w:pPr>
-        <w:pStyle w:val="u3"/>
+        <w:pStyle w:val="Heading3"/>
       </w:pPr>
       <w:bookmarkStart w:id="112" w:name="_Toc228312833"/>
       <w:r>
-        <w:lastRenderedPageBreak/>
         <w:t xml:space="preserve">So sánh </w:t>
       </w:r>
       <w:proofErr w:type="spellStart"/>
@@ -28695,6 +28750,9 @@
         <w:keepNext/>
       </w:pPr>
       <w:r>
+        <w:rPr>
+          <w:noProof/>
+        </w:rPr>
         <w:drawing>
           <wp:inline distT="0" distB="0" distL="0" distR="0" wp14:anchorId="523B8894" wp14:editId="50F3864F">
             <wp:extent cx="5582429" cy="6211167"/>
@@ -28734,7 +28792,7 @@
     </w:p>
     <w:p>
       <w:pPr>
-        <w:pStyle w:val="Chuthich"/>
+        <w:pStyle w:val="Caption"/>
         <w:rPr>
           <w:lang w:val="vi-VN"/>
         </w:rPr>
@@ -28801,11 +28859,10 @@
     </w:p>
     <w:p>
       <w:pPr>
-        <w:pStyle w:val="u3"/>
+        <w:pStyle w:val="Heading3"/>
       </w:pPr>
       <w:bookmarkStart w:id="114" w:name="_Toc228312834"/>
       <w:r>
-        <w:lastRenderedPageBreak/>
         <w:t>So sánh ROU-AUC giữa các mô hình</w:t>
       </w:r>
       <w:bookmarkEnd w:id="114"/>
@@ -28815,6 +28872,9 @@
         <w:keepNext/>
       </w:pPr>
       <w:r>
+        <w:rPr>
+          <w:noProof/>
+        </w:rPr>
         <w:drawing>
           <wp:inline distT="0" distB="0" distL="0" distR="0" wp14:anchorId="7A728A96" wp14:editId="173B97D4">
             <wp:extent cx="5525271" cy="6449325"/>
@@ -28854,7 +28914,7 @@
     </w:p>
     <w:p>
       <w:pPr>
-        <w:pStyle w:val="Chuthich"/>
+        <w:pStyle w:val="Caption"/>
         <w:rPr>
           <w:lang w:val="vi-VN"/>
         </w:rPr>
@@ -28907,7 +28967,7 @@
     </w:p>
     <w:p>
       <w:pPr>
-        <w:pStyle w:val="u3"/>
+        <w:pStyle w:val="Heading3"/>
       </w:pPr>
       <w:bookmarkStart w:id="116" w:name="_Toc228312835"/>
       <w:r>
@@ -29216,7 +29276,7 @@
     </w:p>
     <w:p>
       <w:pPr>
-        <w:pStyle w:val="u2"/>
+        <w:pStyle w:val="Heading2"/>
       </w:pPr>
       <w:bookmarkStart w:id="117" w:name="_Toc228312836"/>
       <w:r>
@@ -30400,7 +30460,6 @@
           <w:color w:val="AF00DB"/>
           <w:lang w:eastAsia="vi-VN"/>
         </w:rPr>
-        <w:lastRenderedPageBreak/>
         <w:t>for</w:t>
       </w:r>
       <w:proofErr w:type="spellEnd"/>
@@ -31944,7 +32003,6 @@
         <w:rPr>
           <w:lang w:eastAsia="vi-VN"/>
         </w:rPr>
-        <w:lastRenderedPageBreak/>
         <w:t>tuning_results_df</w:t>
       </w:r>
       <w:proofErr w:type="spellEnd"/>
@@ -32127,6 +32185,9 @@
         <w:keepNext/>
       </w:pPr>
       <w:r>
+        <w:rPr>
+          <w:noProof/>
+        </w:rPr>
         <w:drawing>
           <wp:inline distT="0" distB="0" distL="0" distR="0" wp14:anchorId="1477D0E1" wp14:editId="10B3E926">
             <wp:extent cx="5943600" cy="1907540"/>
@@ -32166,7 +32227,7 @@
     </w:p>
     <w:p>
       <w:pPr>
-        <w:pStyle w:val="Chuthich"/>
+        <w:pStyle w:val="Caption"/>
         <w:rPr>
           <w:lang w:val="vi-VN"/>
         </w:rPr>
@@ -32447,7 +32508,7 @@
     </w:p>
     <w:p>
       <w:pPr>
-        <w:pStyle w:val="u2"/>
+        <w:pStyle w:val="Heading2"/>
       </w:pPr>
       <w:bookmarkStart w:id="119" w:name="_Toc228312837"/>
       <w:r>
@@ -32457,7 +32518,7 @@
     </w:p>
     <w:p>
       <w:pPr>
-        <w:pStyle w:val="u3"/>
+        <w:pStyle w:val="Heading3"/>
       </w:pPr>
       <w:bookmarkStart w:id="120" w:name="_Toc228312838"/>
       <w:r>
@@ -32533,7 +32594,6 @@
           <w:color w:val="001080"/>
           <w:lang w:eastAsia="vi-VN"/>
         </w:rPr>
-        <w:lastRenderedPageBreak/>
         <w:t>final_model</w:t>
       </w:r>
       <w:proofErr w:type="spellEnd"/>
@@ -33582,6 +33642,7 @@
       </w:pPr>
       <w:r>
         <w:rPr>
+          <w:noProof/>
           <w:lang w:eastAsia="vi-VN"/>
         </w:rPr>
         <w:drawing>
@@ -33623,7 +33684,7 @@
     </w:p>
     <w:p>
       <w:pPr>
-        <w:pStyle w:val="Chuthich"/>
+        <w:pStyle w:val="Caption"/>
         <w:rPr>
           <w:lang w:val="vi-VN"/>
         </w:rPr>
@@ -33706,7 +33767,6 @@
         <w:rPr>
           <w:lang w:eastAsia="vi-VN"/>
         </w:rPr>
-        <w:lastRenderedPageBreak/>
         <w:t>Recall</w:t>
       </w:r>
       <w:proofErr w:type="spellEnd"/>
@@ -33821,7 +33881,7 @@
     </w:p>
     <w:p>
       <w:pPr>
-        <w:pStyle w:val="u3"/>
+        <w:pStyle w:val="Heading3"/>
         <w:rPr>
           <w:rFonts w:eastAsia="Times New Roman"/>
           <w:lang w:eastAsia="vi-VN"/>
@@ -33839,7 +33899,7 @@
     </w:p>
     <w:p>
       <w:pPr>
-        <w:pStyle w:val="u4"/>
+        <w:pStyle w:val="Heading4"/>
         <w:rPr>
           <w:rFonts w:eastAsia="Times New Roman"/>
           <w:lang w:eastAsia="vi-VN"/>
@@ -33859,6 +33919,7 @@
       </w:pPr>
       <w:r>
         <w:rPr>
+          <w:noProof/>
           <w:lang w:eastAsia="vi-VN"/>
         </w:rPr>
         <w:drawing>
@@ -33900,7 +33961,7 @@
     </w:p>
     <w:p>
       <w:pPr>
-        <w:pStyle w:val="Chuthich"/>
+        <w:pStyle w:val="Caption"/>
         <w:rPr>
           <w:lang w:val="vi-VN"/>
         </w:rPr>
@@ -33953,7 +34014,7 @@
     </w:p>
     <w:p>
       <w:pPr>
-        <w:pStyle w:val="u4"/>
+        <w:pStyle w:val="Heading4"/>
         <w:rPr>
           <w:rFonts w:eastAsia="Times New Roman"/>
           <w:lang w:eastAsia="vi-VN"/>
@@ -33964,7 +34025,6 @@
           <w:rFonts w:eastAsia="Times New Roman"/>
           <w:lang w:eastAsia="vi-VN"/>
         </w:rPr>
-        <w:lastRenderedPageBreak/>
         <w:t>Ma trận nhầm lẫn</w:t>
       </w:r>
     </w:p>
@@ -33974,6 +34034,7 @@
       </w:pPr>
       <w:r>
         <w:rPr>
+          <w:noProof/>
           <w:lang w:eastAsia="vi-VN"/>
         </w:rPr>
         <w:drawing>
@@ -34015,7 +34076,7 @@
     </w:p>
     <w:p>
       <w:pPr>
-        <w:pStyle w:val="Chuthich"/>
+        <w:pStyle w:val="Caption"/>
         <w:rPr>
           <w:lang w:val="vi-VN"/>
         </w:rPr>
@@ -34068,7 +34129,7 @@
     </w:p>
     <w:p>
       <w:pPr>
-        <w:pStyle w:val="u4"/>
+        <w:pStyle w:val="Heading4"/>
         <w:rPr>
           <w:rFonts w:eastAsia="Times New Roman"/>
           <w:lang w:eastAsia="vi-VN"/>
@@ -34079,7 +34140,6 @@
           <w:rFonts w:eastAsia="Times New Roman"/>
           <w:lang w:eastAsia="vi-VN"/>
         </w:rPr>
-        <w:lastRenderedPageBreak/>
         <w:t xml:space="preserve">ROC </w:t>
       </w:r>
       <w:proofErr w:type="spellStart"/>
@@ -34098,6 +34158,7 @@
       </w:pPr>
       <w:r>
         <w:rPr>
+          <w:noProof/>
           <w:lang w:eastAsia="vi-VN"/>
         </w:rPr>
         <w:drawing>
@@ -34139,7 +34200,7 @@
     </w:p>
     <w:p>
       <w:pPr>
-        <w:pStyle w:val="Chuthich"/>
+        <w:pStyle w:val="Caption"/>
         <w:rPr>
           <w:lang w:val="vi-VN"/>
         </w:rPr>
@@ -34218,11 +34279,10 @@
     </w:p>
     <w:p>
       <w:pPr>
-        <w:pStyle w:val="u2"/>
+        <w:pStyle w:val="Heading2"/>
       </w:pPr>
       <w:bookmarkStart w:id="126" w:name="_Toc228312840"/>
       <w:r>
-        <w:lastRenderedPageBreak/>
         <w:t>Phân tích đặc trưng quan trọng</w:t>
       </w:r>
       <w:bookmarkEnd w:id="126"/>
@@ -34232,6 +34292,9 @@
         <w:keepNext/>
       </w:pPr>
       <w:r>
+        <w:rPr>
+          <w:noProof/>
+        </w:rPr>
         <w:drawing>
           <wp:inline distT="0" distB="0" distL="0" distR="0" wp14:anchorId="0A2E42FD" wp14:editId="56DC9657">
             <wp:extent cx="5943600" cy="4516755"/>
@@ -34271,7 +34334,7 @@
     </w:p>
     <w:p>
       <w:pPr>
-        <w:pStyle w:val="Chuthich"/>
+        <w:pStyle w:val="Caption"/>
         <w:rPr>
           <w:lang w:val="vi-VN"/>
         </w:rPr>
@@ -34328,7 +34391,9 @@
         <w:keepNext/>
       </w:pPr>
       <w:r>
-        <w:lastRenderedPageBreak/>
+        <w:rPr>
+          <w:noProof/>
+        </w:rPr>
         <w:drawing>
           <wp:inline distT="0" distB="0" distL="0" distR="0" wp14:anchorId="32A535D4" wp14:editId="47BC2AB1">
             <wp:extent cx="5943600" cy="5243830"/>
@@ -34368,7 +34433,7 @@
     </w:p>
     <w:p>
       <w:pPr>
-        <w:pStyle w:val="Chuthich"/>
+        <w:pStyle w:val="Caption"/>
         <w:rPr>
           <w:lang w:val="vi-VN"/>
         </w:rPr>
@@ -34421,7 +34486,7 @@
     </w:p>
     <w:p>
       <w:pPr>
-        <w:pStyle w:val="u2"/>
+        <w:pStyle w:val="Heading2"/>
       </w:pPr>
       <w:bookmarkStart w:id="129" w:name="_Toc228312841"/>
       <w:r>
@@ -34831,7 +34896,6 @@
           <w:color w:val="3B3B3B"/>
           <w:lang w:eastAsia="vi-VN"/>
         </w:rPr>
-        <w:lastRenderedPageBreak/>
         <w:t xml:space="preserve">    </w:t>
       </w:r>
       <w:r>
@@ -36032,6 +36096,9 @@
         <w:jc w:val="left"/>
       </w:pPr>
       <w:r>
+        <w:rPr>
+          <w:noProof/>
+        </w:rPr>
         <w:drawing>
           <wp:inline distT="0" distB="0" distL="0" distR="0" wp14:anchorId="700EE91F" wp14:editId="07123231">
             <wp:extent cx="3000794" cy="438211"/>
@@ -36071,7 +36138,7 @@
     </w:p>
     <w:p>
       <w:pPr>
-        <w:pStyle w:val="Chuthich"/>
+        <w:pStyle w:val="Caption"/>
         <w:rPr>
           <w:lang w:val="vi-VN"/>
         </w:rPr>
@@ -36124,11 +36191,10 @@
     </w:p>
     <w:p>
       <w:pPr>
-        <w:pStyle w:val="u2"/>
+        <w:pStyle w:val="Heading2"/>
       </w:pPr>
       <w:bookmarkStart w:id="131" w:name="_Toc228312842"/>
       <w:r>
-        <w:lastRenderedPageBreak/>
         <w:t>Lưu mô hình</w:t>
       </w:r>
       <w:bookmarkEnd w:id="131"/>
@@ -36138,6 +36204,9 @@
         <w:keepNext/>
       </w:pPr>
       <w:r>
+        <w:rPr>
+          <w:noProof/>
+        </w:rPr>
         <w:drawing>
           <wp:inline distT="0" distB="0" distL="0" distR="0" wp14:anchorId="1BFCC6AE" wp14:editId="6A0321D6">
             <wp:extent cx="5943600" cy="1562735"/>
@@ -36177,7 +36246,7 @@
     </w:p>
     <w:p>
       <w:pPr>
-        <w:pStyle w:val="Chuthich"/>
+        <w:pStyle w:val="Caption"/>
         <w:rPr>
           <w:lang w:val="vi-VN"/>
         </w:rPr>
@@ -36250,6 +36319,9 @@
         <w:keepNext/>
       </w:pPr>
       <w:r>
+        <w:rPr>
+          <w:noProof/>
+        </w:rPr>
         <w:drawing>
           <wp:inline distT="0" distB="0" distL="0" distR="0" wp14:anchorId="79D315BA" wp14:editId="31F572C3">
             <wp:extent cx="5125165" cy="2029108"/>
@@ -36289,7 +36361,7 @@
     </w:p>
     <w:p>
       <w:pPr>
-        <w:pStyle w:val="Chuthich"/>
+        <w:pStyle w:val="Caption"/>
         <w:rPr>
           <w:lang w:val="vi-VN"/>
         </w:rPr>
@@ -36365,7 +36437,7 @@
     <w:p/>
     <w:p>
       <w:pPr>
-        <w:pStyle w:val="u1"/>
+        <w:pStyle w:val="Heading1"/>
       </w:pPr>
       <w:bookmarkStart w:id="134" w:name="_Toc228312843"/>
       <w:r>
@@ -36375,7 +36447,7 @@
     </w:p>
     <w:p>
       <w:pPr>
-        <w:pStyle w:val="u2"/>
+        <w:pStyle w:val="Heading2"/>
       </w:pPr>
       <w:bookmarkStart w:id="135" w:name="_Toc228312844"/>
       <w:proofErr w:type="spellStart"/>
@@ -36392,6 +36464,7 @@
       <w:r>
         <w:rPr>
           <w:rFonts w:ascii="Arial" w:hAnsi="Arial" w:cs="Arial"/>
+          <w:noProof/>
           <w:color w:val="000000"/>
           <w:sz w:val="22"/>
           <w:szCs w:val="22"/>
@@ -36449,7 +36522,7 @@
     </w:p>
     <w:p>
       <w:pPr>
-        <w:pStyle w:val="Chuthich"/>
+        <w:pStyle w:val="Caption"/>
         <w:rPr>
           <w:lang w:val="vi-VN"/>
         </w:rPr>
@@ -36510,7 +36583,7 @@
     </w:p>
     <w:p>
       <w:pPr>
-        <w:pStyle w:val="u2"/>
+        <w:pStyle w:val="Heading2"/>
       </w:pPr>
       <w:bookmarkStart w:id="137" w:name="_Toc228312845"/>
       <w:r>
@@ -36525,6 +36598,7 @@
       <w:r>
         <w:rPr>
           <w:rFonts w:ascii="Arial" w:hAnsi="Arial" w:cs="Arial"/>
+          <w:noProof/>
           <w:color w:val="000000"/>
           <w:sz w:val="22"/>
           <w:szCs w:val="22"/>
@@ -36582,7 +36656,7 @@
     </w:p>
     <w:p>
       <w:pPr>
-        <w:pStyle w:val="Chuthich"/>
+        <w:pStyle w:val="Caption"/>
         <w:rPr>
           <w:lang w:val="vi-VN"/>
         </w:rPr>
@@ -36635,11 +36709,10 @@
     </w:p>
     <w:p>
       <w:pPr>
-        <w:pStyle w:val="u2"/>
+        <w:pStyle w:val="Heading2"/>
       </w:pPr>
       <w:bookmarkStart w:id="139" w:name="_Toc228312846"/>
       <w:r>
-        <w:lastRenderedPageBreak/>
         <w:t>Giao diện p</w:t>
       </w:r>
       <w:r>
@@ -36654,6 +36727,7 @@
       <w:r>
         <w:rPr>
           <w:rFonts w:ascii="Arial" w:hAnsi="Arial" w:cs="Arial"/>
+          <w:noProof/>
           <w:color w:val="000000"/>
           <w:sz w:val="22"/>
           <w:szCs w:val="22"/>
@@ -36711,7 +36785,7 @@
     </w:p>
     <w:p>
       <w:pPr>
-        <w:pStyle w:val="Chuthich"/>
+        <w:pStyle w:val="Caption"/>
         <w:rPr>
           <w:lang w:val="vi-VN"/>
         </w:rPr>
@@ -36769,6 +36843,7 @@
       <w:r>
         <w:rPr>
           <w:rFonts w:ascii="Arial" w:hAnsi="Arial" w:cs="Arial"/>
+          <w:noProof/>
           <w:color w:val="000000"/>
           <w:sz w:val="22"/>
           <w:szCs w:val="22"/>
@@ -36826,7 +36901,7 @@
     </w:p>
     <w:p>
       <w:pPr>
-        <w:pStyle w:val="Chuthich"/>
+        <w:pStyle w:val="Caption"/>
         <w:rPr>
           <w:lang w:val="vi-VN"/>
         </w:rPr>
@@ -36884,12 +36959,12 @@
       <w:r>
         <w:rPr>
           <w:rFonts w:ascii="Arial" w:hAnsi="Arial" w:cs="Arial"/>
+          <w:noProof/>
           <w:color w:val="000000"/>
           <w:sz w:val="22"/>
           <w:szCs w:val="22"/>
           <w:bdr w:val="none" w:sz="0" w:space="0" w:color="auto" w:frame="1"/>
         </w:rPr>
-        <w:lastRenderedPageBreak/>
         <w:drawing>
           <wp:inline distT="0" distB="0" distL="0" distR="0" wp14:anchorId="1E353614" wp14:editId="53D6E772">
             <wp:extent cx="5741670" cy="2402840"/>
@@ -36942,7 +37017,7 @@
     </w:p>
     <w:p>
       <w:pPr>
-        <w:pStyle w:val="Chuthich"/>
+        <w:pStyle w:val="Caption"/>
         <w:rPr>
           <w:lang w:val="vi-VN"/>
         </w:rPr>
@@ -36995,7 +37070,7 @@
     </w:p>
     <w:p>
       <w:pPr>
-        <w:pStyle w:val="u2"/>
+        <w:pStyle w:val="Heading2"/>
       </w:pPr>
       <w:bookmarkStart w:id="143" w:name="_Toc228312847"/>
       <w:r>
@@ -37014,6 +37089,7 @@
       <w:r>
         <w:rPr>
           <w:rFonts w:ascii="Arial" w:hAnsi="Arial" w:cs="Arial"/>
+          <w:noProof/>
           <w:color w:val="000000"/>
           <w:sz w:val="22"/>
           <w:szCs w:val="22"/>
@@ -37071,7 +37147,7 @@
     </w:p>
     <w:p>
       <w:pPr>
-        <w:pStyle w:val="Chuthich"/>
+        <w:pStyle w:val="Caption"/>
         <w:rPr>
           <w:lang w:val="vi-VN"/>
         </w:rPr>
@@ -37133,18 +37209,17 @@
     </w:p>
     <w:p>
       <w:pPr>
-        <w:pStyle w:val="u1"/>
+        <w:pStyle w:val="Heading1"/>
       </w:pPr>
       <w:bookmarkStart w:id="145" w:name="_Toc228312848"/>
       <w:r>
-        <w:lastRenderedPageBreak/>
         <w:t>KẾT LUẬN</w:t>
       </w:r>
       <w:bookmarkEnd w:id="145"/>
     </w:p>
     <w:p>
       <w:pPr>
-        <w:pStyle w:val="u2"/>
+        <w:pStyle w:val="Heading2"/>
       </w:pPr>
       <w:bookmarkStart w:id="146" w:name="_Toc228312849"/>
       <w:r>
@@ -37192,7 +37267,7 @@
     </w:p>
     <w:p>
       <w:pPr>
-        <w:pStyle w:val="u2"/>
+        <w:pStyle w:val="Heading2"/>
       </w:pPr>
       <w:bookmarkStart w:id="147" w:name="_Toc228312850"/>
       <w:r>
@@ -37213,7 +37288,7 @@
     </w:p>
     <w:p>
       <w:pPr>
-        <w:pStyle w:val="oancuaDanhsach"/>
+        <w:pStyle w:val="ListParagraph"/>
         <w:numPr>
           <w:ilvl w:val="0"/>
           <w:numId w:val="19"/>
@@ -37265,7 +37340,7 @@
     </w:p>
     <w:p>
       <w:pPr>
-        <w:pStyle w:val="oancuaDanhsach"/>
+        <w:pStyle w:val="ListParagraph"/>
         <w:numPr>
           <w:ilvl w:val="0"/>
           <w:numId w:val="19"/>
@@ -37365,7 +37440,7 @@
     </w:p>
     <w:p>
       <w:pPr>
-        <w:pStyle w:val="u1"/>
+        <w:pStyle w:val="Heading1"/>
         <w:numPr>
           <w:ilvl w:val="0"/>
           <w:numId w:val="0"/>
@@ -37375,7 +37450,6 @@
       </w:pPr>
       <w:bookmarkStart w:id="148" w:name="_Toc228312851"/>
       <w:r>
-        <w:lastRenderedPageBreak/>
         <w:t>THAM KHẢO</w:t>
       </w:r>
       <w:bookmarkEnd w:id="148"/>
@@ -38431,7 +38505,6 @@
     <w:p>
       <w:proofErr w:type="spellStart"/>
       <w:r>
-        <w:lastRenderedPageBreak/>
         <w:t>Thor</w:t>
       </w:r>
       <w:proofErr w:type="spellEnd"/>
@@ -38728,7 +38801,7 @@
     <w:sdtContent>
       <w:p>
         <w:pPr>
-          <w:pStyle w:val="Chntrang"/>
+          <w:pStyle w:val="Footer"/>
           <w:jc w:val="right"/>
         </w:pPr>
         <w:r>
@@ -38751,7 +38824,7 @@
   </w:sdt>
   <w:p>
     <w:pPr>
-      <w:pStyle w:val="Chntrang"/>
+      <w:pStyle w:val="Footer"/>
     </w:pPr>
   </w:p>
 </w:ftr>
@@ -42741,7 +42814,7 @@
     <w:lvl w:ilvl="0">
       <w:start w:val="1"/>
       <w:numFmt w:val="decimal"/>
-      <w:pStyle w:val="u1"/>
+      <w:pStyle w:val="Heading1"/>
       <w:suff w:val="space"/>
       <w:lvlText w:val="CHƯƠNG %1."/>
       <w:lvlJc w:val="left"/>
@@ -42755,7 +42828,7 @@
     <w:lvl w:ilvl="1">
       <w:start w:val="1"/>
       <w:numFmt w:val="decimal"/>
-      <w:pStyle w:val="u2"/>
+      <w:pStyle w:val="Heading2"/>
       <w:suff w:val="space"/>
       <w:lvlText w:val="%1.%2."/>
       <w:lvlJc w:val="left"/>
@@ -42769,7 +42842,7 @@
     <w:lvl w:ilvl="2">
       <w:start w:val="1"/>
       <w:numFmt w:val="decimal"/>
-      <w:pStyle w:val="u3"/>
+      <w:pStyle w:val="Heading3"/>
       <w:suff w:val="space"/>
       <w:lvlText w:val="%1.%2.%3."/>
       <w:lvlJc w:val="left"/>
@@ -42783,7 +42856,7 @@
     <w:lvl w:ilvl="3">
       <w:start w:val="1"/>
       <w:numFmt w:val="decimal"/>
-      <w:pStyle w:val="u4"/>
+      <w:pStyle w:val="Heading4"/>
       <w:suff w:val="space"/>
       <w:lvlText w:val="%1.%2.%3.%4."/>
       <w:lvlJc w:val="left"/>
@@ -42797,7 +42870,7 @@
     <w:lvl w:ilvl="4">
       <w:start w:val="1"/>
       <w:numFmt w:val="decimal"/>
-      <w:pStyle w:val="u5"/>
+      <w:pStyle w:val="Heading5"/>
       <w:suff w:val="space"/>
       <w:lvlText w:val="%1.%2.%3.%4.%5."/>
       <w:lvlJc w:val="left"/>
@@ -42811,7 +42884,7 @@
     <w:lvl w:ilvl="5">
       <w:start w:val="1"/>
       <w:numFmt w:val="decimal"/>
-      <w:pStyle w:val="u6"/>
+      <w:pStyle w:val="Heading6"/>
       <w:suff w:val="space"/>
       <w:lvlText w:val="%1.%2.%3.%4.%5.%6."/>
       <w:lvlJc w:val="left"/>
@@ -42825,7 +42898,7 @@
     <w:lvl w:ilvl="6">
       <w:start w:val="1"/>
       <w:numFmt w:val="decimal"/>
-      <w:pStyle w:val="u7"/>
+      <w:pStyle w:val="Heading7"/>
       <w:suff w:val="space"/>
       <w:lvlText w:val="%1.%2.%3.%4.%5.%6.%7."/>
       <w:lvlJc w:val="left"/>
@@ -42839,7 +42912,7 @@
     <w:lvl w:ilvl="7">
       <w:start w:val="1"/>
       <w:numFmt w:val="decimal"/>
-      <w:pStyle w:val="u8"/>
+      <w:pStyle w:val="Heading8"/>
       <w:suff w:val="space"/>
       <w:lvlText w:val="%1.%2.%3.%4.%5.%6.%7.%8."/>
       <w:lvlJc w:val="left"/>
@@ -42853,7 +42926,7 @@
     <w:lvl w:ilvl="8">
       <w:start w:val="1"/>
       <w:numFmt w:val="decimal"/>
-      <w:pStyle w:val="u9"/>
+      <w:pStyle w:val="Heading9"/>
       <w:suff w:val="space"/>
       <w:lvlText w:val="%1.%2.%3.%4.%5.%6.%7.%8.%9."/>
       <w:lvlJc w:val="left"/>
@@ -44511,19 +44584,22 @@
     <w:lsdException w:name="Unresolved Mention" w:semiHidden="1" w:unhideWhenUsed="1"/>
     <w:lsdException w:name="Smart Link" w:semiHidden="1" w:unhideWhenUsed="1"/>
   </w:latentStyles>
-  <w:style w:type="paragraph" w:default="1" w:styleId="Binhthng">
+  <w:style w:type="paragraph" w:default="1" w:styleId="Normal">
     <w:name w:val="Normal"/>
     <w:qFormat/>
-    <w:rsid w:val="00A86517"/>
+    <w:rsid w:val="00BA1D7C"/>
     <w:pPr>
       <w:jc w:val="both"/>
     </w:pPr>
+    <w:rPr>
+      <w:rFonts w:asciiTheme="majorHAnsi" w:hAnsiTheme="majorHAnsi"/>
+    </w:rPr>
   </w:style>
-  <w:style w:type="paragraph" w:styleId="u1">
+  <w:style w:type="paragraph" w:styleId="Heading1">
     <w:name w:val="heading 1"/>
-    <w:basedOn w:val="Binhthng"/>
-    <w:next w:val="Binhthng"/>
-    <w:link w:val="u1Char"/>
+    <w:basedOn w:val="Normal"/>
+    <w:next w:val="Normal"/>
+    <w:link w:val="Heading1Char"/>
     <w:uiPriority w:val="9"/>
     <w:qFormat/>
     <w:rsid w:val="00E633C2"/>
@@ -44537,17 +44613,17 @@
       <w:outlineLvl w:val="0"/>
     </w:pPr>
     <w:rPr>
-      <w:rFonts w:asciiTheme="majorHAnsi" w:eastAsiaTheme="majorEastAsia" w:hAnsiTheme="majorHAnsi" w:cstheme="majorBidi"/>
+      <w:rFonts w:eastAsiaTheme="majorEastAsia" w:cstheme="majorBidi"/>
       <w:color w:val="0F4761" w:themeColor="accent1" w:themeShade="BF"/>
       <w:sz w:val="40"/>
       <w:szCs w:val="40"/>
     </w:rPr>
   </w:style>
-  <w:style w:type="paragraph" w:styleId="u2">
+  <w:style w:type="paragraph" w:styleId="Heading2">
     <w:name w:val="heading 2"/>
-    <w:basedOn w:val="Binhthng"/>
-    <w:next w:val="Binhthng"/>
-    <w:link w:val="u2Char"/>
+    <w:basedOn w:val="Normal"/>
+    <w:next w:val="Normal"/>
+    <w:link w:val="Heading2Char"/>
     <w:uiPriority w:val="9"/>
     <w:unhideWhenUsed/>
     <w:qFormat/>
@@ -44563,17 +44639,17 @@
       <w:outlineLvl w:val="1"/>
     </w:pPr>
     <w:rPr>
-      <w:rFonts w:asciiTheme="majorHAnsi" w:eastAsiaTheme="majorEastAsia" w:hAnsiTheme="majorHAnsi" w:cstheme="majorBidi"/>
+      <w:rFonts w:eastAsiaTheme="majorEastAsia" w:cstheme="majorBidi"/>
       <w:color w:val="0F4761" w:themeColor="accent1" w:themeShade="BF"/>
       <w:sz w:val="32"/>
       <w:szCs w:val="32"/>
     </w:rPr>
   </w:style>
-  <w:style w:type="paragraph" w:styleId="u3">
+  <w:style w:type="paragraph" w:styleId="Heading3">
     <w:name w:val="heading 3"/>
-    <w:basedOn w:val="Binhthng"/>
-    <w:next w:val="Binhthng"/>
-    <w:link w:val="u3Char"/>
+    <w:basedOn w:val="Normal"/>
+    <w:next w:val="Normal"/>
+    <w:link w:val="Heading3Char"/>
     <w:uiPriority w:val="9"/>
     <w:unhideWhenUsed/>
     <w:qFormat/>
@@ -44595,11 +44671,11 @@
       <w:szCs w:val="28"/>
     </w:rPr>
   </w:style>
-  <w:style w:type="paragraph" w:styleId="u4">
+  <w:style w:type="paragraph" w:styleId="Heading4">
     <w:name w:val="heading 4"/>
-    <w:basedOn w:val="Binhthng"/>
-    <w:next w:val="Binhthng"/>
-    <w:link w:val="u4Char"/>
+    <w:basedOn w:val="Normal"/>
+    <w:next w:val="Normal"/>
+    <w:link w:val="Heading4Char"/>
     <w:uiPriority w:val="9"/>
     <w:unhideWhenUsed/>
     <w:qFormat/>
@@ -44621,11 +44697,11 @@
       <w:color w:val="0F4761" w:themeColor="accent1" w:themeShade="BF"/>
     </w:rPr>
   </w:style>
-  <w:style w:type="paragraph" w:styleId="u5">
+  <w:style w:type="paragraph" w:styleId="Heading5">
     <w:name w:val="heading 5"/>
-    <w:basedOn w:val="Binhthng"/>
-    <w:next w:val="Binhthng"/>
-    <w:link w:val="u5Char"/>
+    <w:basedOn w:val="Normal"/>
+    <w:next w:val="Normal"/>
+    <w:link w:val="Heading5Char"/>
     <w:uiPriority w:val="9"/>
     <w:unhideWhenUsed/>
     <w:qFormat/>
@@ -44645,11 +44721,11 @@
       <w:color w:val="0F4761" w:themeColor="accent1" w:themeShade="BF"/>
     </w:rPr>
   </w:style>
-  <w:style w:type="paragraph" w:styleId="u6">
+  <w:style w:type="paragraph" w:styleId="Heading6">
     <w:name w:val="heading 6"/>
-    <w:basedOn w:val="Binhthng"/>
-    <w:next w:val="Binhthng"/>
-    <w:link w:val="u6Char"/>
+    <w:basedOn w:val="Normal"/>
+    <w:next w:val="Normal"/>
+    <w:link w:val="Heading6Char"/>
     <w:uiPriority w:val="9"/>
     <w:semiHidden/>
     <w:unhideWhenUsed/>
@@ -44672,11 +44748,11 @@
       <w:color w:val="595959" w:themeColor="text1" w:themeTint="A6"/>
     </w:rPr>
   </w:style>
-  <w:style w:type="paragraph" w:styleId="u7">
+  <w:style w:type="paragraph" w:styleId="Heading7">
     <w:name w:val="heading 7"/>
-    <w:basedOn w:val="Binhthng"/>
-    <w:next w:val="Binhthng"/>
-    <w:link w:val="u7Char"/>
+    <w:basedOn w:val="Normal"/>
+    <w:next w:val="Normal"/>
+    <w:link w:val="Heading7Char"/>
     <w:uiPriority w:val="9"/>
     <w:semiHidden/>
     <w:unhideWhenUsed/>
@@ -44697,11 +44773,11 @@
       <w:color w:val="595959" w:themeColor="text1" w:themeTint="A6"/>
     </w:rPr>
   </w:style>
-  <w:style w:type="paragraph" w:styleId="u8">
+  <w:style w:type="paragraph" w:styleId="Heading8">
     <w:name w:val="heading 8"/>
-    <w:basedOn w:val="Binhthng"/>
-    <w:next w:val="Binhthng"/>
-    <w:link w:val="u8Char"/>
+    <w:basedOn w:val="Normal"/>
+    <w:next w:val="Normal"/>
+    <w:link w:val="Heading8Char"/>
     <w:uiPriority w:val="9"/>
     <w:semiHidden/>
     <w:unhideWhenUsed/>
@@ -44724,11 +44800,11 @@
       <w:color w:val="272727" w:themeColor="text1" w:themeTint="D8"/>
     </w:rPr>
   </w:style>
-  <w:style w:type="paragraph" w:styleId="u9">
+  <w:style w:type="paragraph" w:styleId="Heading9">
     <w:name w:val="heading 9"/>
-    <w:basedOn w:val="Binhthng"/>
-    <w:next w:val="Binhthng"/>
-    <w:link w:val="u9Char"/>
+    <w:basedOn w:val="Normal"/>
+    <w:next w:val="Normal"/>
+    <w:link w:val="Heading9Char"/>
     <w:uiPriority w:val="9"/>
     <w:semiHidden/>
     <w:unhideWhenUsed/>
@@ -44749,12 +44825,13 @@
       <w:color w:val="272727" w:themeColor="text1" w:themeTint="D8"/>
     </w:rPr>
   </w:style>
-  <w:style w:type="character" w:default="1" w:styleId="Phngmcinhcuaoanvn">
+  <w:style w:type="character" w:default="1" w:styleId="DefaultParagraphFont">
     <w:name w:val="Default Paragraph Font"/>
     <w:uiPriority w:val="1"/>
+    <w:semiHidden/>
     <w:unhideWhenUsed/>
   </w:style>
-  <w:style w:type="table" w:default="1" w:styleId="BangThngthng">
+  <w:style w:type="table" w:default="1" w:styleId="TableNormal">
     <w:name w:val="Normal Table"/>
     <w:uiPriority w:val="99"/>
     <w:semiHidden/>
@@ -44769,16 +44846,16 @@
       </w:tblCellMar>
     </w:tblPr>
   </w:style>
-  <w:style w:type="numbering" w:default="1" w:styleId="Khngco">
+  <w:style w:type="numbering" w:default="1" w:styleId="NoList">
     <w:name w:val="No List"/>
     <w:uiPriority w:val="99"/>
     <w:semiHidden/>
     <w:unhideWhenUsed/>
   </w:style>
-  <w:style w:type="character" w:customStyle="1" w:styleId="u1Char">
-    <w:name w:val="Đầu đề 1 Char"/>
-    <w:basedOn w:val="Phngmcinhcuaoanvn"/>
-    <w:link w:val="u1"/>
+  <w:style w:type="character" w:customStyle="1" w:styleId="Heading1Char">
+    <w:name w:val="Heading 1 Char"/>
+    <w:basedOn w:val="DefaultParagraphFont"/>
+    <w:link w:val="Heading1"/>
     <w:uiPriority w:val="9"/>
     <w:rsid w:val="00E633C2"/>
     <w:rPr>
@@ -44788,10 +44865,10 @@
       <w:szCs w:val="40"/>
     </w:rPr>
   </w:style>
-  <w:style w:type="character" w:customStyle="1" w:styleId="u2Char">
-    <w:name w:val="Đầu đề 2 Char"/>
-    <w:basedOn w:val="Phngmcinhcuaoanvn"/>
-    <w:link w:val="u2"/>
+  <w:style w:type="character" w:customStyle="1" w:styleId="Heading2Char">
+    <w:name w:val="Heading 2 Char"/>
+    <w:basedOn w:val="DefaultParagraphFont"/>
+    <w:link w:val="Heading2"/>
     <w:uiPriority w:val="9"/>
     <w:rsid w:val="00E633C2"/>
     <w:rPr>
@@ -44801,10 +44878,10 @@
       <w:szCs w:val="32"/>
     </w:rPr>
   </w:style>
-  <w:style w:type="character" w:customStyle="1" w:styleId="u3Char">
-    <w:name w:val="Đầu đề 3 Char"/>
-    <w:basedOn w:val="Phngmcinhcuaoanvn"/>
-    <w:link w:val="u3"/>
+  <w:style w:type="character" w:customStyle="1" w:styleId="Heading3Char">
+    <w:name w:val="Heading 3 Char"/>
+    <w:basedOn w:val="DefaultParagraphFont"/>
+    <w:link w:val="Heading3"/>
     <w:uiPriority w:val="9"/>
     <w:rsid w:val="00E633C2"/>
     <w:rPr>
@@ -44814,10 +44891,10 @@
       <w:szCs w:val="28"/>
     </w:rPr>
   </w:style>
-  <w:style w:type="character" w:customStyle="1" w:styleId="u4Char">
-    <w:name w:val="Đầu đề 4 Char"/>
-    <w:basedOn w:val="Phngmcinhcuaoanvn"/>
-    <w:link w:val="u4"/>
+  <w:style w:type="character" w:customStyle="1" w:styleId="Heading4Char">
+    <w:name w:val="Heading 4 Char"/>
+    <w:basedOn w:val="DefaultParagraphFont"/>
+    <w:link w:val="Heading4"/>
     <w:uiPriority w:val="9"/>
     <w:rsid w:val="00E633C2"/>
     <w:rPr>
@@ -44827,10 +44904,10 @@
       <w:color w:val="0F4761" w:themeColor="accent1" w:themeShade="BF"/>
     </w:rPr>
   </w:style>
-  <w:style w:type="character" w:customStyle="1" w:styleId="u5Char">
-    <w:name w:val="Đầu đề 5 Char"/>
-    <w:basedOn w:val="Phngmcinhcuaoanvn"/>
-    <w:link w:val="u5"/>
+  <w:style w:type="character" w:customStyle="1" w:styleId="Heading5Char">
+    <w:name w:val="Heading 5 Char"/>
+    <w:basedOn w:val="DefaultParagraphFont"/>
+    <w:link w:val="Heading5"/>
     <w:uiPriority w:val="9"/>
     <w:rsid w:val="00E633C2"/>
     <w:rPr>
@@ -44838,10 +44915,10 @@
       <w:color w:val="0F4761" w:themeColor="accent1" w:themeShade="BF"/>
     </w:rPr>
   </w:style>
-  <w:style w:type="character" w:customStyle="1" w:styleId="u6Char">
-    <w:name w:val="Đầu đề 6 Char"/>
-    <w:basedOn w:val="Phngmcinhcuaoanvn"/>
-    <w:link w:val="u6"/>
+  <w:style w:type="character" w:customStyle="1" w:styleId="Heading6Char">
+    <w:name w:val="Heading 6 Char"/>
+    <w:basedOn w:val="DefaultParagraphFont"/>
+    <w:link w:val="Heading6"/>
     <w:uiPriority w:val="9"/>
     <w:semiHidden/>
     <w:rsid w:val="00E633C2"/>
@@ -44852,10 +44929,10 @@
       <w:color w:val="595959" w:themeColor="text1" w:themeTint="A6"/>
     </w:rPr>
   </w:style>
-  <w:style w:type="character" w:customStyle="1" w:styleId="u7Char">
-    <w:name w:val="Đầu đề 7 Char"/>
-    <w:basedOn w:val="Phngmcinhcuaoanvn"/>
-    <w:link w:val="u7"/>
+  <w:style w:type="character" w:customStyle="1" w:styleId="Heading7Char">
+    <w:name w:val="Heading 7 Char"/>
+    <w:basedOn w:val="DefaultParagraphFont"/>
+    <w:link w:val="Heading7"/>
     <w:uiPriority w:val="9"/>
     <w:semiHidden/>
     <w:rsid w:val="00E633C2"/>
@@ -44864,10 +44941,10 @@
       <w:color w:val="595959" w:themeColor="text1" w:themeTint="A6"/>
     </w:rPr>
   </w:style>
-  <w:style w:type="character" w:customStyle="1" w:styleId="u8Char">
-    <w:name w:val="Đầu đề 8 Char"/>
-    <w:basedOn w:val="Phngmcinhcuaoanvn"/>
-    <w:link w:val="u8"/>
+  <w:style w:type="character" w:customStyle="1" w:styleId="Heading8Char">
+    <w:name w:val="Heading 8 Char"/>
+    <w:basedOn w:val="DefaultParagraphFont"/>
+    <w:link w:val="Heading8"/>
     <w:uiPriority w:val="9"/>
     <w:semiHidden/>
     <w:rsid w:val="00E633C2"/>
@@ -44878,10 +44955,10 @@
       <w:color w:val="272727" w:themeColor="text1" w:themeTint="D8"/>
     </w:rPr>
   </w:style>
-  <w:style w:type="character" w:customStyle="1" w:styleId="u9Char">
-    <w:name w:val="Đầu đề 9 Char"/>
-    <w:basedOn w:val="Phngmcinhcuaoanvn"/>
-    <w:link w:val="u9"/>
+  <w:style w:type="character" w:customStyle="1" w:styleId="Heading9Char">
+    <w:name w:val="Heading 9 Char"/>
+    <w:basedOn w:val="DefaultParagraphFont"/>
+    <w:link w:val="Heading9"/>
     <w:uiPriority w:val="9"/>
     <w:semiHidden/>
     <w:rsid w:val="00E633C2"/>
@@ -44890,11 +44967,11 @@
       <w:color w:val="272727" w:themeColor="text1" w:themeTint="D8"/>
     </w:rPr>
   </w:style>
-  <w:style w:type="paragraph" w:styleId="Tiu">
+  <w:style w:type="paragraph" w:styleId="Title">
     <w:name w:val="Title"/>
-    <w:basedOn w:val="Binhthng"/>
-    <w:next w:val="Binhthng"/>
-    <w:link w:val="TiuChar"/>
+    <w:basedOn w:val="Normal"/>
+    <w:next w:val="Normal"/>
+    <w:link w:val="TitleChar"/>
     <w:uiPriority w:val="10"/>
     <w:qFormat/>
     <w:rsid w:val="00E633C2"/>
@@ -44903,17 +44980,17 @@
       <w:contextualSpacing/>
     </w:pPr>
     <w:rPr>
-      <w:rFonts w:asciiTheme="majorHAnsi" w:eastAsiaTheme="majorEastAsia" w:hAnsiTheme="majorHAnsi" w:cstheme="majorBidi"/>
+      <w:rFonts w:eastAsiaTheme="majorEastAsia" w:cstheme="majorBidi"/>
       <w:spacing w:val="-10"/>
       <w:kern w:val="28"/>
       <w:sz w:val="56"/>
       <w:szCs w:val="56"/>
     </w:rPr>
   </w:style>
-  <w:style w:type="character" w:customStyle="1" w:styleId="TiuChar">
-    <w:name w:val="Tiêu đề Char"/>
-    <w:basedOn w:val="Phngmcinhcuaoanvn"/>
-    <w:link w:val="Tiu"/>
+  <w:style w:type="character" w:customStyle="1" w:styleId="TitleChar">
+    <w:name w:val="Title Char"/>
+    <w:basedOn w:val="DefaultParagraphFont"/>
+    <w:link w:val="Title"/>
     <w:uiPriority w:val="10"/>
     <w:rsid w:val="00E633C2"/>
     <w:rPr>
@@ -44926,11 +45003,11 @@
       <w:lang w:val="en-US"/>
     </w:rPr>
   </w:style>
-  <w:style w:type="paragraph" w:styleId="Tiuphu">
+  <w:style w:type="paragraph" w:styleId="Subtitle">
     <w:name w:val="Subtitle"/>
-    <w:basedOn w:val="Binhthng"/>
-    <w:next w:val="Binhthng"/>
-    <w:link w:val="TiuphuChar"/>
+    <w:basedOn w:val="Normal"/>
+    <w:next w:val="Normal"/>
+    <w:link w:val="SubtitleChar"/>
     <w:uiPriority w:val="11"/>
     <w:qFormat/>
     <w:rsid w:val="00E633C2"/>
@@ -44947,10 +45024,10 @@
       <w:szCs w:val="28"/>
     </w:rPr>
   </w:style>
-  <w:style w:type="character" w:customStyle="1" w:styleId="TiuphuChar">
-    <w:name w:val="Tiêu đề phụ Char"/>
-    <w:basedOn w:val="Phngmcinhcuaoanvn"/>
-    <w:link w:val="Tiuphu"/>
+  <w:style w:type="character" w:customStyle="1" w:styleId="SubtitleChar">
+    <w:name w:val="Subtitle Char"/>
+    <w:basedOn w:val="DefaultParagraphFont"/>
+    <w:link w:val="Subtitle"/>
     <w:uiPriority w:val="11"/>
     <w:rsid w:val="00E633C2"/>
     <w:rPr>
@@ -44963,11 +45040,11 @@
       <w:lang w:val="en-US"/>
     </w:rPr>
   </w:style>
-  <w:style w:type="paragraph" w:styleId="Litrichdn">
+  <w:style w:type="paragraph" w:styleId="Quote">
     <w:name w:val="Quote"/>
-    <w:basedOn w:val="Binhthng"/>
-    <w:next w:val="Binhthng"/>
-    <w:link w:val="LitrichdnChar"/>
+    <w:basedOn w:val="Normal"/>
+    <w:next w:val="Normal"/>
+    <w:link w:val="QuoteChar"/>
     <w:autoRedefine/>
     <w:uiPriority w:val="29"/>
     <w:qFormat/>
@@ -44985,10 +45062,10 @@
       <w:color w:val="404040" w:themeColor="text1" w:themeTint="BF"/>
     </w:rPr>
   </w:style>
-  <w:style w:type="character" w:customStyle="1" w:styleId="LitrichdnChar">
-    <w:name w:val="Lời trích dẫn Char"/>
-    <w:basedOn w:val="Phngmcinhcuaoanvn"/>
-    <w:link w:val="Litrichdn"/>
+  <w:style w:type="character" w:customStyle="1" w:styleId="QuoteChar">
+    <w:name w:val="Quote Char"/>
+    <w:basedOn w:val="DefaultParagraphFont"/>
+    <w:link w:val="Quote"/>
     <w:uiPriority w:val="29"/>
     <w:rsid w:val="009A2B3D"/>
     <w:rPr>
@@ -45000,9 +45077,9 @@
       <w:lang w:val="en-US"/>
     </w:rPr>
   </w:style>
-  <w:style w:type="paragraph" w:styleId="oancuaDanhsach">
+  <w:style w:type="paragraph" w:styleId="ListParagraph">
     <w:name w:val="List Paragraph"/>
-    <w:basedOn w:val="Binhthng"/>
+    <w:basedOn w:val="Normal"/>
     <w:uiPriority w:val="34"/>
     <w:qFormat/>
     <w:rsid w:val="00E633C2"/>
@@ -45011,9 +45088,9 @@
       <w:contextualSpacing/>
     </w:pPr>
   </w:style>
-  <w:style w:type="character" w:styleId="NhnmnhThm">
+  <w:style w:type="character" w:styleId="IntenseEmphasis">
     <w:name w:val="Intense Emphasis"/>
-    <w:basedOn w:val="Phngmcinhcuaoanvn"/>
+    <w:basedOn w:val="DefaultParagraphFont"/>
     <w:uiPriority w:val="21"/>
     <w:qFormat/>
     <w:rsid w:val="00E633C2"/>
@@ -45023,11 +45100,11 @@
       <w:color w:val="0F4761" w:themeColor="accent1" w:themeShade="BF"/>
     </w:rPr>
   </w:style>
-  <w:style w:type="paragraph" w:styleId="Nhaykepm">
+  <w:style w:type="paragraph" w:styleId="IntenseQuote">
     <w:name w:val="Intense Quote"/>
-    <w:basedOn w:val="Binhthng"/>
-    <w:next w:val="Binhthng"/>
-    <w:link w:val="NhaykepmChar"/>
+    <w:basedOn w:val="Normal"/>
+    <w:next w:val="Normal"/>
+    <w:link w:val="IntenseQuoteChar"/>
     <w:uiPriority w:val="30"/>
     <w:qFormat/>
     <w:rsid w:val="00E633C2"/>
@@ -45046,10 +45123,10 @@
       <w:color w:val="0F4761" w:themeColor="accent1" w:themeShade="BF"/>
     </w:rPr>
   </w:style>
-  <w:style w:type="character" w:customStyle="1" w:styleId="NhaykepmChar">
-    <w:name w:val="Nháy kép Đậm Char"/>
-    <w:basedOn w:val="Phngmcinhcuaoanvn"/>
-    <w:link w:val="Nhaykepm"/>
+  <w:style w:type="character" w:customStyle="1" w:styleId="IntenseQuoteChar">
+    <w:name w:val="Intense Quote Char"/>
+    <w:basedOn w:val="DefaultParagraphFont"/>
+    <w:link w:val="IntenseQuote"/>
     <w:uiPriority w:val="30"/>
     <w:rsid w:val="00E633C2"/>
     <w:rPr>
@@ -45060,9 +45137,9 @@
       <w:lang w:val="en-US"/>
     </w:rPr>
   </w:style>
-  <w:style w:type="character" w:styleId="ThamchiuNhnmnh">
+  <w:style w:type="character" w:styleId="IntenseReference">
     <w:name w:val="Intense Reference"/>
-    <w:basedOn w:val="Phngmcinhcuaoanvn"/>
+    <w:basedOn w:val="DefaultParagraphFont"/>
     <w:uiPriority w:val="32"/>
     <w:qFormat/>
     <w:rsid w:val="00E633C2"/>
@@ -45076,12 +45153,12 @@
   </w:style>
   <w:style w:type="character" w:customStyle="1" w:styleId="vszkzc">
     <w:name w:val="vszkzc"/>
-    <w:basedOn w:val="Phngmcinhcuaoanvn"/>
+    <w:basedOn w:val="DefaultParagraphFont"/>
     <w:rsid w:val="00940BB9"/>
   </w:style>
-  <w:style w:type="character" w:styleId="Siuktni">
+  <w:style w:type="character" w:styleId="Hyperlink">
     <w:name w:val="Hyperlink"/>
-    <w:basedOn w:val="Phngmcinhcuaoanvn"/>
+    <w:basedOn w:val="DefaultParagraphFont"/>
     <w:uiPriority w:val="99"/>
     <w:unhideWhenUsed/>
     <w:rsid w:val="00FA7305"/>
@@ -45090,9 +45167,9 @@
       <w:u w:val="single"/>
     </w:rPr>
   </w:style>
-  <w:style w:type="character" w:styleId="cpChagiiquyt">
+  <w:style w:type="character" w:styleId="UnresolvedMention">
     <w:name w:val="Unresolved Mention"/>
-    <w:basedOn w:val="Phngmcinhcuaoanvn"/>
+    <w:basedOn w:val="DefaultParagraphFont"/>
     <w:uiPriority w:val="99"/>
     <w:semiHidden/>
     <w:unhideWhenUsed/>
@@ -45102,9 +45179,9 @@
       <w:shd w:val="clear" w:color="auto" w:fill="E1DFDD"/>
     </w:rPr>
   </w:style>
-  <w:style w:type="table" w:styleId="LiBang">
+  <w:style w:type="table" w:styleId="TableGrid">
     <w:name w:val="Table Grid"/>
-    <w:basedOn w:val="BangThngthng"/>
+    <w:basedOn w:val="TableNormal"/>
     <w:uiPriority w:val="39"/>
     <w:rsid w:val="004A40CA"/>
     <w:pPr>
@@ -45123,7 +45200,7 @@
   </w:style>
   <w:style w:type="paragraph" w:customStyle="1" w:styleId="Code">
     <w:name w:val="Code"/>
-    <w:basedOn w:val="Binhthng"/>
+    <w:basedOn w:val="Normal"/>
     <w:link w:val="CodeChar"/>
     <w:autoRedefine/>
     <w:qFormat/>
@@ -45144,7 +45221,7 @@
   </w:style>
   <w:style w:type="character" w:customStyle="1" w:styleId="CodeChar">
     <w:name w:val="Code Char"/>
-    <w:basedOn w:val="Phngmcinhcuaoanvn"/>
+    <w:basedOn w:val="DefaultParagraphFont"/>
     <w:link w:val="Code"/>
     <w:rsid w:val="00D07F02"/>
     <w:rPr>
@@ -45154,10 +45231,10 @@
       <w:lang w:val="en-US"/>
     </w:rPr>
   </w:style>
-  <w:style w:type="paragraph" w:styleId="utrang">
+  <w:style w:type="paragraph" w:styleId="Header">
     <w:name w:val="header"/>
-    <w:basedOn w:val="Binhthng"/>
-    <w:link w:val="utrangChar"/>
+    <w:basedOn w:val="Normal"/>
+    <w:link w:val="HeaderChar"/>
     <w:uiPriority w:val="99"/>
     <w:unhideWhenUsed/>
     <w:rsid w:val="00C715B3"/>
@@ -45169,10 +45246,10 @@
       <w:spacing w:after="0" w:line="240" w:lineRule="auto"/>
     </w:pPr>
   </w:style>
-  <w:style w:type="character" w:customStyle="1" w:styleId="utrangChar">
-    <w:name w:val="Đầu trang Char"/>
-    <w:basedOn w:val="Phngmcinhcuaoanvn"/>
-    <w:link w:val="utrang"/>
+  <w:style w:type="character" w:customStyle="1" w:styleId="HeaderChar">
+    <w:name w:val="Header Char"/>
+    <w:basedOn w:val="DefaultParagraphFont"/>
+    <w:link w:val="Header"/>
     <w:uiPriority w:val="99"/>
     <w:rsid w:val="00C715B3"/>
     <w:rPr>
@@ -45181,10 +45258,10 @@
       <w:lang w:val="en-US"/>
     </w:rPr>
   </w:style>
-  <w:style w:type="paragraph" w:styleId="Chntrang">
+  <w:style w:type="paragraph" w:styleId="Footer">
     <w:name w:val="footer"/>
-    <w:basedOn w:val="Binhthng"/>
-    <w:link w:val="ChntrangChar"/>
+    <w:basedOn w:val="Normal"/>
+    <w:link w:val="FooterChar"/>
     <w:uiPriority w:val="99"/>
     <w:unhideWhenUsed/>
     <w:rsid w:val="00C715B3"/>
@@ -45196,10 +45273,10 @@
       <w:spacing w:after="0" w:line="240" w:lineRule="auto"/>
     </w:pPr>
   </w:style>
-  <w:style w:type="character" w:customStyle="1" w:styleId="ChntrangChar">
-    <w:name w:val="Chân trang Char"/>
-    <w:basedOn w:val="Phngmcinhcuaoanvn"/>
-    <w:link w:val="Chntrang"/>
+  <w:style w:type="character" w:customStyle="1" w:styleId="FooterChar">
+    <w:name w:val="Footer Char"/>
+    <w:basedOn w:val="DefaultParagraphFont"/>
+    <w:link w:val="Footer"/>
     <w:uiPriority w:val="99"/>
     <w:rsid w:val="00C715B3"/>
     <w:rPr>
@@ -45208,10 +45285,10 @@
       <w:lang w:val="en-US"/>
     </w:rPr>
   </w:style>
-  <w:style w:type="paragraph" w:styleId="Mucluc1">
+  <w:style w:type="paragraph" w:styleId="TOC1">
     <w:name w:val="toc 1"/>
-    <w:basedOn w:val="Binhthng"/>
-    <w:next w:val="Binhthng"/>
+    <w:basedOn w:val="Normal"/>
+    <w:next w:val="Normal"/>
     <w:autoRedefine/>
     <w:uiPriority w:val="39"/>
     <w:unhideWhenUsed/>
@@ -45220,10 +45297,10 @@
       <w:spacing w:after="100"/>
     </w:pPr>
   </w:style>
-  <w:style w:type="paragraph" w:styleId="uMucluc">
+  <w:style w:type="paragraph" w:styleId="TOCHeading">
     <w:name w:val="TOC Heading"/>
-    <w:basedOn w:val="u1"/>
-    <w:next w:val="Binhthng"/>
+    <w:basedOn w:val="Heading1"/>
+    <w:next w:val="Normal"/>
     <w:uiPriority w:val="39"/>
     <w:unhideWhenUsed/>
     <w:qFormat/>
@@ -45244,10 +45321,10 @@
       <w14:ligatures w14:val="none"/>
     </w:rPr>
   </w:style>
-  <w:style w:type="paragraph" w:styleId="Chuthich">
+  <w:style w:type="paragraph" w:styleId="Caption">
     <w:name w:val="caption"/>
-    <w:basedOn w:val="Binhthng"/>
-    <w:next w:val="Binhthng"/>
+    <w:basedOn w:val="Normal"/>
+    <w:next w:val="Normal"/>
     <w:autoRedefine/>
     <w:uiPriority w:val="35"/>
     <w:unhideWhenUsed/>
@@ -45266,10 +45343,10 @@
       <w:lang w:val="en-US"/>
     </w:rPr>
   </w:style>
-  <w:style w:type="paragraph" w:styleId="Mucluc2">
+  <w:style w:type="paragraph" w:styleId="TOC2">
     <w:name w:val="toc 2"/>
-    <w:basedOn w:val="Binhthng"/>
-    <w:next w:val="Binhthng"/>
+    <w:basedOn w:val="Normal"/>
+    <w:next w:val="Normal"/>
     <w:autoRedefine/>
     <w:uiPriority w:val="39"/>
     <w:unhideWhenUsed/>
@@ -45279,10 +45356,10 @@
       <w:ind w:left="240"/>
     </w:pPr>
   </w:style>
-  <w:style w:type="paragraph" w:styleId="Mucluc3">
+  <w:style w:type="paragraph" w:styleId="TOC3">
     <w:name w:val="toc 3"/>
-    <w:basedOn w:val="Binhthng"/>
-    <w:next w:val="Binhthng"/>
+    <w:basedOn w:val="Normal"/>
+    <w:next w:val="Normal"/>
     <w:autoRedefine/>
     <w:uiPriority w:val="39"/>
     <w:unhideWhenUsed/>
@@ -45292,10 +45369,10 @@
       <w:ind w:left="480"/>
     </w:pPr>
   </w:style>
-  <w:style w:type="paragraph" w:styleId="Banghinhminhhoa">
+  <w:style w:type="paragraph" w:styleId="TableofFigures">
     <w:name w:val="table of figures"/>
-    <w:basedOn w:val="Binhthng"/>
-    <w:next w:val="Binhthng"/>
+    <w:basedOn w:val="Normal"/>
+    <w:next w:val="Normal"/>
     <w:uiPriority w:val="99"/>
     <w:unhideWhenUsed/>
     <w:rsid w:val="000D20CC"/>
@@ -45303,9 +45380,9 @@
       <w:spacing w:after="0"/>
     </w:pPr>
   </w:style>
-  <w:style w:type="character" w:styleId="VnbanChdanhsn">
+  <w:style w:type="character" w:styleId="PlaceholderText">
     <w:name w:val="Placeholder Text"/>
-    <w:basedOn w:val="Phngmcinhcuaoanvn"/>
+    <w:basedOn w:val="DefaultParagraphFont"/>
     <w:uiPriority w:val="99"/>
     <w:semiHidden/>
     <w:rsid w:val="00C95893"/>
@@ -45313,9 +45390,9 @@
       <w:color w:val="666666"/>
     </w:rPr>
   </w:style>
-  <w:style w:type="paragraph" w:styleId="ThngthngWeb">
+  <w:style w:type="paragraph" w:styleId="NormalWeb">
     <w:name w:val="Normal (Web)"/>
-    <w:basedOn w:val="Binhthng"/>
+    <w:basedOn w:val="Normal"/>
     <w:uiPriority w:val="99"/>
     <w:unhideWhenUsed/>
     <w:rsid w:val="00030AA8"/>
@@ -45330,9 +45407,9 @@
       <w14:ligatures w14:val="none"/>
     </w:rPr>
   </w:style>
-  <w:style w:type="character" w:styleId="Nhnmanh">
+  <w:style w:type="character" w:styleId="Emphasis">
     <w:name w:val="Emphasis"/>
-    <w:basedOn w:val="Phngmcinhcuaoanvn"/>
+    <w:basedOn w:val="DefaultParagraphFont"/>
     <w:uiPriority w:val="20"/>
     <w:qFormat/>
     <w:rsid w:val="00030AA8"/>
@@ -45343,7 +45420,7 @@
   </w:style>
   <w:style w:type="character" w:styleId="FollowedHyperlink">
     <w:name w:val="FollowedHyperlink"/>
-    <w:basedOn w:val="Phngmcinhcuaoanvn"/>
+    <w:basedOn w:val="DefaultParagraphFont"/>
     <w:uiPriority w:val="99"/>
     <w:semiHidden/>
     <w:unhideWhenUsed/>
@@ -45353,15 +45430,15 @@
       <w:u w:val="single"/>
     </w:rPr>
   </w:style>
-  <w:style w:type="paragraph" w:styleId="DanhmucTailiuThamkhao">
+  <w:style w:type="paragraph" w:styleId="Bibliography">
     <w:name w:val="Bibliography"/>
-    <w:basedOn w:val="Binhthng"/>
-    <w:next w:val="Binhthng"/>
+    <w:basedOn w:val="Normal"/>
+    <w:next w:val="Normal"/>
     <w:uiPriority w:val="37"/>
     <w:unhideWhenUsed/>
     <w:rsid w:val="00F73339"/>
   </w:style>
-  <w:style w:type="paragraph" w:styleId="KhngDncch">
+  <w:style w:type="paragraph" w:styleId="NoSpacing">
     <w:name w:val="No Spacing"/>
     <w:uiPriority w:val="1"/>
     <w:qFormat/>
@@ -45371,9 +45448,9 @@
       <w:jc w:val="both"/>
     </w:pPr>
   </w:style>
-  <w:style w:type="character" w:styleId="Manh">
+  <w:style w:type="character" w:styleId="Strong">
     <w:name w:val="Strong"/>
-    <w:basedOn w:val="Phngmcinhcuaoanvn"/>
+    <w:basedOn w:val="DefaultParagraphFont"/>
     <w:uiPriority w:val="22"/>
     <w:qFormat/>
     <w:rsid w:val="00896E56"/>
